--- a/docs/intake/Questionnaire_Contexte_EBIOS_RM.docx
+++ b/docs/intake/Questionnaire_Contexte_EBIOS_RM.docx
@@ -2,7 +2,7 @@
 <file path=word/document.xml><?xml version="1.0" encoding="utf-8"?>
 <w:document xmlns:w="http://schemas.openxmlformats.org/wordprocessingml/2006/main" xmlns:m="http://schemas.openxmlformats.org/officeDocument/2006/math" xmlns:r="http://schemas.openxmlformats.org/officeDocument/2006/relationships" xmlns:o="urn:schemas-microsoft-com:office:office" xmlns:v="urn:schemas-microsoft-com:vml" xmlns:w10="urn:schemas-microsoft-com:office:word" xmlns:a="http://schemas.openxmlformats.org/drawingml/2006/main" xmlns:pic="http://schemas.openxmlformats.org/drawingml/2006/picture" xmlns:wp="http://schemas.openxmlformats.org/drawingml/2006/wordprocessingDrawing">
   <w:body>
-    <w:bookmarkStart w:id="88" w:name="X7c13bcce75c5f5a1d189c500c49784275debb02"/>
+    <w:bookmarkStart w:id="100" w:name="X7c13bcce75c5f5a1d189c500c49784275debb02"/>
     <w:p>
       <w:pPr>
         <w:pStyle w:val="Heading1"/>
@@ -248,7 +248,7 @@
         </w:pict>
       </w:r>
     </w:p>
-    <w:bookmarkStart w:id="17" w:name="identité-et-gouvernance-de-lorganisation"/>
+    <w:bookmarkStart w:id="18" w:name="identité-et-gouvernance-de-lorganisation"/>
     <w:p>
       <w:pPr>
         <w:pStyle w:val="Heading2"/>
@@ -1061,14 +1061,13 @@
       </w:r>
     </w:p>
     <w:bookmarkEnd w:id="16"/>
-    <w:bookmarkEnd w:id="17"/>
-    <w:bookmarkStart w:id="23" w:name="périmètre-et-objectifs-de-laudit"/>
-    <w:p>
-      <w:pPr>
-        <w:pStyle w:val="Heading2"/>
-      </w:pPr>
-      <w:r>
-        <w:t xml:space="preserve">2. Périmètre et objectifs de l’audit</w:t>
+    <w:bookmarkStart w:id="17" w:name="X2dace44ed70306d7381a2ffcc80ed5fe4f88a9c"/>
+    <w:p>
+      <w:pPr>
+        <w:pStyle w:val="Heading3"/>
+      </w:pPr>
+      <w:r>
+        <w:t xml:space="preserve">Avez-vous déjà formalisé une analyse de risques, et qui l’a validée ?</w:t>
       </w:r>
     </w:p>
     <w:p>
@@ -1076,27 +1075,6 @@
         <w:pStyle w:val="FirstParagraph"/>
       </w:pPr>
       <w:r>
-        <w:rPr>
-          <w:i/>
-          <w:iCs/>
-        </w:rPr>
-        <w:t xml:space="preserve">Ici nous délimitons précisément ce qui est étudié et pourquoi.</w:t>
-      </w:r>
-    </w:p>
-    <w:bookmarkStart w:id="18" w:name="quels-sont-vos-objectifs-pour-cet-audit"/>
-    <w:p>
-      <w:pPr>
-        <w:pStyle w:val="Heading3"/>
-      </w:pPr>
-      <w:r>
-        <w:t xml:space="preserve">Quels sont vos objectifs pour cet audit ?</w:t>
-      </w:r>
-    </w:p>
-    <w:p>
-      <w:pPr>
-        <w:pStyle w:val="FirstParagraph"/>
-      </w:pPr>
-      <w:r>
         <w:t xml:space="preserve">🔹</w:t>
       </w:r>
       <w:r>
@@ -1113,7 +1091,7 @@
         <w:t xml:space="preserve"> </w:t>
       </w:r>
       <w:r>
-        <w:t xml:space="preserve">Ce que vous attendez concrètement : obtenir une certification, répondre à une exigence d’un client, réduire un risque connu, préparer une mise en conformité…</w:t>
+        <w:t xml:space="preserve">Un document qui recense vos risques, les décisions prises et par qui elles ont été approuvées. C’est ce qui permet de démontrer que la sécurité est pilotée et non subie. Précisez la date de la dernière mise à jour.</w:t>
       </w:r>
     </w:p>
     <w:p>
@@ -1131,13 +1109,13 @@
           <w:i/>
           <w:iCs/>
         </w:rPr>
-        <w:t xml:space="preserve">Priorité : Critique — indispensable pour démarrer l’étude.</w:t>
-      </w:r>
-      <w:r>
-        <w:t xml:space="preserve"> </w:t>
-      </w:r>
-      <w:r>
-        <w:t xml:space="preserve">Format attendu : Texte libre.</w:t>
+        <w:t xml:space="preserve">Priorité : Important — si vous ne pouvez pas répondre, indiquez pourquoi.</w:t>
+      </w:r>
+      <w:r>
+        <w:t xml:space="preserve"> </w:t>
+      </w:r>
+      <w:r>
+        <w:t xml:space="preserve">Format attendu : Texte.</w:t>
       </w:r>
       <w:r>
         <w:t xml:space="preserve"> </w:t>
@@ -1153,7 +1131,7 @@
           <w:i/>
           <w:iCs/>
         </w:rPr>
-        <w:t xml:space="preserve">Se mettre en conformité et réduire le risque de fuite de données patients</w:t>
+        <w:t xml:space="preserve">Analyse de 2022 validée en comité de direction, non revue depuis</w:t>
       </w:r>
     </w:p>
     <w:p>
@@ -1181,14 +1159,36 @@
         </w:pict>
       </w:r>
     </w:p>
+    <w:bookmarkEnd w:id="17"/>
     <w:bookmarkEnd w:id="18"/>
-    <w:bookmarkStart w:id="19" w:name="X0e254bfe548462ea0e27c80b9e67aac0905dc67"/>
+    <w:bookmarkStart w:id="24" w:name="périmètre-et-objectifs-de-laudit"/>
+    <w:p>
+      <w:pPr>
+        <w:pStyle w:val="Heading2"/>
+      </w:pPr>
+      <w:r>
+        <w:t xml:space="preserve">2. Périmètre et objectifs de l’audit</w:t>
+      </w:r>
+    </w:p>
+    <w:p>
+      <w:pPr>
+        <w:pStyle w:val="FirstParagraph"/>
+      </w:pPr>
+      <w:r>
+        <w:rPr>
+          <w:i/>
+          <w:iCs/>
+        </w:rPr>
+        <w:t xml:space="preserve">Ici nous délimitons précisément ce qui est étudié et pourquoi.</w:t>
+      </w:r>
+    </w:p>
+    <w:bookmarkStart w:id="19" w:name="quels-sont-vos-objectifs-pour-cet-audit"/>
     <w:p>
       <w:pPr>
         <w:pStyle w:val="Heading3"/>
       </w:pPr>
       <w:r>
-        <w:t xml:space="preserve">Quels systèmes / services sont DANS le périmètre ?</w:t>
+        <w:t xml:space="preserve">Quels sont vos objectifs pour cet audit ?</w:t>
       </w:r>
     </w:p>
     <w:p>
@@ -1212,7 +1212,7 @@
         <w:t xml:space="preserve"> </w:t>
       </w:r>
       <w:r>
-        <w:t xml:space="preserve">La liste de ce qui doit être analysé (applications, sites, activités). Tout ce qui n’est pas listé sera considéré hors périmètre.</w:t>
+        <w:t xml:space="preserve">Ce que vous attendez concrètement : obtenir une certification, répondre à une exigence d’un client, réduire un risque connu, préparer une mise en conformité…</w:t>
       </w:r>
     </w:p>
     <w:p>
@@ -1236,7 +1236,7 @@
         <w:t xml:space="preserve"> </w:t>
       </w:r>
       <w:r>
-        <w:t xml:space="preserve">Format attendu : Liste.</w:t>
+        <w:t xml:space="preserve">Format attendu : Texte libre.</w:t>
       </w:r>
       <w:r>
         <w:t xml:space="preserve"> </w:t>
@@ -1252,7 +1252,7 @@
           <w:i/>
           <w:iCs/>
         </w:rPr>
-        <w:t xml:space="preserve">SIH, imagerie, messagerie, accès distant des médecins</w:t>
+        <w:t xml:space="preserve">Se mettre en conformité et réduire le risque de fuite de données patients</w:t>
       </w:r>
     </w:p>
     <w:p>
@@ -1281,13 +1281,13 @@
       </w:r>
     </w:p>
     <w:bookmarkEnd w:id="19"/>
-    <w:bookmarkStart w:id="20" w:name="Xd0b88fdabe173fb73a8803307131cab8573974d"/>
+    <w:bookmarkStart w:id="20" w:name="X0e254bfe548462ea0e27c80b9e67aac0905dc67"/>
     <w:p>
       <w:pPr>
         <w:pStyle w:val="Heading3"/>
       </w:pPr>
       <w:r>
-        <w:t xml:space="preserve">Quels systèmes / services sont explicitement HORS périmètre ?</w:t>
+        <w:t xml:space="preserve">Quels systèmes / services sont DANS le périmètre ?</w:t>
       </w:r>
     </w:p>
     <w:p>
@@ -1311,7 +1311,7 @@
         <w:t xml:space="preserve"> </w:t>
       </w:r>
       <w:r>
-        <w:t xml:space="preserve">Ce que vous souhaitez volontairement exclure de l’étude, et si possible pourquoi. Une exclusion doit être un choix conscient, jamais un oubli.</w:t>
+        <w:t xml:space="preserve">La liste de ce qui doit être analysé (applications, sites, activités). Tout ce qui n’est pas listé sera considéré hors périmètre.</w:t>
       </w:r>
     </w:p>
     <w:p>
@@ -1329,13 +1329,13 @@
           <w:i/>
           <w:iCs/>
         </w:rPr>
-        <w:t xml:space="preserve">Priorité : Important — si vous ne pouvez pas répondre, indiquez pourquoi.</w:t>
-      </w:r>
-      <w:r>
-        <w:t xml:space="preserve"> </w:t>
-      </w:r>
-      <w:r>
-        <w:t xml:space="preserve">Format attendu : Liste + justification.</w:t>
+        <w:t xml:space="preserve">Priorité : Critique — indispensable pour démarrer l’étude.</w:t>
+      </w:r>
+      <w:r>
+        <w:t xml:space="preserve"> </w:t>
+      </w:r>
+      <w:r>
+        <w:t xml:space="preserve">Format attendu : Liste.</w:t>
       </w:r>
       <w:r>
         <w:t xml:space="preserve"> </w:t>
@@ -1351,7 +1351,7 @@
           <w:i/>
           <w:iCs/>
         </w:rPr>
-        <w:t xml:space="preserve">La billetterie de la cafétéria (sans donnée sensible)</w:t>
+        <w:t xml:space="preserve">SIH, imagerie, messagerie, accès distant des médecins</w:t>
       </w:r>
     </w:p>
     <w:p>
@@ -1380,13 +1380,13 @@
       </w:r>
     </w:p>
     <w:bookmarkEnd w:id="20"/>
-    <w:bookmarkStart w:id="21" w:name="X4668219e5e38a5195c1d2c712d3d82eb1fbb85d"/>
+    <w:bookmarkStart w:id="21" w:name="Xd0b88fdabe173fb73a8803307131cab8573974d"/>
     <w:p>
       <w:pPr>
         <w:pStyle w:val="Heading3"/>
       </w:pPr>
       <w:r>
-        <w:t xml:space="preserve">Qui commandite l’audit et qui décidera in fine ?</w:t>
+        <w:t xml:space="preserve">Quels systèmes / services sont explicitement HORS périmètre ?</w:t>
       </w:r>
     </w:p>
     <w:p>
@@ -1410,7 +1410,7 @@
         <w:t xml:space="preserve"> </w:t>
       </w:r>
       <w:r>
-        <w:t xml:space="preserve">La ou les personnes qui portent le projet et qui approuveront les conclusions (direction, comité, sponsor). L’audit assiste la décision, mais la décision reste humaine.</w:t>
+        <w:t xml:space="preserve">Ce que vous souhaitez volontairement exclure de l’étude, et si possible pourquoi. Une exclusion doit être un choix conscient, jamais un oubli.</w:t>
       </w:r>
     </w:p>
     <w:p>
@@ -1434,7 +1434,7 @@
         <w:t xml:space="preserve"> </w:t>
       </w:r>
       <w:r>
-        <w:t xml:space="preserve">Format attendu : Texte.</w:t>
+        <w:t xml:space="preserve">Format attendu : Liste + justification.</w:t>
       </w:r>
       <w:r>
         <w:t xml:space="preserve"> </w:t>
@@ -1450,7 +1450,7 @@
           <w:i/>
           <w:iCs/>
         </w:rPr>
-        <w:t xml:space="preserve">La Direction Générale et le Directeur des Systèmes d’Information</w:t>
+        <w:t xml:space="preserve">La billetterie de la cafétéria (sans donnée sensible)</w:t>
       </w:r>
     </w:p>
     <w:p>
@@ -1479,13 +1479,13 @@
       </w:r>
     </w:p>
     <w:bookmarkEnd w:id="21"/>
-    <w:bookmarkStart w:id="22" w:name="Xaca70367b5e36b1e2002e67ee3058a211ca81ce"/>
+    <w:bookmarkStart w:id="22" w:name="X4668219e5e38a5195c1d2c712d3d82eb1fbb85d"/>
     <w:p>
       <w:pPr>
         <w:pStyle w:val="Heading3"/>
       </w:pPr>
       <w:r>
-        <w:t xml:space="preserve">Existe-t-il des contraintes de calendrier ou d’échéance ?</w:t>
+        <w:t xml:space="preserve">Qui commandite l’audit et qui décidera in fine ?</w:t>
       </w:r>
     </w:p>
     <w:p>
@@ -1509,7 +1509,7 @@
         <w:t xml:space="preserve"> </w:t>
       </w:r>
       <w:r>
-        <w:t xml:space="preserve">Une date butoir (audit client, renouvellement de certification, échéance réglementaire) qui structure le planning.</w:t>
+        <w:t xml:space="preserve">La ou les personnes qui portent le projet et qui approuveront les conclusions (direction, comité, sponsor). L’audit assiste la décision, mais la décision reste humaine.</w:t>
       </w:r>
     </w:p>
     <w:p>
@@ -1549,7 +1549,7 @@
           <w:i/>
           <w:iCs/>
         </w:rPr>
-        <w:t xml:space="preserve">Certification HDS à renouveler en mars prochain</w:t>
+        <w:t xml:space="preserve">La Direction Générale et le Directeur des Systèmes d’Information</w:t>
       </w:r>
     </w:p>
     <w:p>
@@ -1578,14 +1578,13 @@
       </w:r>
     </w:p>
     <w:bookmarkEnd w:id="22"/>
-    <w:bookmarkEnd w:id="23"/>
-    <w:bookmarkStart w:id="28" w:name="contexte-métier-et-valeurs-essentielles"/>
-    <w:p>
-      <w:pPr>
-        <w:pStyle w:val="Heading2"/>
-      </w:pPr>
-      <w:r>
-        <w:t xml:space="preserve">3. Contexte métier et valeurs essentielles</w:t>
+    <w:bookmarkStart w:id="23" w:name="Xaca70367b5e36b1e2002e67ee3058a211ca81ce"/>
+    <w:p>
+      <w:pPr>
+        <w:pStyle w:val="Heading3"/>
+      </w:pPr>
+      <w:r>
+        <w:t xml:space="preserve">Existe-t-il des contraintes de calendrier ou d’échéance ?</w:t>
       </w:r>
     </w:p>
     <w:p>
@@ -1593,27 +1592,6 @@
         <w:pStyle w:val="FirstParagraph"/>
       </w:pPr>
       <w:r>
-        <w:rPr>
-          <w:i/>
-          <w:iCs/>
-        </w:rPr>
-        <w:t xml:space="preserve">Cette partie identifie ce qui est vital pour votre organisation — le cœur de l’analyse EBIOS RM. Répondez du point de vue métier, pas informatique.</w:t>
-      </w:r>
-    </w:p>
-    <w:bookmarkStart w:id="24" w:name="X8b65bb55c267e20f0d07cfa69692b0c1a296e42"/>
-    <w:p>
-      <w:pPr>
-        <w:pStyle w:val="Heading3"/>
-      </w:pPr>
-      <w:r>
-        <w:t xml:space="preserve">Quels sont vos processus métier critiques ?</w:t>
-      </w:r>
-    </w:p>
-    <w:p>
-      <w:pPr>
-        <w:pStyle w:val="FirstParagraph"/>
-      </w:pPr>
-      <w:r>
         <w:t xml:space="preserve">🔹</w:t>
       </w:r>
       <w:r>
@@ -1630,19 +1608,7 @@
         <w:t xml:space="preserve"> </w:t>
       </w:r>
       <w:r>
-        <w:t xml:space="preserve">Les activités sans lesquelles l’organisation ne peut pas fonctionner. Pensez : « si cela s’arrête, nous sommes bloqués ». Ce sont les futurs</w:t>
-      </w:r>
-      <w:r>
-        <w:t xml:space="preserve"> </w:t>
-      </w:r>
-      <w:r>
-        <w:t xml:space="preserve">‘biens essentiels’</w:t>
-      </w:r>
-      <w:r>
-        <w:t xml:space="preserve"> </w:t>
-      </w:r>
-      <w:r>
-        <w:t xml:space="preserve">de l’étude.</w:t>
+        <w:t xml:space="preserve">Une date butoir (audit client, renouvellement de certification, échéance réglementaire) qui structure le planning.</w:t>
       </w:r>
     </w:p>
     <w:p>
@@ -1660,13 +1626,13 @@
           <w:i/>
           <w:iCs/>
         </w:rPr>
-        <w:t xml:space="preserve">Priorité : Critique — indispensable pour démarrer l’étude.</w:t>
-      </w:r>
-      <w:r>
-        <w:t xml:space="preserve"> </w:t>
-      </w:r>
-      <w:r>
-        <w:t xml:space="preserve">Format attendu : Liste.</w:t>
+        <w:t xml:space="preserve">Priorité : Important — si vous ne pouvez pas répondre, indiquez pourquoi.</w:t>
+      </w:r>
+      <w:r>
+        <w:t xml:space="preserve"> </w:t>
+      </w:r>
+      <w:r>
+        <w:t xml:space="preserve">Format attendu : Texte.</w:t>
       </w:r>
       <w:r>
         <w:t xml:space="preserve"> </w:t>
@@ -1682,7 +1648,7 @@
           <w:i/>
           <w:iCs/>
         </w:rPr>
-        <w:t xml:space="preserve">Prise en charge des patients, gestion du dossier médical, imagerie</w:t>
+        <w:t xml:space="preserve">Certification HDS à renouveler en mars prochain</w:t>
       </w:r>
     </w:p>
     <w:p>
@@ -1710,14 +1676,36 @@
         </w:pict>
       </w:r>
     </w:p>
+    <w:bookmarkEnd w:id="23"/>
     <w:bookmarkEnd w:id="24"/>
-    <w:bookmarkStart w:id="25" w:name="X90582a68d5c5eb9110b4903486e0955e8aad4ff"/>
+    <w:bookmarkStart w:id="31" w:name="contexte-métier-et-valeurs-essentielles"/>
+    <w:p>
+      <w:pPr>
+        <w:pStyle w:val="Heading2"/>
+      </w:pPr>
+      <w:r>
+        <w:t xml:space="preserve">3. Contexte métier et valeurs essentielles</w:t>
+      </w:r>
+    </w:p>
+    <w:p>
+      <w:pPr>
+        <w:pStyle w:val="FirstParagraph"/>
+      </w:pPr>
+      <w:r>
+        <w:rPr>
+          <w:i/>
+          <w:iCs/>
+        </w:rPr>
+        <w:t xml:space="preserve">Cette partie identifie ce qui est vital pour votre organisation — le cœur de l’analyse EBIOS RM. Répondez du point de vue métier, pas informatique.</w:t>
+      </w:r>
+    </w:p>
+    <w:bookmarkStart w:id="25" w:name="X8b65bb55c267e20f0d07cfa69692b0c1a296e42"/>
     <w:p>
       <w:pPr>
         <w:pStyle w:val="Heading3"/>
       </w:pPr>
       <w:r>
-        <w:t xml:space="preserve">Quelles informations sont les plus sensibles / précieuses ?</w:t>
+        <w:t xml:space="preserve">Quels sont vos processus métier critiques ?</w:t>
       </w:r>
     </w:p>
     <w:p>
@@ -1741,7 +1729,19 @@
         <w:t xml:space="preserve"> </w:t>
       </w:r>
       <w:r>
-        <w:t xml:space="preserve">Les données dont la fuite, la perte ou l’altération serait grave (données clients, secrets de fabrication, données de santé, données financières).</w:t>
+        <w:t xml:space="preserve">Les activités sans lesquelles l’organisation ne peut pas fonctionner. Pensez : « si cela s’arrête, nous sommes bloqués ». Ce sont les futurs</w:t>
+      </w:r>
+      <w:r>
+        <w:t xml:space="preserve"> </w:t>
+      </w:r>
+      <w:r>
+        <w:t xml:space="preserve">‘biens essentiels’</w:t>
+      </w:r>
+      <w:r>
+        <w:t xml:space="preserve"> </w:t>
+      </w:r>
+      <w:r>
+        <w:t xml:space="preserve">de l’étude.</w:t>
       </w:r>
     </w:p>
     <w:p>
@@ -1781,7 +1781,7 @@
           <w:i/>
           <w:iCs/>
         </w:rPr>
-        <w:t xml:space="preserve">Dossiers médicaux, résultats d’examens, données RH</w:t>
+        <w:t xml:space="preserve">Prise en charge des patients, gestion du dossier médical, imagerie</w:t>
       </w:r>
     </w:p>
     <w:p>
@@ -1810,13 +1810,13 @@
       </w:r>
     </w:p>
     <w:bookmarkEnd w:id="25"/>
-    <w:bookmarkStart w:id="26" w:name="Xa12543248385edeff3de5a30e82ec7da714c5b6"/>
+    <w:bookmarkStart w:id="26" w:name="X90582a68d5c5eb9110b4903486e0955e8aad4ff"/>
     <w:p>
       <w:pPr>
         <w:pStyle w:val="Heading3"/>
       </w:pPr>
       <w:r>
-        <w:t xml:space="preserve">Que se passerait-il si votre activité s’arrêtait une journée ?</w:t>
+        <w:t xml:space="preserve">Quelles informations sont les plus sensibles / précieuses ?</w:t>
       </w:r>
     </w:p>
     <w:p>
@@ -1840,7 +1840,7 @@
         <w:t xml:space="preserve"> </w:t>
       </w:r>
       <w:r>
-        <w:t xml:space="preserve">Décrivez les conséquences concrètes d’une interruption (sécurité des personnes, pertes financières, atteinte à l’image, conséquences légales). Cela nourrit la gravité des événements redoutés.</w:t>
+        <w:t xml:space="preserve">Les données dont la fuite, la perte ou l’altération serait grave (données clients, secrets de fabrication, données de santé, données financières).</w:t>
       </w:r>
     </w:p>
     <w:p>
@@ -1864,7 +1864,7 @@
         <w:t xml:space="preserve"> </w:t>
       </w:r>
       <w:r>
-        <w:t xml:space="preserve">Format attendu : Texte libre.</w:t>
+        <w:t xml:space="preserve">Format attendu : Liste.</w:t>
       </w:r>
       <w:r>
         <w:t xml:space="preserve"> </w:t>
@@ -1880,7 +1880,7 @@
           <w:i/>
           <w:iCs/>
         </w:rPr>
-        <w:t xml:space="preserve">Report de soins, risque pour les patients, perte de revenus, atteinte à la réputation</w:t>
+        <w:t xml:space="preserve">Dossiers médicaux, résultats d’examens, données RH</w:t>
       </w:r>
     </w:p>
     <w:p>
@@ -1909,13 +1909,13 @@
       </w:r>
     </w:p>
     <w:bookmarkEnd w:id="26"/>
-    <w:bookmarkStart w:id="27" w:name="Xf08ab0f6ee83bd6aa008f2e1fc46c89653ba541"/>
+    <w:bookmarkStart w:id="27" w:name="Xa12543248385edeff3de5a30e82ec7da714c5b6"/>
     <w:p>
       <w:pPr>
         <w:pStyle w:val="Heading3"/>
       </w:pPr>
       <w:r>
-        <w:t xml:space="preserve">Avez-vous des obligations de service ou contractuelles fortes ?</w:t>
+        <w:t xml:space="preserve">Que se passerait-il si votre activité s’arrêtait une journée ?</w:t>
       </w:r>
     </w:p>
     <w:p>
@@ -1939,7 +1939,7 @@
         <w:t xml:space="preserve"> </w:t>
       </w:r>
       <w:r>
-        <w:t xml:space="preserve">Des engagements envers vos clients ou l’État (continuité de service, délais, disponibilité garantie) que la sécurité doit préserver.</w:t>
+        <w:t xml:space="preserve">Décrivez les conséquences concrètes d’une INTERRUPTION (sécurité des personnes, pertes financières, atteinte à l’image, conséquences légales). Précisez à partir de quelle durée les conséquences changent de nature. Cela nourrit la gravité des événements redoutés.</w:t>
       </w:r>
     </w:p>
     <w:p>
@@ -1957,13 +1957,13 @@
           <w:i/>
           <w:iCs/>
         </w:rPr>
-        <w:t xml:space="preserve">Priorité : Important — si vous ne pouvez pas répondre, indiquez pourquoi.</w:t>
-      </w:r>
-      <w:r>
-        <w:t xml:space="preserve"> </w:t>
-      </w:r>
-      <w:r>
-        <w:t xml:space="preserve">Format attendu : Texte.</w:t>
+        <w:t xml:space="preserve">Priorité : Critique — indispensable pour démarrer l’étude.</w:t>
+      </w:r>
+      <w:r>
+        <w:t xml:space="preserve"> </w:t>
+      </w:r>
+      <w:r>
+        <w:t xml:space="preserve">Format attendu : Texte libre.</w:t>
       </w:r>
       <w:r>
         <w:t xml:space="preserve"> </w:t>
@@ -1979,7 +1979,7 @@
           <w:i/>
           <w:iCs/>
         </w:rPr>
-        <w:t xml:space="preserve">Continuité des soins 24/7, engagements de disponibilité envers l’ARS</w:t>
+        <w:t xml:space="preserve">Report de soins, risque pour les patients, perte de revenus, atteinte à la réputation</w:t>
       </w:r>
     </w:p>
     <w:p>
@@ -2008,14 +2008,13 @@
       </w:r>
     </w:p>
     <w:bookmarkEnd w:id="27"/>
-    <w:bookmarkEnd w:id="28"/>
-    <w:bookmarkStart w:id="34" w:name="cartographie-du-système-dinformation"/>
-    <w:p>
-      <w:pPr>
-        <w:pStyle w:val="Heading2"/>
-      </w:pPr>
-      <w:r>
-        <w:t xml:space="preserve">4. Cartographie du système d’information</w:t>
+    <w:bookmarkStart w:id="28" w:name="Xcd816b350905ad82eee6bfff30ecf38fe9df969"/>
+    <w:p>
+      <w:pPr>
+        <w:pStyle w:val="Heading3"/>
+      </w:pPr>
+      <w:r>
+        <w:t xml:space="preserve">Que se passerait-il si vos informations sensibles étaient divulguées ?</w:t>
       </w:r>
     </w:p>
     <w:p>
@@ -2023,27 +2022,6 @@
         <w:pStyle w:val="FirstParagraph"/>
       </w:pPr>
       <w:r>
-        <w:rPr>
-          <w:i/>
-          <w:iCs/>
-        </w:rPr>
-        <w:t xml:space="preserve">Une vue d’ensemble de votre informatique. Restez simple : nous approfondirons si besoin.</w:t>
-      </w:r>
-    </w:p>
-    <w:bookmarkStart w:id="29" w:name="Xa3513ea6b755b26b0f680585ede9d0f5443c5b3"/>
-    <w:p>
-      <w:pPr>
-        <w:pStyle w:val="Heading3"/>
-      </w:pPr>
-      <w:r>
-        <w:t xml:space="preserve">Décrivez globalement votre système d’information.</w:t>
-      </w:r>
-    </w:p>
-    <w:p>
-      <w:pPr>
-        <w:pStyle w:val="FirstParagraph"/>
-      </w:pPr>
-      <w:r>
         <w:t xml:space="preserve">🔹</w:t>
       </w:r>
       <w:r>
@@ -2060,7 +2038,7 @@
         <w:t xml:space="preserve"> </w:t>
       </w:r>
       <w:r>
-        <w:t xml:space="preserve">Un résumé libre : vos principales applications, où elles tournent, comment les gens travaillent. Comme si vous l’expliquiez à un nouveau collègue.</w:t>
+        <w:t xml:space="preserve">Une FUITE n’a pas les mêmes conséquences qu’une panne : imaginez vos informations les plus sensibles rendues publiques ou vendues. Qui serait lésé, quelles obligations légales s’appliqueraient, quel serait le préjudice pour les personnes concernées ?</w:t>
       </w:r>
     </w:p>
     <w:p>
@@ -2100,7 +2078,7 @@
           <w:i/>
           <w:iCs/>
         </w:rPr>
-        <w:t xml:space="preserve">SIH central, messagerie Microsoft 365, imagerie PACS, postes Windows</w:t>
+        <w:t xml:space="preserve">Atteinte grave à la vie privée des patients, notification CNIL et information des personnes, plaintes et perte de confiance durable</w:t>
       </w:r>
     </w:p>
     <w:p>
@@ -2128,14 +2106,14 @@
         </w:pict>
       </w:r>
     </w:p>
-    <w:bookmarkEnd w:id="29"/>
-    <w:bookmarkStart w:id="30" w:name="X90341014829936337fb37d90278c2dda1300fb5"/>
+    <w:bookmarkEnd w:id="28"/>
+    <w:bookmarkStart w:id="29" w:name="X105426091a7472ad8a48ecfc55be5e7e91c293c"/>
     <w:p>
       <w:pPr>
         <w:pStyle w:val="Heading3"/>
       </w:pPr>
       <w:r>
-        <w:t xml:space="preserve">Quelles sont vos principales applications métier ?</w:t>
+        <w:t xml:space="preserve">Que se passerait-il si vos données étaient modifiées à votre insu ?</w:t>
       </w:r>
     </w:p>
     <w:p>
@@ -2159,7 +2137,7 @@
         <w:t xml:space="preserve"> </w:t>
       </w:r>
       <w:r>
-        <w:t xml:space="preserve">Les logiciels essentiels à votre activité, avec leur rôle (par ex. logiciel de gestion, outil de production, ERP). Précisez s’ils sont internes ou fournis par un éditeur.</w:t>
+        <w:t xml:space="preserve">Une ALTÉRATION est souvent le scénario le plus grave et le moins visible : des données fausses utilisées comme si elles étaient justes. Pensez à une décision prise sur une donnée erronée, ou à une falsification que personne ne détecte.</w:t>
       </w:r>
     </w:p>
     <w:p>
@@ -2177,13 +2155,13 @@
           <w:i/>
           <w:iCs/>
         </w:rPr>
-        <w:t xml:space="preserve">Priorité : Important — si vous ne pouvez pas répondre, indiquez pourquoi.</w:t>
-      </w:r>
-      <w:r>
-        <w:t xml:space="preserve"> </w:t>
-      </w:r>
-      <w:r>
-        <w:t xml:space="preserve">Format attendu : Liste.</w:t>
+        <w:t xml:space="preserve">Priorité : Critique — indispensable pour démarrer l’étude.</w:t>
+      </w:r>
+      <w:r>
+        <w:t xml:space="preserve"> </w:t>
+      </w:r>
+      <w:r>
+        <w:t xml:space="preserve">Format attendu : Texte libre.</w:t>
       </w:r>
       <w:r>
         <w:t xml:space="preserve"> </w:t>
@@ -2199,7 +2177,7 @@
           <w:i/>
           <w:iCs/>
         </w:rPr>
-        <w:t xml:space="preserve">SIH (éditeur X), PACS imagerie (éditeur Y), paie (SaaS)</w:t>
+        <w:t xml:space="preserve">Erreur de prescription sur un dossier falsifié, mise en danger du patient, perte de valeur probante du dossier médical</w:t>
       </w:r>
     </w:p>
     <w:p>
@@ -2227,14 +2205,14 @@
         </w:pict>
       </w:r>
     </w:p>
-    <w:bookmarkEnd w:id="30"/>
-    <w:bookmarkStart w:id="31" w:name="X70bcaeafd01e7d193592b24285f5e016b20b20d"/>
+    <w:bookmarkEnd w:id="29"/>
+    <w:bookmarkStart w:id="30" w:name="Xf08ab0f6ee83bd6aa008f2e1fc46c89653ba541"/>
     <w:p>
       <w:pPr>
         <w:pStyle w:val="Heading3"/>
       </w:pPr>
       <w:r>
-        <w:t xml:space="preserve">Combien de serveurs et de postes de travail environ ?</w:t>
+        <w:t xml:space="preserve">Avez-vous des obligations de service ou contractuelles fortes ?</w:t>
       </w:r>
     </w:p>
     <w:p>
@@ -2258,7 +2236,7 @@
         <w:t xml:space="preserve"> </w:t>
       </w:r>
       <w:r>
-        <w:t xml:space="preserve">Un ordre de grandeur suffit. Cela indique la surface à protéger.</w:t>
+        <w:t xml:space="preserve">Des engagements envers vos clients ou l’État (continuité de service, délais, disponibilité garantie) que la sécurité doit préserver.</w:t>
       </w:r>
     </w:p>
     <w:p>
@@ -2282,7 +2260,7 @@
         <w:t xml:space="preserve"> </w:t>
       </w:r>
       <w:r>
-        <w:t xml:space="preserve">Format attendu : Nombres.</w:t>
+        <w:t xml:space="preserve">Format attendu : Texte.</w:t>
       </w:r>
       <w:r>
         <w:t xml:space="preserve"> </w:t>
@@ -2298,7 +2276,7 @@
           <w:i/>
           <w:iCs/>
         </w:rPr>
-        <w:t xml:space="preserve">~30 serveurs, ~350 postes</w:t>
+        <w:t xml:space="preserve">Continuité des soins 24/7, engagements de disponibilité envers l’ARS</w:t>
       </w:r>
     </w:p>
     <w:p>
@@ -2326,14 +2304,36 @@
         </w:pict>
       </w:r>
     </w:p>
+    <w:bookmarkEnd w:id="30"/>
     <w:bookmarkEnd w:id="31"/>
-    <w:bookmarkStart w:id="32" w:name="Xd728599d80c7decd78a58cc1566e30a3a46bbe4"/>
+    <w:bookmarkStart w:id="39" w:name="cartographie-du-système-dinformation"/>
+    <w:p>
+      <w:pPr>
+        <w:pStyle w:val="Heading2"/>
+      </w:pPr>
+      <w:r>
+        <w:t xml:space="preserve">4. Cartographie du système d’information</w:t>
+      </w:r>
+    </w:p>
+    <w:p>
+      <w:pPr>
+        <w:pStyle w:val="FirstParagraph"/>
+      </w:pPr>
+      <w:r>
+        <w:rPr>
+          <w:i/>
+          <w:iCs/>
+        </w:rPr>
+        <w:t xml:space="preserve">Une vue d’ensemble de votre informatique. Restez simple : nous approfondirons si besoin.</w:t>
+      </w:r>
+    </w:p>
+    <w:bookmarkStart w:id="32" w:name="Xa3513ea6b755b26b0f680585ede9d0f5443c5b3"/>
     <w:p>
       <w:pPr>
         <w:pStyle w:val="Heading3"/>
       </w:pPr>
       <w:r>
-        <w:t xml:space="preserve">Quels systèmes d’exploitation utilisez-vous ?</w:t>
+        <w:t xml:space="preserve">Décrivez globalement votre système d’information.</w:t>
       </w:r>
     </w:p>
     <w:p>
@@ -2357,7 +2357,7 @@
         <w:t xml:space="preserve"> </w:t>
       </w:r>
       <w:r>
-        <w:t xml:space="preserve">Les systèmes de vos postes et serveurs (Windows, Linux, macOS) et leurs versions si vous les connaissez. Des versions anciennes peuvent être vulnérables.</w:t>
+        <w:t xml:space="preserve">Un résumé libre : vos principales applications, où elles tournent, comment les gens travaillent. Comme si vous l’expliquiez à un nouveau collègue.</w:t>
       </w:r>
     </w:p>
     <w:p>
@@ -2375,13 +2375,13 @@
           <w:i/>
           <w:iCs/>
         </w:rPr>
-        <w:t xml:space="preserve">Priorité : Important — si vous ne pouvez pas répondre, indiquez pourquoi.</w:t>
-      </w:r>
-      <w:r>
-        <w:t xml:space="preserve"> </w:t>
-      </w:r>
-      <w:r>
-        <w:t xml:space="preserve">Format attendu : Liste.</w:t>
+        <w:t xml:space="preserve">Priorité : Critique — indispensable pour démarrer l’étude.</w:t>
+      </w:r>
+      <w:r>
+        <w:t xml:space="preserve"> </w:t>
+      </w:r>
+      <w:r>
+        <w:t xml:space="preserve">Format attendu : Texte libre.</w:t>
       </w:r>
       <w:r>
         <w:t xml:space="preserve"> </w:t>
@@ -2397,7 +2397,7 @@
           <w:i/>
           <w:iCs/>
         </w:rPr>
-        <w:t xml:space="preserve">Windows 11 sur les postes, Windows Server 2019, quelques Linux</w:t>
+        <w:t xml:space="preserve">SIH central, messagerie Microsoft 365, imagerie PACS, postes Windows</w:t>
       </w:r>
     </w:p>
     <w:p>
@@ -2426,13 +2426,13 @@
       </w:r>
     </w:p>
     <w:bookmarkEnd w:id="32"/>
-    <w:bookmarkStart w:id="33" w:name="Xafae5185b6c934321775d8104a4c3be9bf63f40"/>
+    <w:bookmarkStart w:id="33" w:name="X90341014829936337fb37d90278c2dda1300fb5"/>
     <w:p>
       <w:pPr>
         <w:pStyle w:val="Heading3"/>
       </w:pPr>
       <w:r>
-        <w:t xml:space="preserve">Utilisez-vous encore des systèmes anciens / non maintenus ?</w:t>
+        <w:t xml:space="preserve">Quelles sont vos principales applications métier ?</w:t>
       </w:r>
     </w:p>
     <w:p>
@@ -2456,7 +2456,7 @@
         <w:t xml:space="preserve"> </w:t>
       </w:r>
       <w:r>
-        <w:t xml:space="preserve">Des logiciels ou machines qui ne reçoivent plus de mises à jour de sécurité (ex. Windows 7, vieux équipements médicaux). Ils sont souvent les points faibles.</w:t>
+        <w:t xml:space="preserve">Les logiciels essentiels à votre activité, avec leur rôle (par ex. logiciel de gestion, outil de production, ERP). Précisez s’ils sont internes ou fournis par un éditeur.</w:t>
       </w:r>
     </w:p>
     <w:p>
@@ -2480,7 +2480,7 @@
         <w:t xml:space="preserve"> </w:t>
       </w:r>
       <w:r>
-        <w:t xml:space="preserve">Format attendu : Texte.</w:t>
+        <w:t xml:space="preserve">Format attendu : Liste.</w:t>
       </w:r>
       <w:r>
         <w:t xml:space="preserve"> </w:t>
@@ -2496,7 +2496,7 @@
           <w:i/>
           <w:iCs/>
         </w:rPr>
-        <w:t xml:space="preserve">Deux échographes sous un ancien Windows non mis à jour</w:t>
+        <w:t xml:space="preserve">SIH (éditeur X), PACS imagerie (éditeur Y), paie (SaaS)</w:t>
       </w:r>
     </w:p>
     <w:p>
@@ -2525,14 +2525,13 @@
       </w:r>
     </w:p>
     <w:bookmarkEnd w:id="33"/>
-    <w:bookmarkEnd w:id="34"/>
-    <w:bookmarkStart w:id="39" w:name="hébergement-et-cloud"/>
-    <w:p>
-      <w:pPr>
-        <w:pStyle w:val="Heading2"/>
-      </w:pPr>
-      <w:r>
-        <w:t xml:space="preserve">5. Hébergement et cloud</w:t>
+    <w:bookmarkStart w:id="34" w:name="X70bcaeafd01e7d193592b24285f5e016b20b20d"/>
+    <w:p>
+      <w:pPr>
+        <w:pStyle w:val="Heading3"/>
+      </w:pPr>
+      <w:r>
+        <w:t xml:space="preserve">Combien de serveurs et de postes de travail environ ?</w:t>
       </w:r>
     </w:p>
     <w:p>
@@ -2540,27 +2539,6 @@
         <w:pStyle w:val="FirstParagraph"/>
       </w:pPr>
       <w:r>
-        <w:rPr>
-          <w:i/>
-          <w:iCs/>
-        </w:rPr>
-        <w:t xml:space="preserve">Où vivent vos données et vos applications.</w:t>
-      </w:r>
-    </w:p>
-    <w:bookmarkStart w:id="35" w:name="Xc1ff5f2b978e073da3f473d7c94d0cf8f9fa737"/>
-    <w:p>
-      <w:pPr>
-        <w:pStyle w:val="Heading3"/>
-      </w:pPr>
-      <w:r>
-        <w:t xml:space="preserve">Comment est hébergé votre système d’information ?</w:t>
-      </w:r>
-    </w:p>
-    <w:p>
-      <w:pPr>
-        <w:pStyle w:val="FirstParagraph"/>
-      </w:pPr>
-      <w:r>
         <w:t xml:space="preserve">🔹</w:t>
       </w:r>
       <w:r>
@@ -2577,7 +2555,7 @@
         <w:t xml:space="preserve"> </w:t>
       </w:r>
       <w:r>
-        <w:t xml:space="preserve">« Sur site » = dans vos locaux ; « cloud » = chez un fournisseur sur Internet ; « hybride » = un mélange des deux.</w:t>
+        <w:t xml:space="preserve">Un ordre de grandeur suffit. Cela indique la surface à protéger.</w:t>
       </w:r>
     </w:p>
     <w:p>
@@ -2595,13 +2573,13 @@
           <w:i/>
           <w:iCs/>
         </w:rPr>
-        <w:t xml:space="preserve">Priorité : Critique — indispensable pour démarrer l’étude.</w:t>
-      </w:r>
-      <w:r>
-        <w:t xml:space="preserve"> </w:t>
-      </w:r>
-      <w:r>
-        <w:t xml:space="preserve">Format attendu : sur_site | cloud | hybride.</w:t>
+        <w:t xml:space="preserve">Priorité : Important — si vous ne pouvez pas répondre, indiquez pourquoi.</w:t>
+      </w:r>
+      <w:r>
+        <w:t xml:space="preserve"> </w:t>
+      </w:r>
+      <w:r>
+        <w:t xml:space="preserve">Format attendu : Nombres.</w:t>
       </w:r>
       <w:r>
         <w:t xml:space="preserve"> </w:t>
@@ -2617,7 +2595,7 @@
           <w:i/>
           <w:iCs/>
         </w:rPr>
-        <w:t xml:space="preserve">hybride</w:t>
+        <w:t xml:space="preserve">~30 serveurs, ~350 postes</w:t>
       </w:r>
     </w:p>
     <w:p>
@@ -2645,14 +2623,14 @@
         </w:pict>
       </w:r>
     </w:p>
-    <w:bookmarkEnd w:id="35"/>
-    <w:bookmarkStart w:id="36" w:name="X5fb0c7a3c70da803a16e88c9639b55c2b0316ab"/>
+    <w:bookmarkEnd w:id="34"/>
+    <w:bookmarkStart w:id="35" w:name="X2f2a3119cd27a87176e2b4a1178bcb39d57bfbb"/>
     <w:p>
       <w:pPr>
         <w:pStyle w:val="Heading3"/>
       </w:pPr>
       <w:r>
-        <w:t xml:space="preserve">Quels fournisseurs cloud et services en ligne utilisez-vous ?</w:t>
+        <w:t xml:space="preserve">Tenez-vous un inventaire de votre matériel et de vos logiciels ?</w:t>
       </w:r>
     </w:p>
     <w:p>
@@ -2676,7 +2654,7 @@
         <w:t xml:space="preserve"> </w:t>
       </w:r>
       <w:r>
-        <w:t xml:space="preserve">Les grands services externes (Microsoft 365, Google, AWS, Azure) et applications en ligne (SaaS) que vous utilisez. Vos données y transitent ou y résident.</w:t>
+        <w:t xml:space="preserve">Différent d’un ordre de grandeur : une liste réellement tenue à jour, où l’on retrouve chaque machine et son responsable. On ne protège pas ce qu’on ne sait pas posséder.</w:t>
       </w:r>
     </w:p>
     <w:p>
@@ -2700,7 +2678,7 @@
         <w:t xml:space="preserve"> </w:t>
       </w:r>
       <w:r>
-        <w:t xml:space="preserve">Format attendu : Liste.</w:t>
+        <w:t xml:space="preserve">Format attendu : Texte.</w:t>
       </w:r>
       <w:r>
         <w:t xml:space="preserve"> </w:t>
@@ -2716,7 +2694,7 @@
           <w:i/>
           <w:iCs/>
         </w:rPr>
-        <w:t xml:space="preserve">Microsoft 365, hébergeur HDS pour le SIH</w:t>
+        <w:t xml:space="preserve">Inventaire GLPI pour les serveurs ; postes suivis dans un tableur, incomplet</w:t>
       </w:r>
     </w:p>
     <w:p>
@@ -2744,14 +2722,14 @@
         </w:pict>
       </w:r>
     </w:p>
-    <w:bookmarkEnd w:id="36"/>
-    <w:bookmarkStart w:id="37" w:name="X33388d6bc454818de7e41ba4c091ec23a390075"/>
+    <w:bookmarkEnd w:id="35"/>
+    <w:bookmarkStart w:id="36" w:name="X2605fa8499088177891ea415776386314d18ba0"/>
     <w:p>
       <w:pPr>
         <w:pStyle w:val="Heading3"/>
       </w:pPr>
       <w:r>
-        <w:t xml:space="preserve">Où sont physiquement stockées vos données ?</w:t>
+        <w:t xml:space="preserve">Développez-vous des logiciels, et comment arrivent-ils en production ?</w:t>
       </w:r>
     </w:p>
     <w:p>
@@ -2775,7 +2753,7 @@
         <w:t xml:space="preserve"> </w:t>
       </w:r>
       <w:r>
-        <w:t xml:space="preserve">Le ou les pays d’hébergement. Un stockage hors Union Européenne peut poser des questions réglementaires (RGPD).</w:t>
+        <w:t xml:space="preserve">Si vous développez ou faites développer une application, décrivez le chemin d’une modification jusqu’à la production : qui valide, quels tests, quels contrôles de sécurité. Répondez « non » si vous n’utilisez que des logiciels du commerce.</w:t>
       </w:r>
     </w:p>
     <w:p>
@@ -2815,7 +2793,7 @@
           <w:i/>
           <w:iCs/>
         </w:rPr>
-        <w:t xml:space="preserve">France (hébergeur certifié HDS)</w:t>
+        <w:t xml:space="preserve">Application interne, déploiement par l’éditeur après recette métier, sans test de sécurité</w:t>
       </w:r>
     </w:p>
     <w:p>
@@ -2843,14 +2821,14 @@
         </w:pict>
       </w:r>
     </w:p>
-    <w:bookmarkEnd w:id="37"/>
-    <w:bookmarkStart w:id="38" w:name="Xd900e0acefcc53abaabb376c7648c9cb5b411f7"/>
+    <w:bookmarkEnd w:id="36"/>
+    <w:bookmarkStart w:id="37" w:name="Xd728599d80c7decd78a58cc1566e30a3a46bbe4"/>
     <w:p>
       <w:pPr>
         <w:pStyle w:val="Heading3"/>
       </w:pPr>
       <w:r>
-        <w:t xml:space="preserve">Vos hébergeurs ont-ils des certifications de sécurité ?</w:t>
+        <w:t xml:space="preserve">Quels systèmes d’exploitation utilisez-vous ?</w:t>
       </w:r>
     </w:p>
     <w:p>
@@ -2874,7 +2852,7 @@
         <w:t xml:space="preserve"> </w:t>
       </w:r>
       <w:r>
-        <w:t xml:space="preserve">Par exemple HDS (hébergeur de données de santé), ISO 27001, SecNumCloud. Ces labels attestent d’un niveau de sécurité de votre prestataire.</w:t>
+        <w:t xml:space="preserve">Les systèmes de vos postes et serveurs (Windows, Linux, macOS) et leurs versions si vous les connaissez. Des versions anciennes peuvent être vulnérables.</w:t>
       </w:r>
     </w:p>
     <w:p>
@@ -2898,7 +2876,7 @@
         <w:t xml:space="preserve"> </w:t>
       </w:r>
       <w:r>
-        <w:t xml:space="preserve">Format attendu : Texte.</w:t>
+        <w:t xml:space="preserve">Format attendu : Liste.</w:t>
       </w:r>
       <w:r>
         <w:t xml:space="preserve"> </w:t>
@@ -2914,7 +2892,7 @@
           <w:i/>
           <w:iCs/>
         </w:rPr>
-        <w:t xml:space="preserve">Hébergeur certifié HDS et ISO 27001</w:t>
+        <w:t xml:space="preserve">Windows 11 sur les postes, Windows Server 2019, quelques Linux</w:t>
       </w:r>
     </w:p>
     <w:p>
@@ -2942,15 +2920,14 @@
         </w:pict>
       </w:r>
     </w:p>
-    <w:bookmarkEnd w:id="38"/>
-    <w:bookmarkEnd w:id="39"/>
-    <w:bookmarkStart w:id="46" w:name="réseau-et-accès-distant"/>
-    <w:p>
-      <w:pPr>
-        <w:pStyle w:val="Heading2"/>
-      </w:pPr>
-      <w:r>
-        <w:t xml:space="preserve">6. Réseau et accès distant</w:t>
+    <w:bookmarkEnd w:id="37"/>
+    <w:bookmarkStart w:id="38" w:name="Xafae5185b6c934321775d8104a4c3be9bf63f40"/>
+    <w:p>
+      <w:pPr>
+        <w:pStyle w:val="Heading3"/>
+      </w:pPr>
+      <w:r>
+        <w:t xml:space="preserve">Utilisez-vous encore des systèmes anciens / non maintenus ?</w:t>
       </w:r>
     </w:p>
     <w:p>
@@ -2958,27 +2935,6 @@
         <w:pStyle w:val="FirstParagraph"/>
       </w:pPr>
       <w:r>
-        <w:rPr>
-          <w:i/>
-          <w:iCs/>
-        </w:rPr>
-        <w:t xml:space="preserve">Comment vos systèmes communiquent entre eux et avec l’extérieur.</w:t>
-      </w:r>
-    </w:p>
-    <w:bookmarkStart w:id="40" w:name="comment-votre-réseau-est-il-organisé"/>
-    <w:p>
-      <w:pPr>
-        <w:pStyle w:val="Heading3"/>
-      </w:pPr>
-      <w:r>
-        <w:t xml:space="preserve">Comment votre réseau est-il organisé ?</w:t>
-      </w:r>
-    </w:p>
-    <w:p>
-      <w:pPr>
-        <w:pStyle w:val="FirstParagraph"/>
-      </w:pPr>
-      <w:r>
         <w:t xml:space="preserve">🔹</w:t>
       </w:r>
       <w:r>
@@ -2995,7 +2951,7 @@
         <w:t xml:space="preserve"> </w:t>
       </w:r>
       <w:r>
-        <w:t xml:space="preserve">Décrivez simplement : un seul réseau à plat, ou des zones séparées (bureautique, serveurs, invités) ? La séparation limite la propagation d’une attaque.</w:t>
+        <w:t xml:space="preserve">Des logiciels ou machines qui ne reçoivent plus de mises à jour de sécurité (ex. Windows 7, vieux équipements médicaux). Ils sont souvent les points faibles.</w:t>
       </w:r>
     </w:p>
     <w:p>
@@ -3035,7 +2991,7 @@
           <w:i/>
           <w:iCs/>
         </w:rPr>
-        <w:t xml:space="preserve">Réseau segmenté : bureautique, serveurs, réseau médical isolé</w:t>
+        <w:t xml:space="preserve">Deux échographes sous un ancien Windows non mis à jour</w:t>
       </w:r>
     </w:p>
     <w:p>
@@ -3063,14 +3019,36 @@
         </w:pict>
       </w:r>
     </w:p>
-    <w:bookmarkEnd w:id="40"/>
-    <w:bookmarkStart w:id="41" w:name="X68eefabea0f439c76c5a51c038b686d8fbc4ddf"/>
+    <w:bookmarkEnd w:id="38"/>
+    <w:bookmarkEnd w:id="39"/>
+    <w:bookmarkStart w:id="44" w:name="hébergement-et-cloud"/>
+    <w:p>
+      <w:pPr>
+        <w:pStyle w:val="Heading2"/>
+      </w:pPr>
+      <w:r>
+        <w:t xml:space="preserve">5. Hébergement et cloud</w:t>
+      </w:r>
+    </w:p>
+    <w:p>
+      <w:pPr>
+        <w:pStyle w:val="FirstParagraph"/>
+      </w:pPr>
+      <w:r>
+        <w:rPr>
+          <w:i/>
+          <w:iCs/>
+        </w:rPr>
+        <w:t xml:space="preserve">Où vivent vos données et vos applications.</w:t>
+      </w:r>
+    </w:p>
+    <w:bookmarkStart w:id="40" w:name="Xc1ff5f2b978e073da3f473d7c94d0cf8f9fa737"/>
     <w:p>
       <w:pPr>
         <w:pStyle w:val="Heading3"/>
       </w:pPr>
       <w:r>
-        <w:t xml:space="preserve">Quels services sont accessibles depuis Internet ?</w:t>
+        <w:t xml:space="preserve">Comment est hébergé votre système d’information ?</w:t>
       </w:r>
     </w:p>
     <w:p>
@@ -3094,7 +3072,7 @@
         <w:t xml:space="preserve"> </w:t>
       </w:r>
       <w:r>
-        <w:t xml:space="preserve">Ce qui est visible de l’extérieur (site web, portail, messagerie, accès distant). Tout ce qui est exposé peut être attaqué.</w:t>
+        <w:t xml:space="preserve">« Sur site » = dans vos locaux ; « cloud » = chez un fournisseur sur Internet ; « hybride » = un mélange des deux.</w:t>
       </w:r>
     </w:p>
     <w:p>
@@ -3112,13 +3090,13 @@
           <w:i/>
           <w:iCs/>
         </w:rPr>
-        <w:t xml:space="preserve">Priorité : Important — si vous ne pouvez pas répondre, indiquez pourquoi.</w:t>
-      </w:r>
-      <w:r>
-        <w:t xml:space="preserve"> </w:t>
-      </w:r>
-      <w:r>
-        <w:t xml:space="preserve">Format attendu : Liste.</w:t>
+        <w:t xml:space="preserve">Priorité : Critique — indispensable pour démarrer l’étude.</w:t>
+      </w:r>
+      <w:r>
+        <w:t xml:space="preserve"> </w:t>
+      </w:r>
+      <w:r>
+        <w:t xml:space="preserve">Format attendu : sur_site | cloud | hybride.</w:t>
       </w:r>
       <w:r>
         <w:t xml:space="preserve"> </w:t>
@@ -3134,7 +3112,7 @@
           <w:i/>
           <w:iCs/>
         </w:rPr>
-        <w:t xml:space="preserve">Portail patient, webmail, VPN</w:t>
+        <w:t xml:space="preserve">hybride</w:t>
       </w:r>
     </w:p>
     <w:p>
@@ -3162,14 +3140,14 @@
         </w:pict>
       </w:r>
     </w:p>
-    <w:bookmarkEnd w:id="41"/>
-    <w:bookmarkStart w:id="42" w:name="le-télétravail-est-il-autorisé"/>
+    <w:bookmarkEnd w:id="40"/>
+    <w:bookmarkStart w:id="41" w:name="X5fb0c7a3c70da803a16e88c9639b55c2b0316ab"/>
     <w:p>
       <w:pPr>
         <w:pStyle w:val="Heading3"/>
       </w:pPr>
       <w:r>
-        <w:t xml:space="preserve">Le télétravail est-il autorisé ?</w:t>
+        <w:t xml:space="preserve">Quels fournisseurs cloud et services en ligne utilisez-vous ?</w:t>
       </w:r>
     </w:p>
     <w:p>
@@ -3193,7 +3171,7 @@
         <w:t xml:space="preserve"> </w:t>
       </w:r>
       <w:r>
-        <w:t xml:space="preserve">Vos collaborateurs se connectent-ils depuis l’extérieur (domicile, déplacement) ?</w:t>
+        <w:t xml:space="preserve">Les grands services externes (Microsoft 365, Google, AWS, Azure) et applications en ligne (SaaS) que vous utilisez. Vos données y transitent ou y résident.</w:t>
       </w:r>
     </w:p>
     <w:p>
@@ -3211,13 +3189,13 @@
           <w:i/>
           <w:iCs/>
         </w:rPr>
-        <w:t xml:space="preserve">Priorité : Critique — indispensable pour démarrer l’étude.</w:t>
-      </w:r>
-      <w:r>
-        <w:t xml:space="preserve"> </w:t>
-      </w:r>
-      <w:r>
-        <w:t xml:space="preserve">Format attendu : Oui / Non.</w:t>
+        <w:t xml:space="preserve">Priorité : Important — si vous ne pouvez pas répondre, indiquez pourquoi.</w:t>
+      </w:r>
+      <w:r>
+        <w:t xml:space="preserve"> </w:t>
+      </w:r>
+      <w:r>
+        <w:t xml:space="preserve">Format attendu : Liste.</w:t>
       </w:r>
       <w:r>
         <w:t xml:space="preserve"> </w:t>
@@ -3233,7 +3211,7 @@
           <w:i/>
           <w:iCs/>
         </w:rPr>
-        <w:t xml:space="preserve">Oui, pour les fonctions administratives et les médecins</w:t>
+        <w:t xml:space="preserve">Microsoft 365, hébergeur HDS pour le SIH</w:t>
       </w:r>
     </w:p>
     <w:p>
@@ -3261,14 +3239,14 @@
         </w:pict>
       </w:r>
     </w:p>
-    <w:bookmarkEnd w:id="42"/>
-    <w:bookmarkStart w:id="43" w:name="X1c28460173825dafa11b1f361b1c2498964b5e9"/>
+    <w:bookmarkEnd w:id="41"/>
+    <w:bookmarkStart w:id="42" w:name="X33388d6bc454818de7e41ba4c091ec23a390075"/>
     <w:p>
       <w:pPr>
         <w:pStyle w:val="Heading3"/>
       </w:pPr>
       <w:r>
-        <w:t xml:space="preserve">Par quels moyens accède-t-on à distance au système ?</w:t>
+        <w:t xml:space="preserve">Où sont physiquement stockées vos données ?</w:t>
       </w:r>
     </w:p>
     <w:p>
@@ -3292,7 +3270,7 @@
         <w:t xml:space="preserve"> </w:t>
       </w:r>
       <w:r>
-        <w:t xml:space="preserve">VPN = tunnel sécurisé ; MFA = double authentification (mot de passe + code) ; VDI = bureau virtuel. Ces moyens protègent les connexions à distance.</w:t>
+        <w:t xml:space="preserve">Le ou les pays d’hébergement. Un stockage hors Union Européenne peut poser des questions réglementaires (RGPD).</w:t>
       </w:r>
     </w:p>
     <w:p>
@@ -3316,7 +3294,7 @@
         <w:t xml:space="preserve"> </w:t>
       </w:r>
       <w:r>
-        <w:t xml:space="preserve">Format attendu : Liste.</w:t>
+        <w:t xml:space="preserve">Format attendu : Texte.</w:t>
       </w:r>
       <w:r>
         <w:t xml:space="preserve"> </w:t>
@@ -3332,7 +3310,7 @@
           <w:i/>
           <w:iCs/>
         </w:rPr>
-        <w:t xml:space="preserve">VPN avec MFA pour les administratifs, VPN simple pour les médecins</w:t>
+        <w:t xml:space="preserve">France (hébergeur certifié HDS)</w:t>
       </w:r>
     </w:p>
     <w:p>
@@ -3360,14 +3338,14 @@
         </w:pict>
       </w:r>
     </w:p>
-    <w:bookmarkEnd w:id="43"/>
-    <w:bookmarkStart w:id="44" w:name="Xd386d34f80f238a32fcf0c0885988acd6852af4"/>
+    <w:bookmarkEnd w:id="42"/>
+    <w:bookmarkStart w:id="43" w:name="Xd900e0acefcc53abaabb376c7648c9cb5b411f7"/>
     <w:p>
       <w:pPr>
         <w:pStyle w:val="Heading3"/>
       </w:pPr>
       <w:r>
-        <w:t xml:space="preserve">Disposez-vous de réseaux Wi-Fi, et sont-ils séparés (invités / interne) ?</w:t>
+        <w:t xml:space="preserve">Vos hébergeurs ont-ils des certifications de sécurité ?</w:t>
       </w:r>
     </w:p>
     <w:p>
@@ -3391,7 +3369,7 @@
         <w:t xml:space="preserve"> </w:t>
       </w:r>
       <w:r>
-        <w:t xml:space="preserve">Un Wi-Fi invité ouvert mais isolé du réseau interne évite qu’un visiteur atteigne vos systèmes sensibles.</w:t>
+        <w:t xml:space="preserve">Par exemple HDS (hébergeur de données de santé), ISO 27001, SecNumCloud. Ces labels attestent d’un niveau de sécurité de votre prestataire.</w:t>
       </w:r>
     </w:p>
     <w:p>
@@ -3431,7 +3409,7 @@
           <w:i/>
           <w:iCs/>
         </w:rPr>
-        <w:t xml:space="preserve">Wi-Fi interne protégé + Wi-Fi invité isolé</w:t>
+        <w:t xml:space="preserve">Hébergeur certifié HDS et ISO 27001</w:t>
       </w:r>
     </w:p>
     <w:p>
@@ -3459,14 +3437,36 @@
         </w:pict>
       </w:r>
     </w:p>
+    <w:bookmarkEnd w:id="43"/>
     <w:bookmarkEnd w:id="44"/>
-    <w:bookmarkStart w:id="45" w:name="Xfa586cbe5411ae2a0ea8d07513345f15b3acbd6"/>
+    <w:bookmarkStart w:id="51" w:name="réseau-et-accès-distant"/>
+    <w:p>
+      <w:pPr>
+        <w:pStyle w:val="Heading2"/>
+      </w:pPr>
+      <w:r>
+        <w:t xml:space="preserve">6. Réseau et accès distant</w:t>
+      </w:r>
+    </w:p>
+    <w:p>
+      <w:pPr>
+        <w:pStyle w:val="FirstParagraph"/>
+      </w:pPr>
+      <w:r>
+        <w:rPr>
+          <w:i/>
+          <w:iCs/>
+        </w:rPr>
+        <w:t xml:space="preserve">Comment vos systèmes communiquent entre eux et avec l’extérieur.</w:t>
+      </w:r>
+    </w:p>
+    <w:bookmarkStart w:id="45" w:name="comment-votre-réseau-est-il-organisé"/>
     <w:p>
       <w:pPr>
         <w:pStyle w:val="Heading3"/>
       </w:pPr>
       <w:r>
-        <w:t xml:space="preserve">Avez-vous des connexions permanentes avec des partenaires ?</w:t>
+        <w:t xml:space="preserve">Comment votre réseau est-il organisé ?</w:t>
       </w:r>
     </w:p>
     <w:p>
@@ -3490,7 +3490,7 @@
         <w:t xml:space="preserve"> </w:t>
       </w:r>
       <w:r>
-        <w:t xml:space="preserve">Des liaisons directes avec des prestataires ou partenaires (télémaintenance, échanges de données). Elles étendent votre surface d’exposition.</w:t>
+        <w:t xml:space="preserve">Décrivez simplement : un seul réseau à plat, ou des zones séparées (bureautique, serveurs, invités) ? La séparation limite la propagation d’une attaque.</w:t>
       </w:r>
     </w:p>
     <w:p>
@@ -3514,7 +3514,7 @@
         <w:t xml:space="preserve"> </w:t>
       </w:r>
       <w:r>
-        <w:t xml:space="preserve">Format attendu : Liste.</w:t>
+        <w:t xml:space="preserve">Format attendu : Texte.</w:t>
       </w:r>
       <w:r>
         <w:t xml:space="preserve"> </w:t>
@@ -3530,7 +3530,7 @@
           <w:i/>
           <w:iCs/>
         </w:rPr>
-        <w:t xml:space="preserve">Liaison de télémaintenance avec l’éditeur du SIH</w:t>
+        <w:t xml:space="preserve">Réseau segmenté : bureautique, serveurs, réseau médical isolé</w:t>
       </w:r>
     </w:p>
     <w:p>
@@ -3559,14 +3559,13 @@
       </w:r>
     </w:p>
     <w:bookmarkEnd w:id="45"/>
-    <w:bookmarkEnd w:id="46"/>
-    <w:bookmarkStart w:id="51" w:name="identités-et-gestion-des-accès"/>
-    <w:p>
-      <w:pPr>
-        <w:pStyle w:val="Heading2"/>
-      </w:pPr>
-      <w:r>
-        <w:t xml:space="preserve">7. Identités et gestion des accès</w:t>
+    <w:bookmarkStart w:id="46" w:name="X68eefabea0f439c76c5a51c038b686d8fbc4ddf"/>
+    <w:p>
+      <w:pPr>
+        <w:pStyle w:val="Heading3"/>
+      </w:pPr>
+      <w:r>
+        <w:t xml:space="preserve">Quels services sont accessibles depuis Internet ?</w:t>
       </w:r>
     </w:p>
     <w:p>
@@ -3574,27 +3573,6 @@
         <w:pStyle w:val="FirstParagraph"/>
       </w:pPr>
       <w:r>
-        <w:rPr>
-          <w:i/>
-          <w:iCs/>
-        </w:rPr>
-        <w:t xml:space="preserve">Comment vous contrôlez qui accède à quoi.</w:t>
-      </w:r>
-    </w:p>
-    <w:bookmarkStart w:id="47" w:name="X55c00256204b90f8d7b2cd140c8d1855481493b"/>
-    <w:p>
-      <w:pPr>
-        <w:pStyle w:val="Heading3"/>
-      </w:pPr>
-      <w:r>
-        <w:t xml:space="preserve">Comment gérez-vous les comptes utilisateurs ?</w:t>
-      </w:r>
-    </w:p>
-    <w:p>
-      <w:pPr>
-        <w:pStyle w:val="FirstParagraph"/>
-      </w:pPr>
-      <w:r>
         <w:t xml:space="preserve">🔹</w:t>
       </w:r>
       <w:r>
@@ -3611,7 +3589,7 @@
         <w:t xml:space="preserve"> </w:t>
       </w:r>
       <w:r>
-        <w:t xml:space="preserve">Avez-vous un annuaire central (ex. Active Directory) ? Comment sont créés, modifiés et surtout supprimés les comptes quand une personne part ?</w:t>
+        <w:t xml:space="preserve">Ce qui est visible de l’extérieur (site web, portail, messagerie, accès distant). Tout ce qui est exposé peut être attaqué.</w:t>
       </w:r>
     </w:p>
     <w:p>
@@ -3635,7 +3613,7 @@
         <w:t xml:space="preserve"> </w:t>
       </w:r>
       <w:r>
-        <w:t xml:space="preserve">Format attendu : Texte.</w:t>
+        <w:t xml:space="preserve">Format attendu : Liste.</w:t>
       </w:r>
       <w:r>
         <w:t xml:space="preserve"> </w:t>
@@ -3651,7 +3629,7 @@
           <w:i/>
           <w:iCs/>
         </w:rPr>
-        <w:t xml:space="preserve">Active Directory ; création/suppression via un processus RH</w:t>
+        <w:t xml:space="preserve">Portail patient, webmail, VPN</w:t>
       </w:r>
     </w:p>
     <w:p>
@@ -3679,14 +3657,14 @@
         </w:pict>
       </w:r>
     </w:p>
-    <w:bookmarkEnd w:id="47"/>
-    <w:bookmarkStart w:id="48" w:name="X256903309cf0b24c900c4905bf0ae3bcb9e767d"/>
+    <w:bookmarkEnd w:id="46"/>
+    <w:bookmarkStart w:id="47" w:name="Xbb292055487ade9d734c373650eb552adcd2ee0"/>
     <w:p>
       <w:pPr>
         <w:pStyle w:val="Heading3"/>
       </w:pPr>
       <w:r>
-        <w:t xml:space="preserve">L’authentification multifacteur (MFA) est-elle en place ?</w:t>
+        <w:t xml:space="preserve">Qui travaille à distance, et depuis quel matériel ?</w:t>
       </w:r>
     </w:p>
     <w:p>
@@ -3710,7 +3688,7 @@
         <w:t xml:space="preserve"> </w:t>
       </w:r>
       <w:r>
-        <w:t xml:space="preserve">La MFA demande une seconde preuve en plus du mot de passe (code sur téléphone, appli, clé). Précisez où elle s’applique (messagerie, VPN, applications sensibles).</w:t>
+        <w:t xml:space="preserve">Quels profils se connectent depuis l’extérieur (domicile, déplacement), et depuis un poste fourni par l’entreprise ou leur propre matériel. Répondez « non » si personne ne travaille à distance.</w:t>
       </w:r>
     </w:p>
     <w:p>
@@ -3750,7 +3728,7 @@
           <w:i/>
           <w:iCs/>
         </w:rPr>
-        <w:t xml:space="preserve">MFA sur la messagerie et le VPN administratif, pas encore sur le SIH</w:t>
+        <w:t xml:space="preserve">Administratifs et médecins, depuis des portables fournis par l’établissement</w:t>
       </w:r>
     </w:p>
     <w:p>
@@ -3778,14 +3756,14 @@
         </w:pict>
       </w:r>
     </w:p>
-    <w:bookmarkEnd w:id="48"/>
-    <w:bookmarkStart w:id="49" w:name="Xba8be2ef78c79bb4eb1dd045a909e2d1d149cba"/>
+    <w:bookmarkEnd w:id="47"/>
+    <w:bookmarkStart w:id="48" w:name="X1c28460173825dafa11b1f361b1c2498964b5e9"/>
     <w:p>
       <w:pPr>
         <w:pStyle w:val="Heading3"/>
       </w:pPr>
       <w:r>
-        <w:t xml:space="preserve">Comment sont gérés les comptes à privilèges (administrateurs) ?</w:t>
+        <w:t xml:space="preserve">Par quels moyens accède-t-on à distance au système ?</w:t>
       </w:r>
     </w:p>
     <w:p>
@@ -3809,7 +3787,7 @@
         <w:t xml:space="preserve"> </w:t>
       </w:r>
       <w:r>
-        <w:t xml:space="preserve">Les comptes « administrateur » ont tous les pouvoirs et sont la cible n°1 des attaquants. Sont-ils limités, nominatifs, surveillés ?</w:t>
+        <w:t xml:space="preserve">VPN = tunnel sécurisé ; MFA = double authentification (mot de passe + code) ; VDI = bureau virtuel. Ces moyens protègent les connexions à distance.</w:t>
       </w:r>
     </w:p>
     <w:p>
@@ -3833,7 +3811,7 @@
         <w:t xml:space="preserve"> </w:t>
       </w:r>
       <w:r>
-        <w:t xml:space="preserve">Format attendu : Texte.</w:t>
+        <w:t xml:space="preserve">Format attendu : Liste.</w:t>
       </w:r>
       <w:r>
         <w:t xml:space="preserve"> </w:t>
@@ -3849,7 +3827,7 @@
           <w:i/>
           <w:iCs/>
         </w:rPr>
-        <w:t xml:space="preserve">Comptes admin nominatifs, mais pas de coffre-fort de mots de passe</w:t>
+        <w:t xml:space="preserve">VPN avec MFA pour les administratifs, VPN simple pour les médecins</w:t>
       </w:r>
     </w:p>
     <w:p>
@@ -3877,14 +3855,14 @@
         </w:pict>
       </w:r>
     </w:p>
-    <w:bookmarkEnd w:id="49"/>
-    <w:bookmarkStart w:id="50" w:name="X874c2d577750a6bc134cbca0945719ac97e6091"/>
+    <w:bookmarkEnd w:id="48"/>
+    <w:bookmarkStart w:id="49" w:name="Xd386d34f80f238a32fcf0c0885988acd6852af4"/>
     <w:p>
       <w:pPr>
         <w:pStyle w:val="Heading3"/>
       </w:pPr>
       <w:r>
-        <w:t xml:space="preserve">Quelle est votre politique de mots de passe ?</w:t>
+        <w:t xml:space="preserve">Disposez-vous de réseaux Wi-Fi, et sont-ils séparés (invités / interne) ?</w:t>
       </w:r>
     </w:p>
     <w:p>
@@ -3908,7 +3886,7 @@
         <w:t xml:space="preserve"> </w:t>
       </w:r>
       <w:r>
-        <w:t xml:space="preserve">Les règles imposées (longueur, complexité, renouvellement). Des mots de passe faibles sont facilement devinés.</w:t>
+        <w:t xml:space="preserve">Un Wi-Fi invité ouvert mais isolé du réseau interne évite qu’un visiteur atteigne vos systèmes sensibles.</w:t>
       </w:r>
     </w:p>
     <w:p>
@@ -3948,7 +3926,7 @@
           <w:i/>
           <w:iCs/>
         </w:rPr>
-        <w:t xml:space="preserve">12 caractères minimum, pas de renouvellement forcé</w:t>
+        <w:t xml:space="preserve">Wi-Fi interne protégé + Wi-Fi invité isolé</w:t>
       </w:r>
     </w:p>
     <w:p>
@@ -3976,15 +3954,14 @@
         </w:pict>
       </w:r>
     </w:p>
-    <w:bookmarkEnd w:id="50"/>
-    <w:bookmarkEnd w:id="51"/>
-    <w:bookmarkStart w:id="56" w:name="postes-de-travail-et-serveurs"/>
-    <w:p>
-      <w:pPr>
-        <w:pStyle w:val="Heading2"/>
-      </w:pPr>
-      <w:r>
-        <w:t xml:space="preserve">8. Postes de travail et serveurs</w:t>
+    <w:bookmarkEnd w:id="49"/>
+    <w:bookmarkStart w:id="50" w:name="Xfa586cbe5411ae2a0ea8d07513345f15b3acbd6"/>
+    <w:p>
+      <w:pPr>
+        <w:pStyle w:val="Heading3"/>
+      </w:pPr>
+      <w:r>
+        <w:t xml:space="preserve">Avez-vous des connexions permanentes avec des partenaires ?</w:t>
       </w:r>
     </w:p>
     <w:p>
@@ -3992,27 +3969,6 @@
         <w:pStyle w:val="FirstParagraph"/>
       </w:pPr>
       <w:r>
-        <w:rPr>
-          <w:i/>
-          <w:iCs/>
-        </w:rPr>
-        <w:t xml:space="preserve">La protection des ordinateurs et serveurs eux-mêmes.</w:t>
-      </w:r>
-    </w:p>
-    <w:bookmarkStart w:id="52" w:name="quel-antivirus-edr-est-déployé"/>
-    <w:p>
-      <w:pPr>
-        <w:pStyle w:val="Heading3"/>
-      </w:pPr>
-      <w:r>
-        <w:t xml:space="preserve">Quel antivirus / EDR est déployé ?</w:t>
-      </w:r>
-    </w:p>
-    <w:p>
-      <w:pPr>
-        <w:pStyle w:val="FirstParagraph"/>
-      </w:pPr>
-      <w:r>
         <w:t xml:space="preserve">🔹</w:t>
       </w:r>
       <w:r>
@@ -4029,7 +3985,7 @@
         <w:t xml:space="preserve"> </w:t>
       </w:r>
       <w:r>
-        <w:t xml:space="preserve">Un antivirus détecte les logiciels malveillants ; un EDR (détection et réponse) est un antivirus avancé qui repère aussi les comportements suspects. Précisez le produit.</w:t>
+        <w:t xml:space="preserve">Des liaisons directes avec des prestataires ou partenaires (télémaintenance, échanges de données). Elles étendent votre surface d’exposition.</w:t>
       </w:r>
     </w:p>
     <w:p>
@@ -4053,7 +4009,7 @@
         <w:t xml:space="preserve"> </w:t>
       </w:r>
       <w:r>
-        <w:t xml:space="preserve">Format attendu : Texte.</w:t>
+        <w:t xml:space="preserve">Format attendu : Liste.</w:t>
       </w:r>
       <w:r>
         <w:t xml:space="preserve"> </w:t>
@@ -4069,7 +4025,7 @@
           <w:i/>
           <w:iCs/>
         </w:rPr>
-        <w:t xml:space="preserve">Microsoft Defender for Endpoint sur tous les postes</w:t>
+        <w:t xml:space="preserve">Liaison de télémaintenance avec l’éditeur du SIH</w:t>
       </w:r>
     </w:p>
     <w:p>
@@ -4097,14 +4053,36 @@
         </w:pict>
       </w:r>
     </w:p>
-    <w:bookmarkEnd w:id="52"/>
-    <w:bookmarkStart w:id="53" w:name="Xbd267d7f257fa89adf138f3caf1f4be29ecd3f7"/>
+    <w:bookmarkEnd w:id="50"/>
+    <w:bookmarkEnd w:id="51"/>
+    <w:bookmarkStart w:id="57" w:name="identités-et-gestion-des-accès"/>
+    <w:p>
+      <w:pPr>
+        <w:pStyle w:val="Heading2"/>
+      </w:pPr>
+      <w:r>
+        <w:t xml:space="preserve">7. Identités et gestion des accès</w:t>
+      </w:r>
+    </w:p>
+    <w:p>
+      <w:pPr>
+        <w:pStyle w:val="FirstParagraph"/>
+      </w:pPr>
+      <w:r>
+        <w:rPr>
+          <w:i/>
+          <w:iCs/>
+        </w:rPr>
+        <w:t xml:space="preserve">Comment vous contrôlez qui accède à quoi.</w:t>
+      </w:r>
+    </w:p>
+    <w:bookmarkStart w:id="52" w:name="X55c00256204b90f8d7b2cd140c8d1855481493b"/>
     <w:p>
       <w:pPr>
         <w:pStyle w:val="Heading3"/>
       </w:pPr>
       <w:r>
-        <w:t xml:space="preserve">Comment appliquez-vous les mises à jour de sécurité (correctifs) ?</w:t>
+        <w:t xml:space="preserve">Comment gérez-vous les comptes utilisateurs ?</w:t>
       </w:r>
     </w:p>
     <w:p>
@@ -4128,7 +4106,7 @@
         <w:t xml:space="preserve"> </w:t>
       </w:r>
       <w:r>
-        <w:t xml:space="preserve">Les éditeurs publient régulièrement des correctifs qui bouchent des failles. Sont-ils appliqués automatiquement, rapidement, ou de façon irrégulière ?</w:t>
+        <w:t xml:space="preserve">Avez-vous un annuaire central (ex. Active Directory) ? Comment sont créés, modifiés et surtout supprimés les comptes quand une personne part ?</w:t>
       </w:r>
     </w:p>
     <w:p>
@@ -4168,7 +4146,7 @@
           <w:i/>
           <w:iCs/>
         </w:rPr>
-        <w:t xml:space="preserve">Mises à jour automatiques sur les postes, plus lentes sur les serveurs</w:t>
+        <w:t xml:space="preserve">Active Directory ; création/suppression via un processus RH</w:t>
       </w:r>
     </w:p>
     <w:p>
@@ -4196,14 +4174,14 @@
         </w:pict>
       </w:r>
     </w:p>
-    <w:bookmarkEnd w:id="53"/>
-    <w:bookmarkStart w:id="54" w:name="X33665dd954561bf7f7102a46a48c453456c1705"/>
+    <w:bookmarkEnd w:id="52"/>
+    <w:bookmarkStart w:id="53" w:name="Xd8c9e79ffc1e87ae87df988166e1d5abf28d2e2"/>
     <w:p>
       <w:pPr>
         <w:pStyle w:val="Heading3"/>
       </w:pPr>
       <w:r>
-        <w:t xml:space="preserve">Les utilisateurs sont-ils administrateurs de leur poste ?</w:t>
+        <w:t xml:space="preserve">Qui vérifie, et à quelle fréquence, que chacun n’a que les accès nécessaires ?</w:t>
       </w:r>
     </w:p>
     <w:p>
@@ -4227,7 +4205,7 @@
         <w:t xml:space="preserve"> </w:t>
       </w:r>
       <w:r>
-        <w:t xml:space="preserve">Si un utilisateur est « administrateur » de sa machine, un logiciel malveillant qu’il ouvre obtient aussi tous les droits. Limiter ces droits réduit fortement le risque.</w:t>
+        <w:t xml:space="preserve">Les droits s’accumulent au fil des changements de poste et ne sont presque jamais retirés. Une revue périodique compare les accès réels aux besoins réels. Précisez la date de la dernière revue.</w:t>
       </w:r>
     </w:p>
     <w:p>
@@ -4251,7 +4229,7 @@
         <w:t xml:space="preserve"> </w:t>
       </w:r>
       <w:r>
-        <w:t xml:space="preserve">Format attendu : Oui / Non / partiel.</w:t>
+        <w:t xml:space="preserve">Format attendu : Texte.</w:t>
       </w:r>
       <w:r>
         <w:t xml:space="preserve"> </w:t>
@@ -4267,7 +4245,7 @@
           <w:i/>
           <w:iCs/>
         </w:rPr>
-        <w:t xml:space="preserve">Non, sauf quelques exceptions techniques</w:t>
+        <w:t xml:space="preserve">Aucune revue formelle ; les droits suivent les demandes des managers</w:t>
       </w:r>
     </w:p>
     <w:p>
@@ -4295,14 +4273,14 @@
         </w:pict>
       </w:r>
     </w:p>
-    <w:bookmarkEnd w:id="54"/>
-    <w:bookmarkStart w:id="55" w:name="Xd4429d9d0e6af64dda55cb1e38a1bce69ca98a0"/>
+    <w:bookmarkEnd w:id="53"/>
+    <w:bookmarkStart w:id="54" w:name="X256903309cf0b24c900c4905bf0ae3bcb9e767d"/>
     <w:p>
       <w:pPr>
         <w:pStyle w:val="Heading3"/>
       </w:pPr>
       <w:r>
-        <w:t xml:space="preserve">Des smartphones / tablettes accèdent-ils aux données pro ? Personnels ?</w:t>
+        <w:t xml:space="preserve">L’authentification multifacteur (MFA) est-elle en place ?</w:t>
       </w:r>
     </w:p>
     <w:p>
@@ -4326,7 +4304,7 @@
         <w:t xml:space="preserve"> </w:t>
       </w:r>
       <w:r>
-        <w:t xml:space="preserve">L’usage d’appareils personnels (BYOD) pour le travail élargit la surface à protéger. Précisez s’ils sont gérés (MDM) ou non.</w:t>
+        <w:t xml:space="preserve">La MFA demande une seconde preuve en plus du mot de passe (code sur téléphone, appli, clé). Précisez où elle s’applique (messagerie, VPN, applications sensibles).</w:t>
       </w:r>
     </w:p>
     <w:p>
@@ -4344,7 +4322,7 @@
           <w:i/>
           <w:iCs/>
         </w:rPr>
-        <w:t xml:space="preserve">Priorité : Important — si vous ne pouvez pas répondre, indiquez pourquoi.</w:t>
+        <w:t xml:space="preserve">Priorité : Critique — indispensable pour démarrer l’étude.</w:t>
       </w:r>
       <w:r>
         <w:t xml:space="preserve"> </w:t>
@@ -4366,7 +4344,7 @@
           <w:i/>
           <w:iCs/>
         </w:rPr>
-        <w:t xml:space="preserve">Téléphones pro gérés ; pas d’accès depuis les téléphones personnels</w:t>
+        <w:t xml:space="preserve">MFA sur la messagerie et le VPN administratif, pas encore sur le SIH</w:t>
       </w:r>
     </w:p>
     <w:p>
@@ -4394,15 +4372,14 @@
         </w:pict>
       </w:r>
     </w:p>
-    <w:bookmarkEnd w:id="55"/>
-    <w:bookmarkEnd w:id="56"/>
-    <w:bookmarkStart w:id="64" w:name="données-personnelles-rgpd"/>
-    <w:p>
-      <w:pPr>
-        <w:pStyle w:val="Heading2"/>
-      </w:pPr>
-      <w:r>
-        <w:t xml:space="preserve">9. Données personnelles (RGPD)</w:t>
+    <w:bookmarkEnd w:id="54"/>
+    <w:bookmarkStart w:id="55" w:name="Xba8be2ef78c79bb4eb1dd045a909e2d1d149cba"/>
+    <w:p>
+      <w:pPr>
+        <w:pStyle w:val="Heading3"/>
+      </w:pPr>
+      <w:r>
+        <w:t xml:space="preserve">Comment sont gérés les comptes à privilèges (administrateurs) ?</w:t>
       </w:r>
     </w:p>
     <w:p>
@@ -4410,27 +4387,6 @@
         <w:pStyle w:val="FirstParagraph"/>
       </w:pPr>
       <w:r>
-        <w:rPr>
-          <w:i/>
-          <w:iCs/>
-        </w:rPr>
-        <w:t xml:space="preserve">Cette partie concerne les données relatives à des personnes (clients, patients, salariés). Le RGPD impose des obligations précises et prévoit des sanctions.</w:t>
-      </w:r>
-    </w:p>
-    <w:bookmarkStart w:id="57" w:name="traitez-vous-des-données-personnelles"/>
-    <w:p>
-      <w:pPr>
-        <w:pStyle w:val="Heading3"/>
-      </w:pPr>
-      <w:r>
-        <w:t xml:space="preserve">Traitez-vous des données personnelles ?</w:t>
-      </w:r>
-    </w:p>
-    <w:p>
-      <w:pPr>
-        <w:pStyle w:val="FirstParagraph"/>
-      </w:pPr>
-      <w:r>
         <w:t xml:space="preserve">🔹</w:t>
       </w:r>
       <w:r>
@@ -4447,7 +4403,7 @@
         <w:t xml:space="preserve"> </w:t>
       </w:r>
       <w:r>
-        <w:t xml:space="preserve">Toute information se rapportant à une personne identifiable (nom, email, dossier, numéro). Presque toutes les organisations en traitent.</w:t>
+        <w:t xml:space="preserve">Les comptes « administrateur » ont tous les pouvoirs et sont la cible n°1 des attaquants. Sont-ils limités, nominatifs, surveillés ?</w:t>
       </w:r>
     </w:p>
     <w:p>
@@ -4465,13 +4421,13 @@
           <w:i/>
           <w:iCs/>
         </w:rPr>
-        <w:t xml:space="preserve">Priorité : Critique — indispensable pour démarrer l’étude.</w:t>
-      </w:r>
-      <w:r>
-        <w:t xml:space="preserve"> </w:t>
-      </w:r>
-      <w:r>
-        <w:t xml:space="preserve">Format attendu : Oui / Non.</w:t>
+        <w:t xml:space="preserve">Priorité : Important — si vous ne pouvez pas répondre, indiquez pourquoi.</w:t>
+      </w:r>
+      <w:r>
+        <w:t xml:space="preserve"> </w:t>
+      </w:r>
+      <w:r>
+        <w:t xml:space="preserve">Format attendu : Texte.</w:t>
       </w:r>
       <w:r>
         <w:t xml:space="preserve"> </w:t>
@@ -4487,7 +4443,7 @@
           <w:i/>
           <w:iCs/>
         </w:rPr>
-        <w:t xml:space="preserve">Oui</w:t>
+        <w:t xml:space="preserve">Comptes admin nominatifs, mais pas de coffre-fort de mots de passe</w:t>
       </w:r>
     </w:p>
     <w:p>
@@ -4515,14 +4471,14 @@
         </w:pict>
       </w:r>
     </w:p>
-    <w:bookmarkEnd w:id="57"/>
-    <w:bookmarkStart w:id="58" w:name="Xfe280ebd5003f28876447e66182659f070208de"/>
+    <w:bookmarkEnd w:id="55"/>
+    <w:bookmarkStart w:id="56" w:name="X874c2d577750a6bc134cbca0945719ac97e6091"/>
     <w:p>
       <w:pPr>
         <w:pStyle w:val="Heading3"/>
       </w:pPr>
       <w:r>
-        <w:t xml:space="preserve">Quelles catégories de données personnelles ?</w:t>
+        <w:t xml:space="preserve">Quelle est votre politique de mots de passe ?</w:t>
       </w:r>
     </w:p>
     <w:p>
@@ -4546,7 +4502,7 @@
         <w:t xml:space="preserve"> </w:t>
       </w:r>
       <w:r>
-        <w:t xml:space="preserve">Précisez les types (clients, salariés, prospects) et surtout les données « sensibles » (santé, biométrie, opinions), plus strictement encadrées par la loi.</w:t>
+        <w:t xml:space="preserve">Les règles imposées (longueur, complexité, renouvellement). Des mots de passe faibles sont facilement devinés.</w:t>
       </w:r>
     </w:p>
     <w:p>
@@ -4570,7 +4526,7 @@
         <w:t xml:space="preserve"> </w:t>
       </w:r>
       <w:r>
-        <w:t xml:space="preserve">Format attendu : Liste.</w:t>
+        <w:t xml:space="preserve">Format attendu : Texte.</w:t>
       </w:r>
       <w:r>
         <w:t xml:space="preserve"> </w:t>
@@ -4586,7 +4542,7 @@
           <w:i/>
           <w:iCs/>
         </w:rPr>
-        <w:t xml:space="preserve">Patients (données de santé), salariés, prospects</w:t>
+        <w:t xml:space="preserve">12 caractères minimum, pas de renouvellement forcé</w:t>
       </w:r>
     </w:p>
     <w:p>
@@ -4614,14 +4570,36 @@
         </w:pict>
       </w:r>
     </w:p>
-    <w:bookmarkEnd w:id="58"/>
-    <w:bookmarkStart w:id="59" w:name="combien-de-personnes-concernées-environ"/>
+    <w:bookmarkEnd w:id="56"/>
+    <w:bookmarkEnd w:id="57"/>
+    <w:bookmarkStart w:id="64" w:name="postes-de-travail-et-serveurs"/>
+    <w:p>
+      <w:pPr>
+        <w:pStyle w:val="Heading2"/>
+      </w:pPr>
+      <w:r>
+        <w:t xml:space="preserve">8. Postes de travail et serveurs</w:t>
+      </w:r>
+    </w:p>
+    <w:p>
+      <w:pPr>
+        <w:pStyle w:val="FirstParagraph"/>
+      </w:pPr>
+      <w:r>
+        <w:rPr>
+          <w:i/>
+          <w:iCs/>
+        </w:rPr>
+        <w:t xml:space="preserve">La protection des ordinateurs et serveurs eux-mêmes.</w:t>
+      </w:r>
+    </w:p>
+    <w:bookmarkStart w:id="58" w:name="quel-antivirus-edr-est-déployé"/>
     <w:p>
       <w:pPr>
         <w:pStyle w:val="Heading3"/>
       </w:pPr>
       <w:r>
-        <w:t xml:space="preserve">Combien de personnes concernées environ ?</w:t>
+        <w:t xml:space="preserve">Quel antivirus / EDR est déployé ?</w:t>
       </w:r>
     </w:p>
     <w:p>
@@ -4645,7 +4623,7 @@
         <w:t xml:space="preserve"> </w:t>
       </w:r>
       <w:r>
-        <w:t xml:space="preserve">Un ordre de grandeur du nombre d’individus dont vous détenez les données. Un volume important augmente l’impact d’une fuite.</w:t>
+        <w:t xml:space="preserve">Un antivirus détecte les logiciels malveillants ; un EDR (détection et réponse) est un antivirus avancé qui repère aussi les comportements suspects. Précisez le produit.</w:t>
       </w:r>
     </w:p>
     <w:p>
@@ -4669,7 +4647,7 @@
         <w:t xml:space="preserve"> </w:t>
       </w:r>
       <w:r>
-        <w:t xml:space="preserve">Format attendu : Nombre.</w:t>
+        <w:t xml:space="preserve">Format attendu : Texte.</w:t>
       </w:r>
       <w:r>
         <w:t xml:space="preserve"> </w:t>
@@ -4685,7 +4663,7 @@
           <w:i/>
           <w:iCs/>
         </w:rPr>
-        <w:t xml:space="preserve">~50 000 patients</w:t>
+        <w:t xml:space="preserve">Microsoft Defender for Endpoint sur tous les postes</w:t>
       </w:r>
     </w:p>
     <w:p>
@@ -4713,14 +4691,14 @@
         </w:pict>
       </w:r>
     </w:p>
-    <w:bookmarkEnd w:id="59"/>
-    <w:bookmarkStart w:id="60" w:name="X7fc440aa5ae36093bbc0139621d55dc05f9ae07"/>
+    <w:bookmarkEnd w:id="58"/>
+    <w:bookmarkStart w:id="59" w:name="Xbd267d7f257fa89adf138f3caf1f4be29ecd3f7"/>
     <w:p>
       <w:pPr>
         <w:pStyle w:val="Heading3"/>
       </w:pPr>
       <w:r>
-        <w:t xml:space="preserve">Des données sont-elles transférées hors Union Européenne ?</w:t>
+        <w:t xml:space="preserve">Comment appliquez-vous les mises à jour de sécurité (correctifs) ?</w:t>
       </w:r>
     </w:p>
     <w:p>
@@ -4744,7 +4722,7 @@
         <w:t xml:space="preserve"> </w:t>
       </w:r>
       <w:r>
-        <w:t xml:space="preserve">Par exemple via un prestataire américain. Ces transferts nécessitent des garanties juridiques particulières sous le RGPD.</w:t>
+        <w:t xml:space="preserve">Les éditeurs publient régulièrement des correctifs qui bouchent des failles. Sont-ils appliqués automatiquement, rapidement, ou de façon irrégulière ?</w:t>
       </w:r>
     </w:p>
     <w:p>
@@ -4768,7 +4746,7 @@
         <w:t xml:space="preserve"> </w:t>
       </w:r>
       <w:r>
-        <w:t xml:space="preserve">Format attendu : Oui / Non + détails.</w:t>
+        <w:t xml:space="preserve">Format attendu : Texte.</w:t>
       </w:r>
       <w:r>
         <w:t xml:space="preserve"> </w:t>
@@ -4784,7 +4762,7 @@
           <w:i/>
           <w:iCs/>
         </w:rPr>
-        <w:t xml:space="preserve">Oui, support d’un éditeur hébergé aux États-Unis</w:t>
+        <w:t xml:space="preserve">Mises à jour automatiques sur les postes, plus lentes sur les serveurs</w:t>
       </w:r>
     </w:p>
     <w:p>
@@ -4812,14 +4790,14 @@
         </w:pict>
       </w:r>
     </w:p>
-    <w:bookmarkEnd w:id="60"/>
-    <w:bookmarkStart w:id="61" w:name="X57ac7560457cfb66af6bc04c133864ddf589fec"/>
+    <w:bookmarkEnd w:id="59"/>
+    <w:bookmarkStart w:id="60" w:name="Xa1d449f85661acffc20717e6132b3b9912f3d8d"/>
     <w:p>
       <w:pPr>
         <w:pStyle w:val="Heading3"/>
       </w:pPr>
       <w:r>
-        <w:t xml:space="preserve">Tenez-vous un registre des traitements et avez-vous un DPO ?</w:t>
+        <w:t xml:space="preserve">Qui est administrateur de son propre poste, et pourquoi ?</w:t>
       </w:r>
     </w:p>
     <w:p>
@@ -4843,7 +4821,7 @@
         <w:t xml:space="preserve"> </w:t>
       </w:r>
       <w:r>
-        <w:t xml:space="preserve">Le registre liste vos usages de données personnelles ; le DPO est le référent RGPD. Tous deux sont des obligations pour beaucoup d’organisations.</w:t>
+        <w:t xml:space="preserve">Si un utilisateur est « administrateur » de sa machine, un logiciel malveillant qu’il ouvre obtient aussi tous les droits. Indiquez quels profils le sont encore et ce qui le justifie.</w:t>
       </w:r>
     </w:p>
     <w:p>
@@ -4883,7 +4861,7 @@
           <w:i/>
           <w:iCs/>
         </w:rPr>
-        <w:t xml:space="preserve">Registre tenu par le DPO externe</w:t>
+        <w:t xml:space="preserve">Personne, sauf 4 développeurs et les techniciens support</w:t>
       </w:r>
     </w:p>
     <w:p>
@@ -4911,14 +4889,14 @@
         </w:pict>
       </w:r>
     </w:p>
-    <w:bookmarkEnd w:id="61"/>
-    <w:bookmarkStart w:id="62" w:name="Xd0c21242ed9222cb59ff3886c0b26de4cf75fef"/>
+    <w:bookmarkEnd w:id="60"/>
+    <w:bookmarkStart w:id="61" w:name="X0a72511f85eb3760c3c6bd56de347e0aa3d20c7"/>
     <w:p>
       <w:pPr>
         <w:pStyle w:val="Heading3"/>
       </w:pPr>
       <w:r>
-        <w:t xml:space="preserve">Quels sous-traitants accèdent à des données personnelles ?</w:t>
+        <w:t xml:space="preserve">Comment sont gérés les smartphones et tablettes fournis par l’entreprise ?</w:t>
       </w:r>
     </w:p>
     <w:p>
@@ -4942,7 +4920,7 @@
         <w:t xml:space="preserve"> </w:t>
       </w:r>
       <w:r>
-        <w:t xml:space="preserve">Les prestataires qui manipulent vos données pour vous (hébergeur, éditeur SaaS, infogérance). Vous restez responsable de ce qu’ils en font.</w:t>
+        <w:t xml:space="preserve">Précisez s’ils sont administrés à distance (MDM), chiffrés, et si l’entreprise peut les effacer en cas de perte ou de vol.</w:t>
       </w:r>
     </w:p>
     <w:p>
@@ -4966,7 +4944,7 @@
         <w:t xml:space="preserve"> </w:t>
       </w:r>
       <w:r>
-        <w:t xml:space="preserve">Format attendu : Liste.</w:t>
+        <w:t xml:space="preserve">Format attendu : Texte.</w:t>
       </w:r>
       <w:r>
         <w:t xml:space="preserve"> </w:t>
@@ -4982,7 +4960,7 @@
           <w:i/>
           <w:iCs/>
         </w:rPr>
-        <w:t xml:space="preserve">Hébergeur HDS, éditeur du SIH, prestataire de paie</w:t>
+        <w:t xml:space="preserve">Téléphones pro sous MDM, chiffrés, effacement à distance possible</w:t>
       </w:r>
     </w:p>
     <w:p>
@@ -5010,14 +4988,14 @@
         </w:pict>
       </w:r>
     </w:p>
-    <w:bookmarkEnd w:id="62"/>
-    <w:bookmarkStart w:id="63" w:name="X9f094a32c72d6acbc7416ea43fa705b282950e9"/>
+    <w:bookmarkEnd w:id="61"/>
+    <w:bookmarkStart w:id="62" w:name="Xdcba02ad6e3bc2b661e02815d42be1ec9405a4e"/>
     <w:p>
       <w:pPr>
         <w:pStyle w:val="Heading3"/>
       </w:pPr>
       <w:r>
-        <w:t xml:space="preserve">Vos données sensibles sont-elles chiffrées ?</w:t>
+        <w:t xml:space="preserve">Des appareils personnels accèdent-ils aux données professionnelles ?</w:t>
       </w:r>
     </w:p>
     <w:p>
@@ -5041,7 +5019,7 @@
         <w:t xml:space="preserve"> </w:t>
       </w:r>
       <w:r>
-        <w:t xml:space="preserve">Le chiffrement rend les données illisibles sans la clé. Précisez « au repos » (sur les disques/sauvegardes) et « en transit » (pendant les échanges réseau).</w:t>
+        <w:t xml:space="preserve">Le BYOD (appareil personnel utilisé pour le travail) élargit la surface à protéger sur du matériel que vous ne maîtrisez pas. Précisez ce qui est accessible depuis ces appareils.</w:t>
       </w:r>
     </w:p>
     <w:p>
@@ -5081,7 +5059,7 @@
           <w:i/>
           <w:iCs/>
         </w:rPr>
-        <w:t xml:space="preserve">Chiffrement des sauvegardes et des échanges web ; disques serveurs non chiffrés</w:t>
+        <w:t xml:space="preserve">Messagerie accessible depuis les téléphones personnels, sans MDM</w:t>
       </w:r>
     </w:p>
     <w:p>
@@ -5109,15 +5087,14 @@
         </w:pict>
       </w:r>
     </w:p>
-    <w:bookmarkEnd w:id="63"/>
-    <w:bookmarkEnd w:id="64"/>
-    <w:bookmarkStart w:id="69" w:name="sauvegarde-et-continuité-dactivité"/>
-    <w:p>
-      <w:pPr>
-        <w:pStyle w:val="Heading2"/>
-      </w:pPr>
-      <w:r>
-        <w:t xml:space="preserve">10. Sauvegarde et continuité d’activité</w:t>
+    <w:bookmarkEnd w:id="62"/>
+    <w:bookmarkStart w:id="63" w:name="Xef30ee513444366e5c9545027a40e1c6930cc40"/>
+    <w:p>
+      <w:pPr>
+        <w:pStyle w:val="Heading3"/>
+      </w:pPr>
+      <w:r>
+        <w:t xml:space="preserve">Comment repérez-vous les failles connues de vos systèmes ?</w:t>
       </w:r>
     </w:p>
     <w:p>
@@ -5125,27 +5102,6 @@
         <w:pStyle w:val="FirstParagraph"/>
       </w:pPr>
       <w:r>
-        <w:rPr>
-          <w:i/>
-          <w:iCs/>
-        </w:rPr>
-        <w:t xml:space="preserve">Votre capacité à résister à une panne, une destruction ou un rançongiciel.</w:t>
-      </w:r>
-    </w:p>
-    <w:bookmarkStart w:id="65" w:name="quelle-est-votre-stratégie-de-sauvegarde"/>
-    <w:p>
-      <w:pPr>
-        <w:pStyle w:val="Heading3"/>
-      </w:pPr>
-      <w:r>
-        <w:t xml:space="preserve">Quelle est votre stratégie de sauvegarde ?</w:t>
-      </w:r>
-    </w:p>
-    <w:p>
-      <w:pPr>
-        <w:pStyle w:val="FirstParagraph"/>
-      </w:pPr>
-      <w:r>
         <w:t xml:space="preserve">🔹</w:t>
       </w:r>
       <w:r>
@@ -5162,7 +5118,7 @@
         <w:t xml:space="preserve"> </w:t>
       </w:r>
       <w:r>
-        <w:t xml:space="preserve">À quelle fréquence sauvegardez-vous ? Existe-t-il une copie « hors ligne » ou « immuable » (que même un attaquant ne peut effacer) ? C’est la dernière défense contre un rançongiciel.</w:t>
+        <w:t xml:space="preserve">Distinct de l’application des correctifs : il s’agit de SAVOIR ce qui est vulnérable (scans réguliers, veille sur les alertes, tests d’intrusion). Sans découverte, on ne corrige que ce qui est déjà connu.</w:t>
       </w:r>
     </w:p>
     <w:p>
@@ -5180,7 +5136,7 @@
           <w:i/>
           <w:iCs/>
         </w:rPr>
-        <w:t xml:space="preserve">Priorité : Critique — indispensable pour démarrer l’étude.</w:t>
+        <w:t xml:space="preserve">Priorité : Important — si vous ne pouvez pas répondre, indiquez pourquoi.</w:t>
       </w:r>
       <w:r>
         <w:t xml:space="preserve"> </w:t>
@@ -5202,7 +5158,7 @@
           <w:i/>
           <w:iCs/>
         </w:rPr>
-        <w:t xml:space="preserve">Sauvegarde quotidienne, avec une copie hors ligne hebdomadaire</w:t>
+        <w:t xml:space="preserve">Scan de vulnérabilités mensuel sur les serveurs exposés ; veille CERT-FR ; rien sur les postes</w:t>
       </w:r>
     </w:p>
     <w:p>
@@ -5230,14 +5186,36 @@
         </w:pict>
       </w:r>
     </w:p>
-    <w:bookmarkEnd w:id="65"/>
-    <w:bookmarkStart w:id="66" w:name="X2d555db621b7fffe1305f693c9a88b505c0c5bd"/>
+    <w:bookmarkEnd w:id="63"/>
+    <w:bookmarkEnd w:id="64"/>
+    <w:bookmarkStart w:id="74" w:name="données-personnelles-rgpd"/>
+    <w:p>
+      <w:pPr>
+        <w:pStyle w:val="Heading2"/>
+      </w:pPr>
+      <w:r>
+        <w:t xml:space="preserve">9. Données personnelles (RGPD)</w:t>
+      </w:r>
+    </w:p>
+    <w:p>
+      <w:pPr>
+        <w:pStyle w:val="FirstParagraph"/>
+      </w:pPr>
+      <w:r>
+        <w:rPr>
+          <w:i/>
+          <w:iCs/>
+        </w:rPr>
+        <w:t xml:space="preserve">Cette partie concerne les données relatives à des personnes (clients, patients, salariés). Le RGPD impose des obligations précises et prévoit des sanctions.</w:t>
+      </w:r>
+    </w:p>
+    <w:bookmarkStart w:id="65" w:name="X1ae033fc7e6bffda9aba017b8ccc8f903ae2b3b"/>
     <w:p>
       <w:pPr>
         <w:pStyle w:val="Heading3"/>
       </w:pPr>
       <w:r>
-        <w:t xml:space="preserve">Testez-vous régulièrement la restauration des sauvegardes ?</w:t>
+        <w:t xml:space="preserve">Sur quelles personnes détenez-vous des informations ?</w:t>
       </w:r>
     </w:p>
     <w:p>
@@ -5261,7 +5239,7 @@
         <w:t xml:space="preserve"> </w:t>
       </w:r>
       <w:r>
-        <w:t xml:space="preserve">Une sauvegarde jamais testée peut se révéler illisible le jour où on en a besoin. Indiquez si et à quelle fréquence vous vérifiez qu’elle fonctionne.</w:t>
+        <w:t xml:space="preserve">Toute information se rapportant à une personne identifiable (nom, email, dossier, numéro) compte. Citez les groupes concernés — clients, patients, salariés, candidats. Répondez « aucune » si vous n’en traitez réellement pas.</w:t>
       </w:r>
     </w:p>
     <w:p>
@@ -5279,13 +5257,13 @@
           <w:i/>
           <w:iCs/>
         </w:rPr>
-        <w:t xml:space="preserve">Priorité : Important — si vous ne pouvez pas répondre, indiquez pourquoi.</w:t>
-      </w:r>
-      <w:r>
-        <w:t xml:space="preserve"> </w:t>
-      </w:r>
-      <w:r>
-        <w:t xml:space="preserve">Format attendu : Texte.</w:t>
+        <w:t xml:space="preserve">Priorité : Critique — indispensable pour démarrer l’étude.</w:t>
+      </w:r>
+      <w:r>
+        <w:t xml:space="preserve"> </w:t>
+      </w:r>
+      <w:r>
+        <w:t xml:space="preserve">Format attendu : Liste.</w:t>
       </w:r>
       <w:r>
         <w:t xml:space="preserve"> </w:t>
@@ -5301,7 +5279,7 @@
           <w:i/>
           <w:iCs/>
         </w:rPr>
-        <w:t xml:space="preserve">Test de restauration semestriel</w:t>
+        <w:t xml:space="preserve">Patients, salariés, candidats à l’embauche</w:t>
       </w:r>
     </w:p>
     <w:p>
@@ -5329,14 +5307,14 @@
         </w:pict>
       </w:r>
     </w:p>
-    <w:bookmarkEnd w:id="66"/>
-    <w:bookmarkStart w:id="67" w:name="Xf10d65c53cf398b7cb04ef8f0dfa3bbf074c890"/>
+    <w:bookmarkEnd w:id="65"/>
+    <w:bookmarkStart w:id="66" w:name="Xfe280ebd5003f28876447e66182659f070208de"/>
     <w:p>
       <w:pPr>
         <w:pStyle w:val="Heading3"/>
       </w:pPr>
       <w:r>
-        <w:t xml:space="preserve">Avez-vous un plan de continuité / reprise d’activité (PCA/PRA) ?</w:t>
+        <w:t xml:space="preserve">Quelles catégories de données personnelles ?</w:t>
       </w:r>
     </w:p>
     <w:p>
@@ -5360,7 +5338,7 @@
         <w:t xml:space="preserve"> </w:t>
       </w:r>
       <w:r>
-        <w:t xml:space="preserve">Un document et une organisation prévus pour continuer ou redémarrer l’activité après un sinistre majeur (incendie, cyberattaque).</w:t>
+        <w:t xml:space="preserve">Précisez les types (clients, salariés, prospects) et surtout les données « sensibles » (santé, biométrie, opinions), plus strictement encadrées par la loi.</w:t>
       </w:r>
     </w:p>
     <w:p>
@@ -5384,7 +5362,7 @@
         <w:t xml:space="preserve"> </w:t>
       </w:r>
       <w:r>
-        <w:t xml:space="preserve">Format attendu : Oui / Non + détails.</w:t>
+        <w:t xml:space="preserve">Format attendu : Liste.</w:t>
       </w:r>
       <w:r>
         <w:t xml:space="preserve"> </w:t>
@@ -5400,7 +5378,7 @@
           <w:i/>
           <w:iCs/>
         </w:rPr>
-        <w:t xml:space="preserve">PRA informatique en place, PCA métier en cours</w:t>
+        <w:t xml:space="preserve">Patients (données de santé), salariés, prospects</w:t>
       </w:r>
     </w:p>
     <w:p>
@@ -5428,14 +5406,14 @@
         </w:pict>
       </w:r>
     </w:p>
-    <w:bookmarkEnd w:id="67"/>
-    <w:bookmarkStart w:id="68" w:name="Xf481783c1f0695630c629030bb488af11130f60"/>
+    <w:bookmarkEnd w:id="66"/>
+    <w:bookmarkStart w:id="67" w:name="combien-de-personnes-concernées-environ"/>
     <w:p>
       <w:pPr>
         <w:pStyle w:val="Heading3"/>
       </w:pPr>
       <w:r>
-        <w:t xml:space="preserve">Combien de temps pouvez-vous rester à l’arrêt, et quelle perte de données tolérez-vous ?</w:t>
+        <w:t xml:space="preserve">Combien de personnes concernées environ ?</w:t>
       </w:r>
     </w:p>
     <w:p>
@@ -5459,7 +5437,7 @@
         <w:t xml:space="preserve"> </w:t>
       </w:r>
       <w:r>
-        <w:t xml:space="preserve">En clair : au bout de combien de temps l’arrêt devient-il critique (RTO), et jusqu’à combien d’heures de données pouvez-vous perdre (RPO) ? Une estimation suffit.</w:t>
+        <w:t xml:space="preserve">Un ordre de grandeur du nombre d’individus dont vous détenez les données. Un volume important augmente l’impact d’une fuite.</w:t>
       </w:r>
     </w:p>
     <w:p>
@@ -5483,7 +5461,7 @@
         <w:t xml:space="preserve"> </w:t>
       </w:r>
       <w:r>
-        <w:t xml:space="preserve">Format attendu : Texte.</w:t>
+        <w:t xml:space="preserve">Format attendu : Nombre.</w:t>
       </w:r>
       <w:r>
         <w:t xml:space="preserve"> </w:t>
@@ -5499,7 +5477,7 @@
           <w:i/>
           <w:iCs/>
         </w:rPr>
-        <w:t xml:space="preserve">Arrêt tolérable ~4h, perte de données max ~1h</w:t>
+        <w:t xml:space="preserve">~50 000 patients</w:t>
       </w:r>
     </w:p>
     <w:p>
@@ -5527,15 +5505,14 @@
         </w:pict>
       </w:r>
     </w:p>
-    <w:bookmarkEnd w:id="68"/>
-    <w:bookmarkEnd w:id="69"/>
-    <w:bookmarkStart w:id="74" w:name="journalisation-détection-et-incidents"/>
-    <w:p>
-      <w:pPr>
-        <w:pStyle w:val="Heading2"/>
-      </w:pPr>
-      <w:r>
-        <w:t xml:space="preserve">11. Journalisation, détection et incidents</w:t>
+    <w:bookmarkEnd w:id="67"/>
+    <w:bookmarkStart w:id="68" w:name="X7fc440aa5ae36093bbc0139621d55dc05f9ae07"/>
+    <w:p>
+      <w:pPr>
+        <w:pStyle w:val="Heading3"/>
+      </w:pPr>
+      <w:r>
+        <w:t xml:space="preserve">Des données sont-elles transférées hors Union Européenne ?</w:t>
       </w:r>
     </w:p>
     <w:p>
@@ -5543,27 +5520,6 @@
         <w:pStyle w:val="FirstParagraph"/>
       </w:pPr>
       <w:r>
-        <w:rPr>
-          <w:i/>
-          <w:iCs/>
-        </w:rPr>
-        <w:t xml:space="preserve">Votre capacité à voir ce qui se passe et à réagir.</w:t>
-      </w:r>
-    </w:p>
-    <w:bookmarkStart w:id="70" w:name="Xf3abeecd6bbe9d8fb6634034e0ab4ea099550fd"/>
-    <w:p>
-      <w:pPr>
-        <w:pStyle w:val="Heading3"/>
-      </w:pPr>
-      <w:r>
-        <w:t xml:space="preserve">Conservez-vous des journaux (logs) des activités système ?</w:t>
-      </w:r>
-    </w:p>
-    <w:p>
-      <w:pPr>
-        <w:pStyle w:val="FirstParagraph"/>
-      </w:pPr>
-      <w:r>
         <w:t xml:space="preserve">🔹</w:t>
       </w:r>
       <w:r>
@@ -5580,7 +5536,7 @@
         <w:t xml:space="preserve"> </w:t>
       </w:r>
       <w:r>
-        <w:t xml:space="preserve">Les journaux enregistrent les connexions et actions. Ils sont indispensables pour comprendre une attaque après coup. Précisez leur durée de conservation.</w:t>
+        <w:t xml:space="preserve">Par exemple via un prestataire américain. Ces transferts nécessitent des garanties juridiques particulières sous le RGPD.</w:t>
       </w:r>
     </w:p>
     <w:p>
@@ -5604,7 +5560,7 @@
         <w:t xml:space="preserve"> </w:t>
       </w:r>
       <w:r>
-        <w:t xml:space="preserve">Format attendu : Texte.</w:t>
+        <w:t xml:space="preserve">Format attendu : Oui / Non + détails.</w:t>
       </w:r>
       <w:r>
         <w:t xml:space="preserve"> </w:t>
@@ -5620,7 +5576,7 @@
           <w:i/>
           <w:iCs/>
         </w:rPr>
-        <w:t xml:space="preserve">Journaux conservés 6 mois sur les serveurs principaux</w:t>
+        <w:t xml:space="preserve">Oui, support d’un éditeur hébergé aux États-Unis</w:t>
       </w:r>
     </w:p>
     <w:p>
@@ -5648,14 +5604,14 @@
         </w:pict>
       </w:r>
     </w:p>
-    <w:bookmarkEnd w:id="70"/>
-    <w:bookmarkStart w:id="71" w:name="X011ad9c49dbafe9deca78521e7e7b7c98c9306b"/>
+    <w:bookmarkEnd w:id="68"/>
+    <w:bookmarkStart w:id="69" w:name="X68e2bbb2f228f0f7efe9d2183b59da13b980835"/>
     <w:p>
       <w:pPr>
         <w:pStyle w:val="Heading3"/>
       </w:pPr>
       <w:r>
-        <w:t xml:space="preserve">Surveillez-vous activement les alertes de sécurité (SIEM/SOC) ?</w:t>
+        <w:t xml:space="preserve">Tenez-vous un registre des activités de traitement ?</w:t>
       </w:r>
     </w:p>
     <w:p>
@@ -5679,7 +5635,7 @@
         <w:t xml:space="preserve"> </w:t>
       </w:r>
       <w:r>
-        <w:t xml:space="preserve">Un SIEM centralise les alertes ; un SOC est l’équipe qui les surveille en continu. Beaucoup d’organisations n’en ont pas — dites simplement l’état réel.</w:t>
+        <w:t xml:space="preserve">Le registre liste vos usages de données personnelles : quelles données, pour quelle finalité, conservées combien de temps, partagées avec qui. Précisez s’il est à jour et qui le tient.</w:t>
       </w:r>
     </w:p>
     <w:p>
@@ -5719,7 +5675,7 @@
           <w:i/>
           <w:iCs/>
         </w:rPr>
-        <w:t xml:space="preserve">Pas de SOC ; alertes Defender consultées ponctuellement</w:t>
+        <w:t xml:space="preserve">Registre tenu et revu chaque année par le DPO externe</w:t>
       </w:r>
     </w:p>
     <w:p>
@@ -5747,14 +5703,14 @@
         </w:pict>
       </w:r>
     </w:p>
-    <w:bookmarkEnd w:id="71"/>
-    <w:bookmarkStart w:id="72" w:name="X65d07f926673e140c88be6b3fcf3dcb2a0d1df9"/>
+    <w:bookmarkEnd w:id="69"/>
+    <w:bookmarkStart w:id="70" w:name="X8174dc1c0a4f9a1bbe198c2210f59cb0815eeb4"/>
     <w:p>
       <w:pPr>
         <w:pStyle w:val="Heading3"/>
       </w:pPr>
       <w:r>
-        <w:t xml:space="preserve">Avez-vous déjà subi des incidents de sécurité notables ?</w:t>
+        <w:t xml:space="preserve">Avez-vous désigné un délégué à la protection des données (DPO) ?</w:t>
       </w:r>
     </w:p>
     <w:p>
@@ -5778,7 +5734,7 @@
         <w:t xml:space="preserve"> </w:t>
       </w:r>
       <w:r>
-        <w:t xml:space="preserve">Virus, rançongiciel, fuite de données, intrusion, fraude… Même anciens, ils renseignent sur votre exposition. Aucune honte : l’objectif est d’apprendre.</w:t>
+        <w:t xml:space="preserve">Le DPO est le référent RGPD. Précisez s’il est interne ou externe, et s’il a été déclaré à la CNIL — l’obligation dépend de votre activité et du type de données traitées.</w:t>
       </w:r>
     </w:p>
     <w:p>
@@ -5818,7 +5774,7 @@
           <w:i/>
           <w:iCs/>
         </w:rPr>
-        <w:t xml:space="preserve">Une tentative de rançongiciel bloquée en 2023</w:t>
+        <w:t xml:space="preserve">DPO externe mutualisé, déclaré à la CNIL</w:t>
       </w:r>
     </w:p>
     <w:p>
@@ -5846,14 +5802,14 @@
         </w:pict>
       </w:r>
     </w:p>
-    <w:bookmarkEnd w:id="72"/>
-    <w:bookmarkStart w:id="73" w:name="Xfe4780ce29dd846e981f37f021b5f46b2884d8b"/>
+    <w:bookmarkEnd w:id="70"/>
+    <w:bookmarkStart w:id="71" w:name="X04eb760d714b8bab53986b1a403f631d128b774"/>
     <w:p>
       <w:pPr>
         <w:pStyle w:val="Heading3"/>
       </w:pPr>
       <w:r>
-        <w:t xml:space="preserve">Disposez-vous d’une procédure de réponse aux incidents ?</w:t>
+        <w:t xml:space="preserve">Combien de temps conservez-vous les données, et comment sont-elles supprimées ?</w:t>
       </w:r>
     </w:p>
     <w:p>
@@ -5877,7 +5833,7 @@
         <w:t xml:space="preserve"> </w:t>
       </w:r>
       <w:r>
-        <w:t xml:space="preserve">Qui appeler, quoi faire, dans quel ordre en cas de crise cyber. Et avez-vous un contact d’assistance (prestataire, assurance cyber, CERT) ?</w:t>
+        <w:t xml:space="preserve">Une donnée gardée au-delà de son utilité est un risque sans contrepartie. Indiquez les durées de conservation prévues et ce qui déclenche réellement une suppression (automatique, manuelle, jamais).</w:t>
       </w:r>
     </w:p>
     <w:p>
@@ -5917,7 +5873,7 @@
           <w:i/>
           <w:iCs/>
         </w:rPr>
-        <w:t xml:space="preserve">Procédure informelle ; contrat d’assistance avec un prestataire</w:t>
+        <w:t xml:space="preserve">Dossiers patients conservés 20 ans ; purge des logs à 6 mois ; pas de purge automatisée sur les sauvegardes</w:t>
       </w:r>
     </w:p>
     <w:p>
@@ -5945,15 +5901,14 @@
         </w:pict>
       </w:r>
     </w:p>
-    <w:bookmarkEnd w:id="73"/>
-    <w:bookmarkEnd w:id="74"/>
-    <w:bookmarkStart w:id="78" w:name="écosystème-et-tiers-de-confiance"/>
-    <w:p>
-      <w:pPr>
-        <w:pStyle w:val="Heading2"/>
-      </w:pPr>
-      <w:r>
-        <w:t xml:space="preserve">12. Écosystème et tiers de confiance</w:t>
+    <w:bookmarkEnd w:id="71"/>
+    <w:bookmarkStart w:id="72" w:name="Xd0c21242ed9222cb59ff3886c0b26de4cf75fef"/>
+    <w:p>
+      <w:pPr>
+        <w:pStyle w:val="Heading3"/>
+      </w:pPr>
+      <w:r>
+        <w:t xml:space="preserve">Quels sous-traitants accèdent à des données personnelles ?</w:t>
       </w:r>
     </w:p>
     <w:p>
@@ -5961,27 +5916,6 @@
         <w:pStyle w:val="FirstParagraph"/>
       </w:pPr>
       <w:r>
-        <w:rPr>
-          <w:i/>
-          <w:iCs/>
-        </w:rPr>
-        <w:t xml:space="preserve">Vos dépendances envers d’autres organisations — souvent une porte d’entrée des attaques.</w:t>
-      </w:r>
-    </w:p>
-    <w:bookmarkStart w:id="75" w:name="X06309a65659dc2fbba8de012a8a3046c7e87bc8"/>
-    <w:p>
-      <w:pPr>
-        <w:pStyle w:val="Heading3"/>
-      </w:pPr>
-      <w:r>
-        <w:t xml:space="preserve">Quels sont vos fournisseurs / prestataires critiques ?</w:t>
-      </w:r>
-    </w:p>
-    <w:p>
-      <w:pPr>
-        <w:pStyle w:val="FirstParagraph"/>
-      </w:pPr>
-      <w:r>
         <w:t xml:space="preserve">🔹</w:t>
       </w:r>
       <w:r>
@@ -5998,7 +5932,7 @@
         <w:t xml:space="preserve"> </w:t>
       </w:r>
       <w:r>
-        <w:t xml:space="preserve">Ceux dont une panne ou un piratage vous impacterait directement (hébergeur, éditeur, infogérant, fournisseur d’énergie). L’attaque passe souvent par eux.</w:t>
+        <w:t xml:space="preserve">Les prestataires qui manipulent vos données pour vous (hébergeur, éditeur SaaS, infogérance). Vous restez responsable de ce qu’ils en font.</w:t>
       </w:r>
     </w:p>
     <w:p>
@@ -6016,7 +5950,7 @@
           <w:i/>
           <w:iCs/>
         </w:rPr>
-        <w:t xml:space="preserve">Priorité : Critique — indispensable pour démarrer l’étude.</w:t>
+        <w:t xml:space="preserve">Priorité : Important — si vous ne pouvez pas répondre, indiquez pourquoi.</w:t>
       </w:r>
       <w:r>
         <w:t xml:space="preserve"> </w:t>
@@ -6038,7 +5972,7 @@
           <w:i/>
           <w:iCs/>
         </w:rPr>
-        <w:t xml:space="preserve">Hébergeur HDS, éditeur du SIH, prestataire d’infogérance</w:t>
+        <w:t xml:space="preserve">Hébergeur HDS, éditeur du SIH, prestataire de paie</w:t>
       </w:r>
     </w:p>
     <w:p>
@@ -6066,14 +6000,14 @@
         </w:pict>
       </w:r>
     </w:p>
-    <w:bookmarkEnd w:id="75"/>
-    <w:bookmarkStart w:id="76" w:name="X6e2c7c4af99e870e26138c76ffc613bc74eb243"/>
+    <w:bookmarkEnd w:id="72"/>
+    <w:bookmarkStart w:id="73" w:name="X9f094a32c72d6acbc7416ea43fa705b282950e9"/>
     <w:p>
       <w:pPr>
         <w:pStyle w:val="Heading3"/>
       </w:pPr>
       <w:r>
-        <w:t xml:space="preserve">Une partie de votre informatique est-elle infogérée / externalisée ?</w:t>
+        <w:t xml:space="preserve">Vos données sensibles sont-elles chiffrées ?</w:t>
       </w:r>
     </w:p>
     <w:p>
@@ -6097,7 +6031,7 @@
         <w:t xml:space="preserve"> </w:t>
       </w:r>
       <w:r>
-        <w:t xml:space="preserve">Confiez-vous la gestion de vos systèmes à un prestataire externe ? Si oui, il a des accès étendus qu’il faut encadrer.</w:t>
+        <w:t xml:space="preserve">Le chiffrement rend les données illisibles sans la clé. Précisez « au repos » (sur les disques/sauvegardes) et « en transit » (pendant les échanges réseau).</w:t>
       </w:r>
     </w:p>
     <w:p>
@@ -6137,7 +6071,7 @@
           <w:i/>
           <w:iCs/>
         </w:rPr>
-        <w:t xml:space="preserve">Infogérance partielle des serveurs par un prestataire local</w:t>
+        <w:t xml:space="preserve">Chiffrement des sauvegardes et des échanges web ; disques serveurs non chiffrés</w:t>
       </w:r>
     </w:p>
     <w:p>
@@ -6165,14 +6099,36 @@
         </w:pict>
       </w:r>
     </w:p>
-    <w:bookmarkEnd w:id="76"/>
-    <w:bookmarkStart w:id="77" w:name="X55b257a38ab5698cdfa2d1abb63333a795331df"/>
+    <w:bookmarkEnd w:id="73"/>
+    <w:bookmarkEnd w:id="74"/>
+    <w:bookmarkStart w:id="80" w:name="sauvegarde-et-continuité-dactivité"/>
+    <w:p>
+      <w:pPr>
+        <w:pStyle w:val="Heading2"/>
+      </w:pPr>
+      <w:r>
+        <w:t xml:space="preserve">10. Sauvegarde et continuité d’activité</w:t>
+      </w:r>
+    </w:p>
+    <w:p>
+      <w:pPr>
+        <w:pStyle w:val="FirstParagraph"/>
+      </w:pPr>
+      <w:r>
+        <w:rPr>
+          <w:i/>
+          <w:iCs/>
+        </w:rPr>
+        <w:t xml:space="preserve">Votre capacité à résister à une panne, une destruction ou un rançongiciel.</w:t>
+      </w:r>
+    </w:p>
+    <w:bookmarkStart w:id="75" w:name="quelle-est-votre-stratégie-de-sauvegarde"/>
     <w:p>
       <w:pPr>
         <w:pStyle w:val="Heading3"/>
       </w:pPr>
       <w:r>
-        <w:t xml:space="preserve">Vos contrats prestataires incluent-ils des exigences de sécurité ?</w:t>
+        <w:t xml:space="preserve">Quelle est votre stratégie de sauvegarde ?</w:t>
       </w:r>
     </w:p>
     <w:p>
@@ -6196,7 +6152,7 @@
         <w:t xml:space="preserve"> </w:t>
       </w:r>
       <w:r>
-        <w:t xml:space="preserve">Des engagements écrits (confidentialité, notification en cas d’incident, droit d’audit). Sans clause, vous avez peu de recours.</w:t>
+        <w:t xml:space="preserve">À quelle fréquence sauvegardez-vous ? Existe-t-il une copie « hors ligne » ou « immuable » (que même un attaquant ne peut effacer) ? C’est la dernière défense contre un rançongiciel.</w:t>
       </w:r>
     </w:p>
     <w:p>
@@ -6214,7 +6170,7 @@
           <w:i/>
           <w:iCs/>
         </w:rPr>
-        <w:t xml:space="preserve">Priorité : Important — si vous ne pouvez pas répondre, indiquez pourquoi.</w:t>
+        <w:t xml:space="preserve">Priorité : Critique — indispensable pour démarrer l’étude.</w:t>
       </w:r>
       <w:r>
         <w:t xml:space="preserve"> </w:t>
@@ -6236,7 +6192,7 @@
           <w:i/>
           <w:iCs/>
         </w:rPr>
-        <w:t xml:space="preserve">Clauses RGPD présentes, exigences de sécurité limitées</w:t>
+        <w:t xml:space="preserve">Sauvegarde quotidienne, avec une copie hors ligne hebdomadaire</w:t>
       </w:r>
     </w:p>
     <w:p>
@@ -6264,15 +6220,14 @@
         </w:pict>
       </w:r>
     </w:p>
-    <w:bookmarkEnd w:id="77"/>
-    <w:bookmarkEnd w:id="78"/>
-    <w:bookmarkStart w:id="82" w:name="sécurité-physique-et-facteur-humain"/>
-    <w:p>
-      <w:pPr>
-        <w:pStyle w:val="Heading2"/>
-      </w:pPr>
-      <w:r>
-        <w:t xml:space="preserve">13. Sécurité physique et facteur humain</w:t>
+    <w:bookmarkEnd w:id="75"/>
+    <w:bookmarkStart w:id="76" w:name="X2d555db621b7fffe1305f693c9a88b505c0c5bd"/>
+    <w:p>
+      <w:pPr>
+        <w:pStyle w:val="Heading3"/>
+      </w:pPr>
+      <w:r>
+        <w:t xml:space="preserve">Testez-vous régulièrement la restauration des sauvegardes ?</w:t>
       </w:r>
     </w:p>
     <w:p>
@@ -6280,27 +6235,6 @@
         <w:pStyle w:val="FirstParagraph"/>
       </w:pPr>
       <w:r>
-        <w:rPr>
-          <w:i/>
-          <w:iCs/>
-        </w:rPr>
-        <w:t xml:space="preserve">Les locaux et les personnes comptent autant que la technique.</w:t>
-      </w:r>
-    </w:p>
-    <w:bookmarkStart w:id="79" w:name="X61c1bb4992840106df5dc3498aa752925a149fc"/>
-    <w:p>
-      <w:pPr>
-        <w:pStyle w:val="Heading3"/>
-      </w:pPr>
-      <w:r>
-        <w:t xml:space="preserve">Comment sont protégés vos locaux et salles serveurs ?</w:t>
-      </w:r>
-    </w:p>
-    <w:p>
-      <w:pPr>
-        <w:pStyle w:val="FirstParagraph"/>
-      </w:pPr>
-      <w:r>
         <w:t xml:space="preserve">🔹</w:t>
       </w:r>
       <w:r>
@@ -6317,7 +6251,7 @@
         <w:t xml:space="preserve"> </w:t>
       </w:r>
       <w:r>
-        <w:t xml:space="preserve">Contrôle d’accès (badges), vidéosurveillance, salle informatique fermée, protection contre l’incendie et les coupures électriques.</w:t>
+        <w:t xml:space="preserve">Une sauvegarde jamais testée peut se révéler illisible le jour où on en a besoin. Indiquez si et à quelle fréquence vous vérifiez qu’elle fonctionne.</w:t>
       </w:r>
     </w:p>
     <w:p>
@@ -6357,7 +6291,7 @@
           <w:i/>
           <w:iCs/>
         </w:rPr>
-        <w:t xml:space="preserve">Badges, salle serveurs fermée à clé, onduleurs</w:t>
+        <w:t xml:space="preserve">Test de restauration semestriel</w:t>
       </w:r>
     </w:p>
     <w:p>
@@ -6385,14 +6319,14 @@
         </w:pict>
       </w:r>
     </w:p>
-    <w:bookmarkEnd w:id="79"/>
-    <w:bookmarkStart w:id="80" w:name="X83b94919e692c80c94e786cf01ea81fd2efed8e"/>
+    <w:bookmarkEnd w:id="76"/>
+    <w:bookmarkStart w:id="77" w:name="X47c5692d8a2e5878e27e556ab1dd18a0f6d433e"/>
     <w:p>
       <w:pPr>
         <w:pStyle w:val="Heading3"/>
       </w:pPr>
       <w:r>
-        <w:t xml:space="preserve">Vos collaborateurs sont-ils sensibilisés à la cybersécurité ?</w:t>
+        <w:t xml:space="preserve">Avez-vous un plan de reprise informatique (PRA) ?</w:t>
       </w:r>
     </w:p>
     <w:p>
@@ -6416,7 +6350,7 @@
         <w:t xml:space="preserve"> </w:t>
       </w:r>
       <w:r>
-        <w:t xml:space="preserve">Formations, campagnes de faux e-mails piégés (phishing), charte informatique. L’humain est la cible la plus fréquente des attaques.</w:t>
+        <w:t xml:space="preserve">Comment le système d’information est techniquement remonté après un sinistre majeur (incendie, rançongiciel) : où, à partir de quoi, par qui. Précisez la date du dernier test réel.</w:t>
       </w:r>
     </w:p>
     <w:p>
@@ -6456,7 +6390,7 @@
           <w:i/>
           <w:iCs/>
         </w:rPr>
-        <w:t xml:space="preserve">Sensibilisation annuelle, pas de test de phishing</w:t>
+        <w:t xml:space="preserve">PRA documenté, bascule testée en octobre dernier</w:t>
       </w:r>
     </w:p>
     <w:p>
@@ -6484,14 +6418,14 @@
         </w:pict>
       </w:r>
     </w:p>
-    <w:bookmarkEnd w:id="80"/>
-    <w:bookmarkStart w:id="81" w:name="X0485d6074538d395f0625c80a3a47c96baf4ae8"/>
+    <w:bookmarkEnd w:id="77"/>
+    <w:bookmarkStart w:id="78" w:name="Xe3ccabfaecbddae3539f8ae069c8e6e30d44755"/>
     <w:p>
       <w:pPr>
         <w:pStyle w:val="Heading3"/>
       </w:pPr>
       <w:r>
-        <w:t xml:space="preserve">Existe-t-il une charte informatique et des politiques de sécurité écrites ?</w:t>
+        <w:t xml:space="preserve">Avez-vous un plan de continuité métier (PCA) ?</w:t>
       </w:r>
     </w:p>
     <w:p>
@@ -6515,7 +6449,7 @@
         <w:t xml:space="preserve"> </w:t>
       </w:r>
       <w:r>
-        <w:t xml:space="preserve">Des documents qui fixent les règles d’usage et de sécurité, connus des employés.</w:t>
+        <w:t xml:space="preserve">Comment l’activité continue PENDANT la panne, sans l’informatique : procédures dégradées, papier, report vers un autre site. C’est distinct du redémarrage technique.</w:t>
       </w:r>
     </w:p>
     <w:p>
@@ -6539,7 +6473,7 @@
         <w:t xml:space="preserve"> </w:t>
       </w:r>
       <w:r>
-        <w:t xml:space="preserve">Format attendu : Oui / Non + détails.</w:t>
+        <w:t xml:space="preserve">Format attendu : Texte.</w:t>
       </w:r>
       <w:r>
         <w:t xml:space="preserve"> </w:t>
@@ -6555,7 +6489,7 @@
           <w:i/>
           <w:iCs/>
         </w:rPr>
-        <w:t xml:space="preserve">Charte signée à l’embauche ; PSSI en cours de rédaction</w:t>
+        <w:t xml:space="preserve">Procédure papier pour les admissions ; PCA métier en cours de rédaction</w:t>
       </w:r>
     </w:p>
     <w:p>
@@ -6583,15 +6517,14 @@
         </w:pict>
       </w:r>
     </w:p>
-    <w:bookmarkEnd w:id="81"/>
-    <w:bookmarkEnd w:id="82"/>
-    <w:bookmarkStart w:id="87" w:name="conformité-référentiels-et-historique"/>
-    <w:p>
-      <w:pPr>
-        <w:pStyle w:val="Heading2"/>
-      </w:pPr>
-      <w:r>
-        <w:t xml:space="preserve">14. Conformité, référentiels et historique</w:t>
+    <w:bookmarkEnd w:id="78"/>
+    <w:bookmarkStart w:id="79" w:name="Xf481783c1f0695630c629030bb488af11130f60"/>
+    <w:p>
+      <w:pPr>
+        <w:pStyle w:val="Heading3"/>
+      </w:pPr>
+      <w:r>
+        <w:t xml:space="preserve">Combien de temps pouvez-vous rester à l’arrêt, et quelle perte de données tolérez-vous ?</w:t>
       </w:r>
     </w:p>
     <w:p>
@@ -6599,27 +6532,6 @@
         <w:pStyle w:val="FirstParagraph"/>
       </w:pPr>
       <w:r>
-        <w:rPr>
-          <w:i/>
-          <w:iCs/>
-        </w:rPr>
-        <w:t xml:space="preserve">Les cadres réglementaires et normatifs qui s’appliquent, et ce qui a déjà été fait.</w:t>
-      </w:r>
-    </w:p>
-    <w:bookmarkStart w:id="83" w:name="X2d7e8a81eec934d60bd7eb309e49460aba40fc5"/>
-    <w:p>
-      <w:pPr>
-        <w:pStyle w:val="Heading3"/>
-      </w:pPr>
-      <w:r>
-        <w:t xml:space="preserve">Quels référentiels / réglementations s’appliquent à vous ?</w:t>
-      </w:r>
-    </w:p>
-    <w:p>
-      <w:pPr>
-        <w:pStyle w:val="FirstParagraph"/>
-      </w:pPr>
-      <w:r>
         <w:t xml:space="preserve">🔹</w:t>
       </w:r>
       <w:r>
@@ -6636,7 +6548,7 @@
         <w:t xml:space="preserve"> </w:t>
       </w:r>
       <w:r>
-        <w:t xml:space="preserve">Les cadres de sécurité et lois applicables. Pré-remplis : ISO 27001, guide d’hygiène ANSSI, RGPD, NIST. Confirmez, retirez, ou ajoutez (ex. HDS, HIPAA, PCI-DSS, NIS2).</w:t>
+        <w:t xml:space="preserve">En clair : au bout de combien de temps l’arrêt devient-il critique (RTO), et jusqu’à combien d’heures de données pouvez-vous perdre (RPO) ? Une estimation suffit.</w:t>
       </w:r>
     </w:p>
     <w:p>
@@ -6654,13 +6566,13 @@
           <w:i/>
           <w:iCs/>
         </w:rPr>
-        <w:t xml:space="preserve">Priorité : Critique — indispensable pour démarrer l’étude.</w:t>
-      </w:r>
-      <w:r>
-        <w:t xml:space="preserve"> </w:t>
-      </w:r>
-      <w:r>
-        <w:t xml:space="preserve">Format attendu : Liste.</w:t>
+        <w:t xml:space="preserve">Priorité : Important — si vous ne pouvez pas répondre, indiquez pourquoi.</w:t>
+      </w:r>
+      <w:r>
+        <w:t xml:space="preserve"> </w:t>
+      </w:r>
+      <w:r>
+        <w:t xml:space="preserve">Format attendu : Texte.</w:t>
       </w:r>
       <w:r>
         <w:t xml:space="preserve"> </w:t>
@@ -6676,7 +6588,7 @@
           <w:i/>
           <w:iCs/>
         </w:rPr>
-        <w:t xml:space="preserve">ISO27001, ANSSI_hygiene, RGPD, NIST, HDS</w:t>
+        <w:t xml:space="preserve">Arrêt tolérable ~4h, perte de données max ~1h</w:t>
       </w:r>
     </w:p>
     <w:p>
@@ -6704,14 +6616,36 @@
         </w:pict>
       </w:r>
     </w:p>
-    <w:bookmarkEnd w:id="83"/>
-    <w:bookmarkStart w:id="84" w:name="Xa14397e40f17b9de5aef4b55dcfb55d1e02c752"/>
+    <w:bookmarkEnd w:id="79"/>
+    <w:bookmarkEnd w:id="80"/>
+    <w:bookmarkStart w:id="86" w:name="journalisation-détection-et-incidents"/>
+    <w:p>
+      <w:pPr>
+        <w:pStyle w:val="Heading2"/>
+      </w:pPr>
+      <w:r>
+        <w:t xml:space="preserve">11. Journalisation, détection et incidents</w:t>
+      </w:r>
+    </w:p>
+    <w:p>
+      <w:pPr>
+        <w:pStyle w:val="FirstParagraph"/>
+      </w:pPr>
+      <w:r>
+        <w:rPr>
+          <w:i/>
+          <w:iCs/>
+        </w:rPr>
+        <w:t xml:space="preserve">Votre capacité à voir ce qui se passe et à réagir.</w:t>
+      </w:r>
+    </w:p>
+    <w:bookmarkStart w:id="81" w:name="Xf3abeecd6bbe9d8fb6634034e0ab4ea099550fd"/>
     <w:p>
       <w:pPr>
         <w:pStyle w:val="Heading3"/>
       </w:pPr>
       <w:r>
-        <w:t xml:space="preserve">Détenez-vous déjà des certifications ou labels de sécurité ?</w:t>
+        <w:t xml:space="preserve">Conservez-vous des journaux (logs) des activités système ?</w:t>
       </w:r>
     </w:p>
     <w:p>
@@ -6735,7 +6669,7 @@
         <w:t xml:space="preserve"> </w:t>
       </w:r>
       <w:r>
-        <w:t xml:space="preserve">Par exemple ISO 27001, HDS, SecNumCloud. Précisez leur périmètre et leur validité.</w:t>
+        <w:t xml:space="preserve">Les journaux enregistrent les connexions et actions. Ils sont indispensables pour comprendre une attaque après coup. Précisez leur durée de conservation.</w:t>
       </w:r>
     </w:p>
     <w:p>
@@ -6775,7 +6709,7 @@
           <w:i/>
           <w:iCs/>
         </w:rPr>
-        <w:t xml:space="preserve">Certification HDS de l’hébergeur ; pas de certification propre</w:t>
+        <w:t xml:space="preserve">Journaux conservés 6 mois sur les serveurs principaux</w:t>
       </w:r>
     </w:p>
     <w:p>
@@ -6803,14 +6737,14 @@
         </w:pict>
       </w:r>
     </w:p>
-    <w:bookmarkEnd w:id="84"/>
-    <w:bookmarkStart w:id="85" w:name="Xd13c8feb8d9186eab5ae0420436c0922d69e70c"/>
+    <w:bookmarkEnd w:id="81"/>
+    <w:bookmarkStart w:id="82" w:name="X011ad9c49dbafe9deca78521e7e7b7c98c9306b"/>
     <w:p>
       <w:pPr>
         <w:pStyle w:val="Heading3"/>
       </w:pPr>
       <w:r>
-        <w:t xml:space="preserve">Des audits, tests d’intrusion ou évaluations ont-ils déjà eu lieu ?</w:t>
+        <w:t xml:space="preserve">Surveillez-vous activement les alertes de sécurité (SIEM/SOC) ?</w:t>
       </w:r>
     </w:p>
     <w:p>
@@ -6834,7 +6768,7 @@
         <w:t xml:space="preserve"> </w:t>
       </w:r>
       <w:r>
-        <w:t xml:space="preserve">Tout travail antérieur (audit ANSSI, pentest, évaluation interne) et ses grandes conclusions. Cela évite de repartir de zéro.</w:t>
+        <w:t xml:space="preserve">Un SIEM centralise les alertes ; un SOC est l’équipe qui les surveille en continu. Beaucoup d’organisations n’en ont pas — dites simplement l’état réel.</w:t>
       </w:r>
     </w:p>
     <w:p>
@@ -6874,7 +6808,7 @@
           <w:i/>
           <w:iCs/>
         </w:rPr>
-        <w:t xml:space="preserve">Audit de maturité ANSSI en 2023, quelques écarts identifiés</w:t>
+        <w:t xml:space="preserve">Pas de SOC ; alertes Defender consultées ponctuellement</w:t>
       </w:r>
     </w:p>
     <w:p>
@@ -6902,14 +6836,14 @@
         </w:pict>
       </w:r>
     </w:p>
-    <w:bookmarkEnd w:id="85"/>
-    <w:bookmarkStart w:id="86" w:name="Xaf22107e8a36cafc1521e836e7c04e0404ded2a"/>
+    <w:bookmarkEnd w:id="82"/>
+    <w:bookmarkStart w:id="83" w:name="X65d07f926673e140c88be6b3fcf3dcb2a0d1df9"/>
     <w:p>
       <w:pPr>
         <w:pStyle w:val="Heading3"/>
       </w:pPr>
       <w:r>
-        <w:t xml:space="preserve">Quels documents joignez-vous à ce questionnaire ? (facultatif)</w:t>
+        <w:t xml:space="preserve">Avez-vous déjà subi des incidents de sécurité notables ?</w:t>
       </w:r>
     </w:p>
     <w:p>
@@ -6933,7 +6867,7 @@
         <w:t xml:space="preserve"> </w:t>
       </w:r>
       <w:r>
-        <w:t xml:space="preserve">Tout document utile : politique de sécurité, schéma réseau, inventaire, rapport d’audit précédent, registre RGPD. C’est facultatif mais très utile — l’agent les lira et en extraira les informations, en citant ses sources.</w:t>
+        <w:t xml:space="preserve">Virus, rançongiciel, fuite de données, intrusion, fraude… Même anciens, ils renseignent sur votre exposition. Aucune honte : l’objectif est d’apprendre.</w:t>
       </w:r>
     </w:p>
     <w:p>
@@ -6957,7 +6891,7 @@
         <w:t xml:space="preserve"> </w:t>
       </w:r>
       <w:r>
-        <w:t xml:space="preserve">Format attendu : Liste de fichiers.</w:t>
+        <w:t xml:space="preserve">Format attendu : Texte.</w:t>
       </w:r>
       <w:r>
         <w:t xml:space="preserve"> </w:t>
@@ -6973,7 +6907,7 @@
           <w:i/>
           <w:iCs/>
         </w:rPr>
-        <w:t xml:space="preserve">PSSI.pdf, schema_reseau.pdf, rapport_audit_2023.pdf</w:t>
+        <w:t xml:space="preserve">Une tentative de rançongiciel bloquée en 2023</w:t>
       </w:r>
     </w:p>
     <w:p>
@@ -7001,9 +6935,1263 @@
         </w:pict>
       </w:r>
     </w:p>
+    <w:bookmarkEnd w:id="83"/>
+    <w:bookmarkStart w:id="84" w:name="Xfe4780ce29dd846e981f37f021b5f46b2884d8b"/>
+    <w:p>
+      <w:pPr>
+        <w:pStyle w:val="Heading3"/>
+      </w:pPr>
+      <w:r>
+        <w:t xml:space="preserve">Disposez-vous d’une procédure de réponse aux incidents ?</w:t>
+      </w:r>
+    </w:p>
+    <w:p>
+      <w:pPr>
+        <w:pStyle w:val="FirstParagraph"/>
+      </w:pPr>
+      <w:r>
+        <w:t xml:space="preserve">🔹</w:t>
+      </w:r>
+      <w:r>
+        <w:t xml:space="preserve"> </w:t>
+      </w:r>
+      <w:r>
+        <w:rPr>
+          <w:b/>
+          <w:bCs/>
+        </w:rPr>
+        <w:t xml:space="preserve">Explication.</w:t>
+      </w:r>
+      <w:r>
+        <w:t xml:space="preserve"> </w:t>
+      </w:r>
+      <w:r>
+        <w:t xml:space="preserve">Qui appeler, quoi faire, dans quel ordre en cas de crise cyber. Et avez-vous un contact d’assistance (prestataire, assurance cyber, CERT) ?</w:t>
+      </w:r>
+    </w:p>
+    <w:p>
+      <w:pPr>
+        <w:pStyle w:val="BodyText"/>
+      </w:pPr>
+      <w:r>
+        <w:t xml:space="preserve">🔸</w:t>
+      </w:r>
+      <w:r>
+        <w:t xml:space="preserve"> </w:t>
+      </w:r>
+      <w:r>
+        <w:rPr>
+          <w:i/>
+          <w:iCs/>
+        </w:rPr>
+        <w:t xml:space="preserve">Priorité : Important — si vous ne pouvez pas répondre, indiquez pourquoi.</w:t>
+      </w:r>
+      <w:r>
+        <w:t xml:space="preserve"> </w:t>
+      </w:r>
+      <w:r>
+        <w:t xml:space="preserve">Format attendu : Texte.</w:t>
+      </w:r>
+      <w:r>
+        <w:t xml:space="preserve"> </w:t>
+      </w:r>
+      <w:r>
+        <w:t xml:space="preserve">Exemple :</w:t>
+      </w:r>
+      <w:r>
+        <w:t xml:space="preserve"> </w:t>
+      </w:r>
+      <w:r>
+        <w:rPr>
+          <w:i/>
+          <w:iCs/>
+        </w:rPr>
+        <w:t xml:space="preserve">Procédure informelle ; contrat d’assistance avec un prestataire</w:t>
+      </w:r>
+    </w:p>
+    <w:p>
+      <w:pPr>
+        <w:pStyle w:val="BodyText"/>
+      </w:pPr>
+      <w:r>
+        <w:t xml:space="preserve">✏️</w:t>
+      </w:r>
+      <w:r>
+        <w:t xml:space="preserve"> </w:t>
+      </w:r>
+      <w:r>
+        <w:rPr>
+          <w:b/>
+          <w:bCs/>
+        </w:rPr>
+        <w:t xml:space="preserve">Votre réponse :</w:t>
+      </w:r>
+    </w:p>
+    <w:p>
+      <w:r>
+        <w:pict>
+          <v:rect style="width:0;height:1.5pt" o:hralign="center" o:hrstd="t" o:hr="t"/>
+        </w:pict>
+      </w:r>
+    </w:p>
+    <w:bookmarkEnd w:id="84"/>
+    <w:bookmarkStart w:id="85" w:name="X74907ffd038f1e6e70e2650463e647378d2d838"/>
+    <w:p>
+      <w:pPr>
+        <w:pStyle w:val="Heading3"/>
+      </w:pPr>
+      <w:r>
+        <w:t xml:space="preserve">En cas de violation de données, qui devez-vous prévenir et sous quel délai ?</w:t>
+      </w:r>
+    </w:p>
+    <w:p>
+      <w:pPr>
+        <w:pStyle w:val="FirstParagraph"/>
+      </w:pPr>
+      <w:r>
+        <w:t xml:space="preserve">🔹</w:t>
+      </w:r>
+      <w:r>
+        <w:t xml:space="preserve"> </w:t>
+      </w:r>
+      <w:r>
+        <w:rPr>
+          <w:b/>
+          <w:bCs/>
+        </w:rPr>
+        <w:t xml:space="preserve">Explication.</w:t>
+      </w:r>
+      <w:r>
+        <w:t xml:space="preserve"> </w:t>
+      </w:r>
+      <w:r>
+        <w:t xml:space="preserve">Certaines obligations imposent un délai court et non négociable — par exemple 72 heures vers l’autorité de contrôle, plus l’information des personnes concernées si le risque est élevé. Indiquez si ces destinataires et ces délais sont écrits, et qui décide.</w:t>
+      </w:r>
+    </w:p>
+    <w:p>
+      <w:pPr>
+        <w:pStyle w:val="BodyText"/>
+      </w:pPr>
+      <w:r>
+        <w:t xml:space="preserve">🔸</w:t>
+      </w:r>
+      <w:r>
+        <w:t xml:space="preserve"> </w:t>
+      </w:r>
+      <w:r>
+        <w:rPr>
+          <w:i/>
+          <w:iCs/>
+        </w:rPr>
+        <w:t xml:space="preserve">Priorité : Important — si vous ne pouvez pas répondre, indiquez pourquoi.</w:t>
+      </w:r>
+      <w:r>
+        <w:t xml:space="preserve"> </w:t>
+      </w:r>
+      <w:r>
+        <w:t xml:space="preserve">Format attendu : Texte.</w:t>
+      </w:r>
+      <w:r>
+        <w:t xml:space="preserve"> </w:t>
+      </w:r>
+      <w:r>
+        <w:t xml:space="preserve">Exemple :</w:t>
+      </w:r>
+      <w:r>
+        <w:t xml:space="preserve"> </w:t>
+      </w:r>
+      <w:r>
+        <w:rPr>
+          <w:i/>
+          <w:iCs/>
+        </w:rPr>
+        <w:t xml:space="preserve">CNIL sous 72h et patients concernés ; décidé par le DPO, procédure non écrite</w:t>
+      </w:r>
+    </w:p>
+    <w:p>
+      <w:pPr>
+        <w:pStyle w:val="BodyText"/>
+      </w:pPr>
+      <w:r>
+        <w:t xml:space="preserve">✏️</w:t>
+      </w:r>
+      <w:r>
+        <w:t xml:space="preserve"> </w:t>
+      </w:r>
+      <w:r>
+        <w:rPr>
+          <w:b/>
+          <w:bCs/>
+        </w:rPr>
+        <w:t xml:space="preserve">Votre réponse :</w:t>
+      </w:r>
+    </w:p>
+    <w:p>
+      <w:r>
+        <w:pict>
+          <v:rect style="width:0;height:1.5pt" o:hralign="center" o:hrstd="t" o:hr="t"/>
+        </w:pict>
+      </w:r>
+    </w:p>
+    <w:bookmarkEnd w:id="85"/>
     <w:bookmarkEnd w:id="86"/>
+    <w:bookmarkStart w:id="90" w:name="écosystème-et-tiers-de-confiance"/>
+    <w:p>
+      <w:pPr>
+        <w:pStyle w:val="Heading2"/>
+      </w:pPr>
+      <w:r>
+        <w:t xml:space="preserve">12. Écosystème et tiers de confiance</w:t>
+      </w:r>
+    </w:p>
+    <w:p>
+      <w:pPr>
+        <w:pStyle w:val="FirstParagraph"/>
+      </w:pPr>
+      <w:r>
+        <w:rPr>
+          <w:i/>
+          <w:iCs/>
+        </w:rPr>
+        <w:t xml:space="preserve">Vos dépendances envers d’autres organisations — souvent une porte d’entrée des attaques.</w:t>
+      </w:r>
+    </w:p>
+    <w:bookmarkStart w:id="87" w:name="X06309a65659dc2fbba8de012a8a3046c7e87bc8"/>
+    <w:p>
+      <w:pPr>
+        <w:pStyle w:val="Heading3"/>
+      </w:pPr>
+      <w:r>
+        <w:t xml:space="preserve">Quels sont vos fournisseurs / prestataires critiques ?</w:t>
+      </w:r>
+    </w:p>
+    <w:p>
+      <w:pPr>
+        <w:pStyle w:val="FirstParagraph"/>
+      </w:pPr>
+      <w:r>
+        <w:t xml:space="preserve">🔹</w:t>
+      </w:r>
+      <w:r>
+        <w:t xml:space="preserve"> </w:t>
+      </w:r>
+      <w:r>
+        <w:rPr>
+          <w:b/>
+          <w:bCs/>
+        </w:rPr>
+        <w:t xml:space="preserve">Explication.</w:t>
+      </w:r>
+      <w:r>
+        <w:t xml:space="preserve"> </w:t>
+      </w:r>
+      <w:r>
+        <w:t xml:space="preserve">Ceux dont une panne ou un piratage vous impacterait directement (hébergeur, éditeur, infogérant, fournisseur d’énergie). L’attaque passe souvent par eux.</w:t>
+      </w:r>
+    </w:p>
+    <w:p>
+      <w:pPr>
+        <w:pStyle w:val="BodyText"/>
+      </w:pPr>
+      <w:r>
+        <w:t xml:space="preserve">🔸</w:t>
+      </w:r>
+      <w:r>
+        <w:t xml:space="preserve"> </w:t>
+      </w:r>
+      <w:r>
+        <w:rPr>
+          <w:i/>
+          <w:iCs/>
+        </w:rPr>
+        <w:t xml:space="preserve">Priorité : Critique — indispensable pour démarrer l’étude.</w:t>
+      </w:r>
+      <w:r>
+        <w:t xml:space="preserve"> </w:t>
+      </w:r>
+      <w:r>
+        <w:t xml:space="preserve">Format attendu : Liste.</w:t>
+      </w:r>
+      <w:r>
+        <w:t xml:space="preserve"> </w:t>
+      </w:r>
+      <w:r>
+        <w:t xml:space="preserve">Exemple :</w:t>
+      </w:r>
+      <w:r>
+        <w:t xml:space="preserve"> </w:t>
+      </w:r>
+      <w:r>
+        <w:rPr>
+          <w:i/>
+          <w:iCs/>
+        </w:rPr>
+        <w:t xml:space="preserve">Hébergeur HDS, éditeur du SIH, prestataire d’infogérance</w:t>
+      </w:r>
+    </w:p>
+    <w:p>
+      <w:pPr>
+        <w:pStyle w:val="BodyText"/>
+      </w:pPr>
+      <w:r>
+        <w:t xml:space="preserve">✏️</w:t>
+      </w:r>
+      <w:r>
+        <w:t xml:space="preserve"> </w:t>
+      </w:r>
+      <w:r>
+        <w:rPr>
+          <w:b/>
+          <w:bCs/>
+        </w:rPr>
+        <w:t xml:space="preserve">Votre réponse :</w:t>
+      </w:r>
+    </w:p>
+    <w:p>
+      <w:r>
+        <w:pict>
+          <v:rect style="width:0;height:1.5pt" o:hralign="center" o:hrstd="t" o:hr="t"/>
+        </w:pict>
+      </w:r>
+    </w:p>
     <w:bookmarkEnd w:id="87"/>
+    <w:bookmarkStart w:id="88" w:name="X6e2c7c4af99e870e26138c76ffc613bc74eb243"/>
+    <w:p>
+      <w:pPr>
+        <w:pStyle w:val="Heading3"/>
+      </w:pPr>
+      <w:r>
+        <w:t xml:space="preserve">Une partie de votre informatique est-elle infogérée / externalisée ?</w:t>
+      </w:r>
+    </w:p>
+    <w:p>
+      <w:pPr>
+        <w:pStyle w:val="FirstParagraph"/>
+      </w:pPr>
+      <w:r>
+        <w:t xml:space="preserve">🔹</w:t>
+      </w:r>
+      <w:r>
+        <w:t xml:space="preserve"> </w:t>
+      </w:r>
+      <w:r>
+        <w:rPr>
+          <w:b/>
+          <w:bCs/>
+        </w:rPr>
+        <w:t xml:space="preserve">Explication.</w:t>
+      </w:r>
+      <w:r>
+        <w:t xml:space="preserve"> </w:t>
+      </w:r>
+      <w:r>
+        <w:t xml:space="preserve">Confiez-vous la gestion de vos systèmes à un prestataire externe ? Si oui, il a des accès étendus qu’il faut encadrer.</w:t>
+      </w:r>
+    </w:p>
+    <w:p>
+      <w:pPr>
+        <w:pStyle w:val="BodyText"/>
+      </w:pPr>
+      <w:r>
+        <w:t xml:space="preserve">🔸</w:t>
+      </w:r>
+      <w:r>
+        <w:t xml:space="preserve"> </w:t>
+      </w:r>
+      <w:r>
+        <w:rPr>
+          <w:i/>
+          <w:iCs/>
+        </w:rPr>
+        <w:t xml:space="preserve">Priorité : Important — si vous ne pouvez pas répondre, indiquez pourquoi.</w:t>
+      </w:r>
+      <w:r>
+        <w:t xml:space="preserve"> </w:t>
+      </w:r>
+      <w:r>
+        <w:t xml:space="preserve">Format attendu : Texte.</w:t>
+      </w:r>
+      <w:r>
+        <w:t xml:space="preserve"> </w:t>
+      </w:r>
+      <w:r>
+        <w:t xml:space="preserve">Exemple :</w:t>
+      </w:r>
+      <w:r>
+        <w:t xml:space="preserve"> </w:t>
+      </w:r>
+      <w:r>
+        <w:rPr>
+          <w:i/>
+          <w:iCs/>
+        </w:rPr>
+        <w:t xml:space="preserve">Infogérance partielle des serveurs par un prestataire local</w:t>
+      </w:r>
+    </w:p>
+    <w:p>
+      <w:pPr>
+        <w:pStyle w:val="BodyText"/>
+      </w:pPr>
+      <w:r>
+        <w:t xml:space="preserve">✏️</w:t>
+      </w:r>
+      <w:r>
+        <w:t xml:space="preserve"> </w:t>
+      </w:r>
+      <w:r>
+        <w:rPr>
+          <w:b/>
+          <w:bCs/>
+        </w:rPr>
+        <w:t xml:space="preserve">Votre réponse :</w:t>
+      </w:r>
+    </w:p>
+    <w:p>
+      <w:r>
+        <w:pict>
+          <v:rect style="width:0;height:1.5pt" o:hralign="center" o:hrstd="t" o:hr="t"/>
+        </w:pict>
+      </w:r>
+    </w:p>
     <w:bookmarkEnd w:id="88"/>
+    <w:bookmarkStart w:id="89" w:name="X55b257a38ab5698cdfa2d1abb63333a795331df"/>
+    <w:p>
+      <w:pPr>
+        <w:pStyle w:val="Heading3"/>
+      </w:pPr>
+      <w:r>
+        <w:t xml:space="preserve">Vos contrats prestataires incluent-ils des exigences de sécurité ?</w:t>
+      </w:r>
+    </w:p>
+    <w:p>
+      <w:pPr>
+        <w:pStyle w:val="FirstParagraph"/>
+      </w:pPr>
+      <w:r>
+        <w:t xml:space="preserve">🔹</w:t>
+      </w:r>
+      <w:r>
+        <w:t xml:space="preserve"> </w:t>
+      </w:r>
+      <w:r>
+        <w:rPr>
+          <w:b/>
+          <w:bCs/>
+        </w:rPr>
+        <w:t xml:space="preserve">Explication.</w:t>
+      </w:r>
+      <w:r>
+        <w:t xml:space="preserve"> </w:t>
+      </w:r>
+      <w:r>
+        <w:t xml:space="preserve">Des engagements écrits (confidentialité, notification en cas d’incident, droit d’audit). Sans clause, vous avez peu de recours.</w:t>
+      </w:r>
+    </w:p>
+    <w:p>
+      <w:pPr>
+        <w:pStyle w:val="BodyText"/>
+      </w:pPr>
+      <w:r>
+        <w:t xml:space="preserve">🔸</w:t>
+      </w:r>
+      <w:r>
+        <w:t xml:space="preserve"> </w:t>
+      </w:r>
+      <w:r>
+        <w:rPr>
+          <w:i/>
+          <w:iCs/>
+        </w:rPr>
+        <w:t xml:space="preserve">Priorité : Important — si vous ne pouvez pas répondre, indiquez pourquoi.</w:t>
+      </w:r>
+      <w:r>
+        <w:t xml:space="preserve"> </w:t>
+      </w:r>
+      <w:r>
+        <w:t xml:space="preserve">Format attendu : Texte.</w:t>
+      </w:r>
+      <w:r>
+        <w:t xml:space="preserve"> </w:t>
+      </w:r>
+      <w:r>
+        <w:t xml:space="preserve">Exemple :</w:t>
+      </w:r>
+      <w:r>
+        <w:t xml:space="preserve"> </w:t>
+      </w:r>
+      <w:r>
+        <w:rPr>
+          <w:i/>
+          <w:iCs/>
+        </w:rPr>
+        <w:t xml:space="preserve">Clauses RGPD présentes, exigences de sécurité limitées</w:t>
+      </w:r>
+    </w:p>
+    <w:p>
+      <w:pPr>
+        <w:pStyle w:val="BodyText"/>
+      </w:pPr>
+      <w:r>
+        <w:t xml:space="preserve">✏️</w:t>
+      </w:r>
+      <w:r>
+        <w:t xml:space="preserve"> </w:t>
+      </w:r>
+      <w:r>
+        <w:rPr>
+          <w:b/>
+          <w:bCs/>
+        </w:rPr>
+        <w:t xml:space="preserve">Votre réponse :</w:t>
+      </w:r>
+    </w:p>
+    <w:p>
+      <w:r>
+        <w:pict>
+          <v:rect style="width:0;height:1.5pt" o:hralign="center" o:hrstd="t" o:hr="t"/>
+        </w:pict>
+      </w:r>
+    </w:p>
+    <w:bookmarkEnd w:id="89"/>
+    <w:bookmarkEnd w:id="90"/>
+    <w:bookmarkStart w:id="94" w:name="sécurité-physique-et-facteur-humain"/>
+    <w:p>
+      <w:pPr>
+        <w:pStyle w:val="Heading2"/>
+      </w:pPr>
+      <w:r>
+        <w:t xml:space="preserve">13. Sécurité physique et facteur humain</w:t>
+      </w:r>
+    </w:p>
+    <w:p>
+      <w:pPr>
+        <w:pStyle w:val="FirstParagraph"/>
+      </w:pPr>
+      <w:r>
+        <w:rPr>
+          <w:i/>
+          <w:iCs/>
+        </w:rPr>
+        <w:t xml:space="preserve">Les locaux et les personnes comptent autant que la technique.</w:t>
+      </w:r>
+    </w:p>
+    <w:bookmarkStart w:id="91" w:name="X61c1bb4992840106df5dc3498aa752925a149fc"/>
+    <w:p>
+      <w:pPr>
+        <w:pStyle w:val="Heading3"/>
+      </w:pPr>
+      <w:r>
+        <w:t xml:space="preserve">Comment sont protégés vos locaux et salles serveurs ?</w:t>
+      </w:r>
+    </w:p>
+    <w:p>
+      <w:pPr>
+        <w:pStyle w:val="FirstParagraph"/>
+      </w:pPr>
+      <w:r>
+        <w:t xml:space="preserve">🔹</w:t>
+      </w:r>
+      <w:r>
+        <w:t xml:space="preserve"> </w:t>
+      </w:r>
+      <w:r>
+        <w:rPr>
+          <w:b/>
+          <w:bCs/>
+        </w:rPr>
+        <w:t xml:space="preserve">Explication.</w:t>
+      </w:r>
+      <w:r>
+        <w:t xml:space="preserve"> </w:t>
+      </w:r>
+      <w:r>
+        <w:t xml:space="preserve">Contrôle d’accès (badges), vidéosurveillance, salle informatique fermée, protection contre l’incendie et les coupures électriques.</w:t>
+      </w:r>
+    </w:p>
+    <w:p>
+      <w:pPr>
+        <w:pStyle w:val="BodyText"/>
+      </w:pPr>
+      <w:r>
+        <w:t xml:space="preserve">🔸</w:t>
+      </w:r>
+      <w:r>
+        <w:t xml:space="preserve"> </w:t>
+      </w:r>
+      <w:r>
+        <w:rPr>
+          <w:i/>
+          <w:iCs/>
+        </w:rPr>
+        <w:t xml:space="preserve">Priorité : Important — si vous ne pouvez pas répondre, indiquez pourquoi.</w:t>
+      </w:r>
+      <w:r>
+        <w:t xml:space="preserve"> </w:t>
+      </w:r>
+      <w:r>
+        <w:t xml:space="preserve">Format attendu : Texte.</w:t>
+      </w:r>
+      <w:r>
+        <w:t xml:space="preserve"> </w:t>
+      </w:r>
+      <w:r>
+        <w:t xml:space="preserve">Exemple :</w:t>
+      </w:r>
+      <w:r>
+        <w:t xml:space="preserve"> </w:t>
+      </w:r>
+      <w:r>
+        <w:rPr>
+          <w:i/>
+          <w:iCs/>
+        </w:rPr>
+        <w:t xml:space="preserve">Badges, salle serveurs fermée à clé, onduleurs</w:t>
+      </w:r>
+    </w:p>
+    <w:p>
+      <w:pPr>
+        <w:pStyle w:val="BodyText"/>
+      </w:pPr>
+      <w:r>
+        <w:t xml:space="preserve">✏️</w:t>
+      </w:r>
+      <w:r>
+        <w:t xml:space="preserve"> </w:t>
+      </w:r>
+      <w:r>
+        <w:rPr>
+          <w:b/>
+          <w:bCs/>
+        </w:rPr>
+        <w:t xml:space="preserve">Votre réponse :</w:t>
+      </w:r>
+    </w:p>
+    <w:p>
+      <w:r>
+        <w:pict>
+          <v:rect style="width:0;height:1.5pt" o:hralign="center" o:hrstd="t" o:hr="t"/>
+        </w:pict>
+      </w:r>
+    </w:p>
+    <w:bookmarkEnd w:id="91"/>
+    <w:bookmarkStart w:id="92" w:name="X83b94919e692c80c94e786cf01ea81fd2efed8e"/>
+    <w:p>
+      <w:pPr>
+        <w:pStyle w:val="Heading3"/>
+      </w:pPr>
+      <w:r>
+        <w:t xml:space="preserve">Vos collaborateurs sont-ils sensibilisés à la cybersécurité ?</w:t>
+      </w:r>
+    </w:p>
+    <w:p>
+      <w:pPr>
+        <w:pStyle w:val="FirstParagraph"/>
+      </w:pPr>
+      <w:r>
+        <w:t xml:space="preserve">🔹</w:t>
+      </w:r>
+      <w:r>
+        <w:t xml:space="preserve"> </w:t>
+      </w:r>
+      <w:r>
+        <w:rPr>
+          <w:b/>
+          <w:bCs/>
+        </w:rPr>
+        <w:t xml:space="preserve">Explication.</w:t>
+      </w:r>
+      <w:r>
+        <w:t xml:space="preserve"> </w:t>
+      </w:r>
+      <w:r>
+        <w:t xml:space="preserve">Formations, campagnes de faux e-mails piégés (phishing), charte informatique. L’humain est la cible la plus fréquente des attaques.</w:t>
+      </w:r>
+    </w:p>
+    <w:p>
+      <w:pPr>
+        <w:pStyle w:val="BodyText"/>
+      </w:pPr>
+      <w:r>
+        <w:t xml:space="preserve">🔸</w:t>
+      </w:r>
+      <w:r>
+        <w:t xml:space="preserve"> </w:t>
+      </w:r>
+      <w:r>
+        <w:rPr>
+          <w:i/>
+          <w:iCs/>
+        </w:rPr>
+        <w:t xml:space="preserve">Priorité : Important — si vous ne pouvez pas répondre, indiquez pourquoi.</w:t>
+      </w:r>
+      <w:r>
+        <w:t xml:space="preserve"> </w:t>
+      </w:r>
+      <w:r>
+        <w:t xml:space="preserve">Format attendu : Texte.</w:t>
+      </w:r>
+      <w:r>
+        <w:t xml:space="preserve"> </w:t>
+      </w:r>
+      <w:r>
+        <w:t xml:space="preserve">Exemple :</w:t>
+      </w:r>
+      <w:r>
+        <w:t xml:space="preserve"> </w:t>
+      </w:r>
+      <w:r>
+        <w:rPr>
+          <w:i/>
+          <w:iCs/>
+        </w:rPr>
+        <w:t xml:space="preserve">Sensibilisation annuelle, pas de test de phishing</w:t>
+      </w:r>
+    </w:p>
+    <w:p>
+      <w:pPr>
+        <w:pStyle w:val="BodyText"/>
+      </w:pPr>
+      <w:r>
+        <w:t xml:space="preserve">✏️</w:t>
+      </w:r>
+      <w:r>
+        <w:t xml:space="preserve"> </w:t>
+      </w:r>
+      <w:r>
+        <w:rPr>
+          <w:b/>
+          <w:bCs/>
+        </w:rPr>
+        <w:t xml:space="preserve">Votre réponse :</w:t>
+      </w:r>
+    </w:p>
+    <w:p>
+      <w:r>
+        <w:pict>
+          <v:rect style="width:0;height:1.5pt" o:hralign="center" o:hrstd="t" o:hr="t"/>
+        </w:pict>
+      </w:r>
+    </w:p>
+    <w:bookmarkEnd w:id="92"/>
+    <w:bookmarkStart w:id="93" w:name="X0485d6074538d395f0625c80a3a47c96baf4ae8"/>
+    <w:p>
+      <w:pPr>
+        <w:pStyle w:val="Heading3"/>
+      </w:pPr>
+      <w:r>
+        <w:t xml:space="preserve">Existe-t-il une charte informatique et des politiques de sécurité écrites ?</w:t>
+      </w:r>
+    </w:p>
+    <w:p>
+      <w:pPr>
+        <w:pStyle w:val="FirstParagraph"/>
+      </w:pPr>
+      <w:r>
+        <w:t xml:space="preserve">🔹</w:t>
+      </w:r>
+      <w:r>
+        <w:t xml:space="preserve"> </w:t>
+      </w:r>
+      <w:r>
+        <w:rPr>
+          <w:b/>
+          <w:bCs/>
+        </w:rPr>
+        <w:t xml:space="preserve">Explication.</w:t>
+      </w:r>
+      <w:r>
+        <w:t xml:space="preserve"> </w:t>
+      </w:r>
+      <w:r>
+        <w:t xml:space="preserve">Des documents qui fixent les règles d’usage et de sécurité, connus des employés.</w:t>
+      </w:r>
+    </w:p>
+    <w:p>
+      <w:pPr>
+        <w:pStyle w:val="BodyText"/>
+      </w:pPr>
+      <w:r>
+        <w:t xml:space="preserve">🔸</w:t>
+      </w:r>
+      <w:r>
+        <w:t xml:space="preserve"> </w:t>
+      </w:r>
+      <w:r>
+        <w:rPr>
+          <w:i/>
+          <w:iCs/>
+        </w:rPr>
+        <w:t xml:space="preserve">Priorité : Important — si vous ne pouvez pas répondre, indiquez pourquoi.</w:t>
+      </w:r>
+      <w:r>
+        <w:t xml:space="preserve"> </w:t>
+      </w:r>
+      <w:r>
+        <w:t xml:space="preserve">Format attendu : Oui / Non + détails.</w:t>
+      </w:r>
+      <w:r>
+        <w:t xml:space="preserve"> </w:t>
+      </w:r>
+      <w:r>
+        <w:t xml:space="preserve">Exemple :</w:t>
+      </w:r>
+      <w:r>
+        <w:t xml:space="preserve"> </w:t>
+      </w:r>
+      <w:r>
+        <w:rPr>
+          <w:i/>
+          <w:iCs/>
+        </w:rPr>
+        <w:t xml:space="preserve">Charte signée à l’embauche ; PSSI en cours de rédaction</w:t>
+      </w:r>
+    </w:p>
+    <w:p>
+      <w:pPr>
+        <w:pStyle w:val="BodyText"/>
+      </w:pPr>
+      <w:r>
+        <w:t xml:space="preserve">✏️</w:t>
+      </w:r>
+      <w:r>
+        <w:t xml:space="preserve"> </w:t>
+      </w:r>
+      <w:r>
+        <w:rPr>
+          <w:b/>
+          <w:bCs/>
+        </w:rPr>
+        <w:t xml:space="preserve">Votre réponse :</w:t>
+      </w:r>
+    </w:p>
+    <w:p>
+      <w:r>
+        <w:pict>
+          <v:rect style="width:0;height:1.5pt" o:hralign="center" o:hrstd="t" o:hr="t"/>
+        </w:pict>
+      </w:r>
+    </w:p>
+    <w:bookmarkEnd w:id="93"/>
+    <w:bookmarkEnd w:id="94"/>
+    <w:bookmarkStart w:id="99" w:name="conformité-référentiels-et-historique"/>
+    <w:p>
+      <w:pPr>
+        <w:pStyle w:val="Heading2"/>
+      </w:pPr>
+      <w:r>
+        <w:t xml:space="preserve">14. Conformité, référentiels et historique</w:t>
+      </w:r>
+    </w:p>
+    <w:p>
+      <w:pPr>
+        <w:pStyle w:val="FirstParagraph"/>
+      </w:pPr>
+      <w:r>
+        <w:rPr>
+          <w:i/>
+          <w:iCs/>
+        </w:rPr>
+        <w:t xml:space="preserve">Les cadres réglementaires et normatifs qui s’appliquent, et ce qui a déjà été fait.</w:t>
+      </w:r>
+    </w:p>
+    <w:bookmarkStart w:id="95" w:name="X2d7e8a81eec934d60bd7eb309e49460aba40fc5"/>
+    <w:p>
+      <w:pPr>
+        <w:pStyle w:val="Heading3"/>
+      </w:pPr>
+      <w:r>
+        <w:t xml:space="preserve">Quels référentiels / réglementations s’appliquent à vous ?</w:t>
+      </w:r>
+    </w:p>
+    <w:p>
+      <w:pPr>
+        <w:pStyle w:val="FirstParagraph"/>
+      </w:pPr>
+      <w:r>
+        <w:t xml:space="preserve">🔹</w:t>
+      </w:r>
+      <w:r>
+        <w:t xml:space="preserve"> </w:t>
+      </w:r>
+      <w:r>
+        <w:rPr>
+          <w:b/>
+          <w:bCs/>
+        </w:rPr>
+        <w:t xml:space="preserve">Explication.</w:t>
+      </w:r>
+      <w:r>
+        <w:t xml:space="preserve"> </w:t>
+      </w:r>
+      <w:r>
+        <w:t xml:space="preserve">Les cadres de sécurité et lois applicables. Pré-remplis : ISO 27001, guide d’hygiène ANSSI, RGPD, NIST. Confirmez, retirez, ou ajoutez (ex. HDS, HIPAA, PCI-DSS, NIS2).</w:t>
+      </w:r>
+    </w:p>
+    <w:p>
+      <w:pPr>
+        <w:pStyle w:val="BodyText"/>
+      </w:pPr>
+      <w:r>
+        <w:t xml:space="preserve">🔸</w:t>
+      </w:r>
+      <w:r>
+        <w:t xml:space="preserve"> </w:t>
+      </w:r>
+      <w:r>
+        <w:rPr>
+          <w:i/>
+          <w:iCs/>
+        </w:rPr>
+        <w:t xml:space="preserve">Priorité : Critique — indispensable pour démarrer l’étude.</w:t>
+      </w:r>
+      <w:r>
+        <w:t xml:space="preserve"> </w:t>
+      </w:r>
+      <w:r>
+        <w:t xml:space="preserve">Format attendu : Liste.</w:t>
+      </w:r>
+      <w:r>
+        <w:t xml:space="preserve"> </w:t>
+      </w:r>
+      <w:r>
+        <w:t xml:space="preserve">Exemple :</w:t>
+      </w:r>
+      <w:r>
+        <w:t xml:space="preserve"> </w:t>
+      </w:r>
+      <w:r>
+        <w:rPr>
+          <w:i/>
+          <w:iCs/>
+        </w:rPr>
+        <w:t xml:space="preserve">ISO27001, ANSSI_hygiene, RGPD, NIST, HDS</w:t>
+      </w:r>
+    </w:p>
+    <w:p>
+      <w:pPr>
+        <w:pStyle w:val="BodyText"/>
+      </w:pPr>
+      <w:r>
+        <w:t xml:space="preserve">✏️</w:t>
+      </w:r>
+      <w:r>
+        <w:t xml:space="preserve"> </w:t>
+      </w:r>
+      <w:r>
+        <w:rPr>
+          <w:b/>
+          <w:bCs/>
+        </w:rPr>
+        <w:t xml:space="preserve">Votre réponse :</w:t>
+      </w:r>
+    </w:p>
+    <w:p>
+      <w:r>
+        <w:pict>
+          <v:rect style="width:0;height:1.5pt" o:hralign="center" o:hrstd="t" o:hr="t"/>
+        </w:pict>
+      </w:r>
+    </w:p>
+    <w:bookmarkEnd w:id="95"/>
+    <w:bookmarkStart w:id="96" w:name="Xa14397e40f17b9de5aef4b55dcfb55d1e02c752"/>
+    <w:p>
+      <w:pPr>
+        <w:pStyle w:val="Heading3"/>
+      </w:pPr>
+      <w:r>
+        <w:t xml:space="preserve">Détenez-vous déjà des certifications ou labels de sécurité ?</w:t>
+      </w:r>
+    </w:p>
+    <w:p>
+      <w:pPr>
+        <w:pStyle w:val="FirstParagraph"/>
+      </w:pPr>
+      <w:r>
+        <w:t xml:space="preserve">🔹</w:t>
+      </w:r>
+      <w:r>
+        <w:t xml:space="preserve"> </w:t>
+      </w:r>
+      <w:r>
+        <w:rPr>
+          <w:b/>
+          <w:bCs/>
+        </w:rPr>
+        <w:t xml:space="preserve">Explication.</w:t>
+      </w:r>
+      <w:r>
+        <w:t xml:space="preserve"> </w:t>
+      </w:r>
+      <w:r>
+        <w:t xml:space="preserve">Par exemple ISO 27001, HDS, SecNumCloud. Précisez leur périmètre et leur validité.</w:t>
+      </w:r>
+    </w:p>
+    <w:p>
+      <w:pPr>
+        <w:pStyle w:val="BodyText"/>
+      </w:pPr>
+      <w:r>
+        <w:t xml:space="preserve">🔸</w:t>
+      </w:r>
+      <w:r>
+        <w:t xml:space="preserve"> </w:t>
+      </w:r>
+      <w:r>
+        <w:rPr>
+          <w:i/>
+          <w:iCs/>
+        </w:rPr>
+        <w:t xml:space="preserve">Priorité : Important — si vous ne pouvez pas répondre, indiquez pourquoi.</w:t>
+      </w:r>
+      <w:r>
+        <w:t xml:space="preserve"> </w:t>
+      </w:r>
+      <w:r>
+        <w:t xml:space="preserve">Format attendu : Texte.</w:t>
+      </w:r>
+      <w:r>
+        <w:t xml:space="preserve"> </w:t>
+      </w:r>
+      <w:r>
+        <w:t xml:space="preserve">Exemple :</w:t>
+      </w:r>
+      <w:r>
+        <w:t xml:space="preserve"> </w:t>
+      </w:r>
+      <w:r>
+        <w:rPr>
+          <w:i/>
+          <w:iCs/>
+        </w:rPr>
+        <w:t xml:space="preserve">Certification HDS de l’hébergeur ; pas de certification propre</w:t>
+      </w:r>
+    </w:p>
+    <w:p>
+      <w:pPr>
+        <w:pStyle w:val="BodyText"/>
+      </w:pPr>
+      <w:r>
+        <w:t xml:space="preserve">✏️</w:t>
+      </w:r>
+      <w:r>
+        <w:t xml:space="preserve"> </w:t>
+      </w:r>
+      <w:r>
+        <w:rPr>
+          <w:b/>
+          <w:bCs/>
+        </w:rPr>
+        <w:t xml:space="preserve">Votre réponse :</w:t>
+      </w:r>
+    </w:p>
+    <w:p>
+      <w:r>
+        <w:pict>
+          <v:rect style="width:0;height:1.5pt" o:hralign="center" o:hrstd="t" o:hr="t"/>
+        </w:pict>
+      </w:r>
+    </w:p>
+    <w:bookmarkEnd w:id="96"/>
+    <w:bookmarkStart w:id="97" w:name="Xd13c8feb8d9186eab5ae0420436c0922d69e70c"/>
+    <w:p>
+      <w:pPr>
+        <w:pStyle w:val="Heading3"/>
+      </w:pPr>
+      <w:r>
+        <w:t xml:space="preserve">Des audits, tests d’intrusion ou évaluations ont-ils déjà eu lieu ?</w:t>
+      </w:r>
+    </w:p>
+    <w:p>
+      <w:pPr>
+        <w:pStyle w:val="FirstParagraph"/>
+      </w:pPr>
+      <w:r>
+        <w:t xml:space="preserve">🔹</w:t>
+      </w:r>
+      <w:r>
+        <w:t xml:space="preserve"> </w:t>
+      </w:r>
+      <w:r>
+        <w:rPr>
+          <w:b/>
+          <w:bCs/>
+        </w:rPr>
+        <w:t xml:space="preserve">Explication.</w:t>
+      </w:r>
+      <w:r>
+        <w:t xml:space="preserve"> </w:t>
+      </w:r>
+      <w:r>
+        <w:t xml:space="preserve">Tout travail antérieur (audit ANSSI, pentest, évaluation interne) et ses grandes conclusions. Cela évite de repartir de zéro.</w:t>
+      </w:r>
+    </w:p>
+    <w:p>
+      <w:pPr>
+        <w:pStyle w:val="BodyText"/>
+      </w:pPr>
+      <w:r>
+        <w:t xml:space="preserve">🔸</w:t>
+      </w:r>
+      <w:r>
+        <w:t xml:space="preserve"> </w:t>
+      </w:r>
+      <w:r>
+        <w:rPr>
+          <w:i/>
+          <w:iCs/>
+        </w:rPr>
+        <w:t xml:space="preserve">Priorité : Important — si vous ne pouvez pas répondre, indiquez pourquoi.</w:t>
+      </w:r>
+      <w:r>
+        <w:t xml:space="preserve"> </w:t>
+      </w:r>
+      <w:r>
+        <w:t xml:space="preserve">Format attendu : Texte.</w:t>
+      </w:r>
+      <w:r>
+        <w:t xml:space="preserve"> </w:t>
+      </w:r>
+      <w:r>
+        <w:t xml:space="preserve">Exemple :</w:t>
+      </w:r>
+      <w:r>
+        <w:t xml:space="preserve"> </w:t>
+      </w:r>
+      <w:r>
+        <w:rPr>
+          <w:i/>
+          <w:iCs/>
+        </w:rPr>
+        <w:t xml:space="preserve">Audit de maturité ANSSI en 2023, quelques écarts identifiés</w:t>
+      </w:r>
+    </w:p>
+    <w:p>
+      <w:pPr>
+        <w:pStyle w:val="BodyText"/>
+      </w:pPr>
+      <w:r>
+        <w:t xml:space="preserve">✏️</w:t>
+      </w:r>
+      <w:r>
+        <w:t xml:space="preserve"> </w:t>
+      </w:r>
+      <w:r>
+        <w:rPr>
+          <w:b/>
+          <w:bCs/>
+        </w:rPr>
+        <w:t xml:space="preserve">Votre réponse :</w:t>
+      </w:r>
+    </w:p>
+    <w:p>
+      <w:r>
+        <w:pict>
+          <v:rect style="width:0;height:1.5pt" o:hralign="center" o:hrstd="t" o:hr="t"/>
+        </w:pict>
+      </w:r>
+    </w:p>
+    <w:bookmarkEnd w:id="97"/>
+    <w:bookmarkStart w:id="98" w:name="Xaf22107e8a36cafc1521e836e7c04e0404ded2a"/>
+    <w:p>
+      <w:pPr>
+        <w:pStyle w:val="Heading3"/>
+      </w:pPr>
+      <w:r>
+        <w:t xml:space="preserve">Quels documents joignez-vous à ce questionnaire ? (facultatif)</w:t>
+      </w:r>
+    </w:p>
+    <w:p>
+      <w:pPr>
+        <w:pStyle w:val="FirstParagraph"/>
+      </w:pPr>
+      <w:r>
+        <w:t xml:space="preserve">🔹</w:t>
+      </w:r>
+      <w:r>
+        <w:t xml:space="preserve"> </w:t>
+      </w:r>
+      <w:r>
+        <w:rPr>
+          <w:b/>
+          <w:bCs/>
+        </w:rPr>
+        <w:t xml:space="preserve">Explication.</w:t>
+      </w:r>
+      <w:r>
+        <w:t xml:space="preserve"> </w:t>
+      </w:r>
+      <w:r>
+        <w:t xml:space="preserve">Tout document utile : politique de sécurité, schéma réseau, inventaire, rapport d’audit précédent, registre RGPD. C’est facultatif mais très utile — l’agent les lira et en extraira les informations, en citant ses sources.</w:t>
+      </w:r>
+    </w:p>
+    <w:p>
+      <w:pPr>
+        <w:pStyle w:val="BodyText"/>
+      </w:pPr>
+      <w:r>
+        <w:t xml:space="preserve">🔸</w:t>
+      </w:r>
+      <w:r>
+        <w:t xml:space="preserve"> </w:t>
+      </w:r>
+      <w:r>
+        <w:rPr>
+          <w:i/>
+          <w:iCs/>
+        </w:rPr>
+        <w:t xml:space="preserve">Priorité : Important — si vous ne pouvez pas répondre, indiquez pourquoi.</w:t>
+      </w:r>
+      <w:r>
+        <w:t xml:space="preserve"> </w:t>
+      </w:r>
+      <w:r>
+        <w:t xml:space="preserve">Format attendu : Liste de fichiers.</w:t>
+      </w:r>
+      <w:r>
+        <w:t xml:space="preserve"> </w:t>
+      </w:r>
+      <w:r>
+        <w:t xml:space="preserve">Exemple :</w:t>
+      </w:r>
+      <w:r>
+        <w:t xml:space="preserve"> </w:t>
+      </w:r>
+      <w:r>
+        <w:rPr>
+          <w:i/>
+          <w:iCs/>
+        </w:rPr>
+        <w:t xml:space="preserve">PSSI.pdf, schema_reseau.pdf, rapport_audit_2023.pdf</w:t>
+      </w:r>
+    </w:p>
+    <w:p>
+      <w:pPr>
+        <w:pStyle w:val="BodyText"/>
+      </w:pPr>
+      <w:r>
+        <w:t xml:space="preserve">✏️</w:t>
+      </w:r>
+      <w:r>
+        <w:t xml:space="preserve"> </w:t>
+      </w:r>
+      <w:r>
+        <w:rPr>
+          <w:b/>
+          <w:bCs/>
+        </w:rPr>
+        <w:t xml:space="preserve">Votre réponse :</w:t>
+      </w:r>
+    </w:p>
+    <w:p>
+      <w:r>
+        <w:pict>
+          <v:rect style="width:0;height:1.5pt" o:hralign="center" o:hrstd="t" o:hr="t"/>
+        </w:pict>
+      </w:r>
+    </w:p>
+    <w:bookmarkEnd w:id="98"/>
+    <w:bookmarkEnd w:id="99"/>
+    <w:bookmarkEnd w:id="100"/>
     <w:sectPr>
       <w:footnotePr>
         <w:numRestart w:val="eachSect"/>

--- a/docs/intake/Questionnaire_Contexte_EBIOS_RM.docx
+++ b/docs/intake/Questionnaire_Contexte_EBIOS_RM.docx
@@ -2,7 +2,7 @@
 <file path=word/document.xml><?xml version="1.0" encoding="utf-8"?>
 <w:document xmlns:w="http://schemas.openxmlformats.org/wordprocessingml/2006/main" xmlns:m="http://schemas.openxmlformats.org/officeDocument/2006/math" xmlns:r="http://schemas.openxmlformats.org/officeDocument/2006/relationships" xmlns:o="urn:schemas-microsoft-com:office:office" xmlns:v="urn:schemas-microsoft-com:vml" xmlns:w10="urn:schemas-microsoft-com:office:word" xmlns:a="http://schemas.openxmlformats.org/drawingml/2006/main" xmlns:pic="http://schemas.openxmlformats.org/drawingml/2006/picture" xmlns:wp="http://schemas.openxmlformats.org/drawingml/2006/wordprocessingDrawing">
   <w:body>
-    <w:bookmarkStart w:id="100" w:name="X7c13bcce75c5f5a1d189c500c49784275debb02"/>
+    <w:bookmarkStart w:id="107" w:name="X7c13bcce75c5f5a1d189c500c49784275debb02"/>
     <w:p>
       <w:pPr>
         <w:pStyle w:val="Heading1"/>
@@ -263,6 +263,18 @@
       </w:pPr>
       <w:r>
         <w:rPr>
+          <w:b/>
+          <w:bCs/>
+        </w:rPr>
+        <w:t xml:space="preserve">RÉPOND : DIRECTION</w:t>
+      </w:r>
+    </w:p>
+    <w:p>
+      <w:pPr>
+        <w:pStyle w:val="BodyText"/>
+      </w:pPr>
+      <w:r>
+        <w:rPr>
           <w:i/>
           <w:iCs/>
         </w:rPr>
@@ -1161,7 +1173,7 @@
     </w:p>
     <w:bookmarkEnd w:id="17"/>
     <w:bookmarkEnd w:id="18"/>
-    <w:bookmarkStart w:id="24" w:name="périmètre-et-objectifs-de-laudit"/>
+    <w:bookmarkStart w:id="25" w:name="périmètre-et-objectifs-de-laudit"/>
     <w:p>
       <w:pPr>
         <w:pStyle w:val="Heading2"/>
@@ -1173,6 +1185,18 @@
     <w:p>
       <w:pPr>
         <w:pStyle w:val="FirstParagraph"/>
+      </w:pPr>
+      <w:r>
+        <w:rPr>
+          <w:b/>
+          <w:bCs/>
+        </w:rPr>
+        <w:t xml:space="preserve">RÉPOND : DIRECTION</w:t>
+      </w:r>
+    </w:p>
+    <w:p>
+      <w:pPr>
+        <w:pStyle w:val="BodyText"/>
       </w:pPr>
       <w:r>
         <w:rPr>
@@ -1479,13 +1503,13 @@
       </w:r>
     </w:p>
     <w:bookmarkEnd w:id="21"/>
-    <w:bookmarkStart w:id="22" w:name="X4668219e5e38a5195c1d2c712d3d82eb1fbb85d"/>
+    <w:bookmarkStart w:id="22" w:name="Xb5cb47b771ac0bcedd83d9ba9b7f4ddbf5379cf"/>
     <w:p>
       <w:pPr>
         <w:pStyle w:val="Heading3"/>
       </w:pPr>
       <w:r>
-        <w:t xml:space="preserve">Qui commandite l’audit et qui décidera in fine ?</w:t>
+        <w:t xml:space="preserve">Qu’est-ce qui est en train de changer, ou va changer bientôt ?</w:t>
       </w:r>
     </w:p>
     <w:p>
@@ -1509,7 +1533,7 @@
         <w:t xml:space="preserve"> </w:t>
       </w:r>
       <w:r>
-        <w:t xml:space="preserve">La ou les personnes qui portent le projet et qui approuveront les conclusions (direction, comité, sponsor). L’audit assiste la décision, mais la décision reste humaine.</w:t>
+        <w:t xml:space="preserve">Une migration, un déménagement, une fusion, un nouveau site, une application qui arrive ou qui disparaît, un prestataire qui change. L’étude décrit votre système tel qu’il sera, pas seulement tel qu’il est aujourd’hui.</w:t>
       </w:r>
     </w:p>
     <w:p>
@@ -1549,7 +1573,7 @@
           <w:i/>
           <w:iCs/>
         </w:rPr>
-        <w:t xml:space="preserve">La Direction Générale et le Directeur des Systèmes d’Information</w:t>
+        <w:t xml:space="preserve">Migration de la messagerie vers le cloud au 2e trimestre ; ouverture d’un second site en fin d’année</w:t>
       </w:r>
     </w:p>
     <w:p>
@@ -1578,13 +1602,13 @@
       </w:r>
     </w:p>
     <w:bookmarkEnd w:id="22"/>
-    <w:bookmarkStart w:id="23" w:name="Xaca70367b5e36b1e2002e67ee3058a211ca81ce"/>
+    <w:bookmarkStart w:id="23" w:name="X4668219e5e38a5195c1d2c712d3d82eb1fbb85d"/>
     <w:p>
       <w:pPr>
         <w:pStyle w:val="Heading3"/>
       </w:pPr>
       <w:r>
-        <w:t xml:space="preserve">Existe-t-il des contraintes de calendrier ou d’échéance ?</w:t>
+        <w:t xml:space="preserve">Qui commandite l’audit et qui décidera in fine ?</w:t>
       </w:r>
     </w:p>
     <w:p>
@@ -1608,7 +1632,7 @@
         <w:t xml:space="preserve"> </w:t>
       </w:r>
       <w:r>
-        <w:t xml:space="preserve">Une date butoir (audit client, renouvellement de certification, échéance réglementaire) qui structure le planning.</w:t>
+        <w:t xml:space="preserve">La ou les personnes qui portent le projet et qui approuveront les conclusions (direction, comité, sponsor). L’audit assiste la décision, mais la décision reste humaine.</w:t>
       </w:r>
     </w:p>
     <w:p>
@@ -1648,7 +1672,7 @@
           <w:i/>
           <w:iCs/>
         </w:rPr>
-        <w:t xml:space="preserve">Certification HDS à renouveler en mars prochain</w:t>
+        <w:t xml:space="preserve">La Direction Générale et le Directeur des Systèmes d’Information</w:t>
       </w:r>
     </w:p>
     <w:p>
@@ -1677,14 +1701,13 @@
       </w:r>
     </w:p>
     <w:bookmarkEnd w:id="23"/>
-    <w:bookmarkEnd w:id="24"/>
-    <w:bookmarkStart w:id="31" w:name="contexte-métier-et-valeurs-essentielles"/>
-    <w:p>
-      <w:pPr>
-        <w:pStyle w:val="Heading2"/>
-      </w:pPr>
-      <w:r>
-        <w:t xml:space="preserve">3. Contexte métier et valeurs essentielles</w:t>
+    <w:bookmarkStart w:id="24" w:name="Xaca70367b5e36b1e2002e67ee3058a211ca81ce"/>
+    <w:p>
+      <w:pPr>
+        <w:pStyle w:val="Heading3"/>
+      </w:pPr>
+      <w:r>
+        <w:t xml:space="preserve">Existe-t-il des contraintes de calendrier ou d’échéance ?</w:t>
       </w:r>
     </w:p>
     <w:p>
@@ -1692,27 +1715,6 @@
         <w:pStyle w:val="FirstParagraph"/>
       </w:pPr>
       <w:r>
-        <w:rPr>
-          <w:i/>
-          <w:iCs/>
-        </w:rPr>
-        <w:t xml:space="preserve">Cette partie identifie ce qui est vital pour votre organisation — le cœur de l’analyse EBIOS RM. Répondez du point de vue métier, pas informatique.</w:t>
-      </w:r>
-    </w:p>
-    <w:bookmarkStart w:id="25" w:name="X8b65bb55c267e20f0d07cfa69692b0c1a296e42"/>
-    <w:p>
-      <w:pPr>
-        <w:pStyle w:val="Heading3"/>
-      </w:pPr>
-      <w:r>
-        <w:t xml:space="preserve">Quels sont vos processus métier critiques ?</w:t>
-      </w:r>
-    </w:p>
-    <w:p>
-      <w:pPr>
-        <w:pStyle w:val="FirstParagraph"/>
-      </w:pPr>
-      <w:r>
         <w:t xml:space="preserve">🔹</w:t>
       </w:r>
       <w:r>
@@ -1729,19 +1731,7 @@
         <w:t xml:space="preserve"> </w:t>
       </w:r>
       <w:r>
-        <w:t xml:space="preserve">Les activités sans lesquelles l’organisation ne peut pas fonctionner. Pensez : « si cela s’arrête, nous sommes bloqués ». Ce sont les futurs</w:t>
-      </w:r>
-      <w:r>
-        <w:t xml:space="preserve"> </w:t>
-      </w:r>
-      <w:r>
-        <w:t xml:space="preserve">‘biens essentiels’</w:t>
-      </w:r>
-      <w:r>
-        <w:t xml:space="preserve"> </w:t>
-      </w:r>
-      <w:r>
-        <w:t xml:space="preserve">de l’étude.</w:t>
+        <w:t xml:space="preserve">Une date butoir (audit client, renouvellement de certification, échéance réglementaire) qui structure le planning.</w:t>
       </w:r>
     </w:p>
     <w:p>
@@ -1759,13 +1749,13 @@
           <w:i/>
           <w:iCs/>
         </w:rPr>
-        <w:t xml:space="preserve">Priorité : Critique — indispensable pour démarrer l’étude.</w:t>
-      </w:r>
-      <w:r>
-        <w:t xml:space="preserve"> </w:t>
-      </w:r>
-      <w:r>
-        <w:t xml:space="preserve">Format attendu : Liste.</w:t>
+        <w:t xml:space="preserve">Priorité : Important — si vous ne pouvez pas répondre, indiquez pourquoi.</w:t>
+      </w:r>
+      <w:r>
+        <w:t xml:space="preserve"> </w:t>
+      </w:r>
+      <w:r>
+        <w:t xml:space="preserve">Format attendu : Texte.</w:t>
       </w:r>
       <w:r>
         <w:t xml:space="preserve"> </w:t>
@@ -1781,7 +1771,7 @@
           <w:i/>
           <w:iCs/>
         </w:rPr>
-        <w:t xml:space="preserve">Prise en charge des patients, gestion du dossier médical, imagerie</w:t>
+        <w:t xml:space="preserve">Certification HDS à renouveler en mars prochain</w:t>
       </w:r>
     </w:p>
     <w:p>
@@ -1809,14 +1799,48 @@
         </w:pict>
       </w:r>
     </w:p>
+    <w:bookmarkEnd w:id="24"/>
     <w:bookmarkEnd w:id="25"/>
-    <w:bookmarkStart w:id="26" w:name="X90582a68d5c5eb9110b4903486e0955e8aad4ff"/>
+    <w:bookmarkStart w:id="35" w:name="contexte-métier-et-valeurs-essentielles"/>
+    <w:p>
+      <w:pPr>
+        <w:pStyle w:val="Heading2"/>
+      </w:pPr>
+      <w:r>
+        <w:t xml:space="preserve">3. Contexte métier et valeurs essentielles</w:t>
+      </w:r>
+    </w:p>
+    <w:p>
+      <w:pPr>
+        <w:pStyle w:val="FirstParagraph"/>
+      </w:pPr>
+      <w:r>
+        <w:rPr>
+          <w:b/>
+          <w:bCs/>
+        </w:rPr>
+        <w:t xml:space="preserve">RÉPOND : DIRECTION + MÉTIERS</w:t>
+      </w:r>
+    </w:p>
+    <w:p>
+      <w:pPr>
+        <w:pStyle w:val="BodyText"/>
+      </w:pPr>
+      <w:r>
+        <w:rPr>
+          <w:i/>
+          <w:iCs/>
+        </w:rPr>
+        <w:t xml:space="preserve">Cette partie identifie ce qui est vital pour votre organisation — le cœur de l’analyse EBIOS RM. Répondez du point de vue métier, pas informatique.</w:t>
+      </w:r>
+    </w:p>
+    <w:bookmarkStart w:id="26" w:name="X8b65bb55c267e20f0d07cfa69692b0c1a296e42"/>
     <w:p>
       <w:pPr>
         <w:pStyle w:val="Heading3"/>
       </w:pPr>
       <w:r>
-        <w:t xml:space="preserve">Quelles informations sont les plus sensibles / précieuses ?</w:t>
+        <w:t xml:space="preserve">Quels sont vos processus métier critiques ?</w:t>
       </w:r>
     </w:p>
     <w:p>
@@ -1840,7 +1864,19 @@
         <w:t xml:space="preserve"> </w:t>
       </w:r>
       <w:r>
-        <w:t xml:space="preserve">Les données dont la fuite, la perte ou l’altération serait grave (données clients, secrets de fabrication, données de santé, données financières).</w:t>
+        <w:t xml:space="preserve">Les activités sans lesquelles l’organisation ne peut pas fonctionner. Pensez : « si cela s’arrête, nous sommes bloqués ». Ce sont les futurs</w:t>
+      </w:r>
+      <w:r>
+        <w:t xml:space="preserve"> </w:t>
+      </w:r>
+      <w:r>
+        <w:t xml:space="preserve">‘biens essentiels’</w:t>
+      </w:r>
+      <w:r>
+        <w:t xml:space="preserve"> </w:t>
+      </w:r>
+      <w:r>
+        <w:t xml:space="preserve">de l’étude.</w:t>
       </w:r>
     </w:p>
     <w:p>
@@ -1880,7 +1916,7 @@
           <w:i/>
           <w:iCs/>
         </w:rPr>
-        <w:t xml:space="preserve">Dossiers médicaux, résultats d’examens, données RH</w:t>
+        <w:t xml:space="preserve">Prise en charge des patients, gestion du dossier médical, imagerie</w:t>
       </w:r>
     </w:p>
     <w:p>
@@ -1909,13 +1945,13 @@
       </w:r>
     </w:p>
     <w:bookmarkEnd w:id="26"/>
-    <w:bookmarkStart w:id="27" w:name="Xa12543248385edeff3de5a30e82ec7da714c5b6"/>
+    <w:bookmarkStart w:id="27" w:name="X90582a68d5c5eb9110b4903486e0955e8aad4ff"/>
     <w:p>
       <w:pPr>
         <w:pStyle w:val="Heading3"/>
       </w:pPr>
       <w:r>
-        <w:t xml:space="preserve">Que se passerait-il si votre activité s’arrêtait une journée ?</w:t>
+        <w:t xml:space="preserve">Quelles informations sont les plus sensibles / précieuses ?</w:t>
       </w:r>
     </w:p>
     <w:p>
@@ -1939,7 +1975,7 @@
         <w:t xml:space="preserve"> </w:t>
       </w:r>
       <w:r>
-        <w:t xml:space="preserve">Décrivez les conséquences concrètes d’une INTERRUPTION (sécurité des personnes, pertes financières, atteinte à l’image, conséquences légales). Précisez à partir de quelle durée les conséquences changent de nature. Cela nourrit la gravité des événements redoutés.</w:t>
+        <w:t xml:space="preserve">Les données dont la fuite, la perte ou l’altération serait grave (données clients, secrets de fabrication, données de santé, données financières).</w:t>
       </w:r>
     </w:p>
     <w:p>
@@ -1963,7 +1999,7 @@
         <w:t xml:space="preserve"> </w:t>
       </w:r>
       <w:r>
-        <w:t xml:space="preserve">Format attendu : Texte libre.</w:t>
+        <w:t xml:space="preserve">Format attendu : Liste.</w:t>
       </w:r>
       <w:r>
         <w:t xml:space="preserve"> </w:t>
@@ -1979,7 +2015,7 @@
           <w:i/>
           <w:iCs/>
         </w:rPr>
-        <w:t xml:space="preserve">Report de soins, risque pour les patients, perte de revenus, atteinte à la réputation</w:t>
+        <w:t xml:space="preserve">Dossiers médicaux, résultats d’examens, données RH</w:t>
       </w:r>
     </w:p>
     <w:p>
@@ -2008,13 +2044,13 @@
       </w:r>
     </w:p>
     <w:bookmarkEnd w:id="27"/>
-    <w:bookmarkStart w:id="28" w:name="Xcd816b350905ad82eee6bfff30ecf38fe9df969"/>
+    <w:bookmarkStart w:id="28" w:name="Xa12543248385edeff3de5a30e82ec7da714c5b6"/>
     <w:p>
       <w:pPr>
         <w:pStyle w:val="Heading3"/>
       </w:pPr>
       <w:r>
-        <w:t xml:space="preserve">Que se passerait-il si vos informations sensibles étaient divulguées ?</w:t>
+        <w:t xml:space="preserve">Que se passerait-il si votre activité s’arrêtait une journée ?</w:t>
       </w:r>
     </w:p>
     <w:p>
@@ -2038,7 +2074,7 @@
         <w:t xml:space="preserve"> </w:t>
       </w:r>
       <w:r>
-        <w:t xml:space="preserve">Une FUITE n’a pas les mêmes conséquences qu’une panne : imaginez vos informations les plus sensibles rendues publiques ou vendues. Qui serait lésé, quelles obligations légales s’appliqueraient, quel serait le préjudice pour les personnes concernées ?</w:t>
+        <w:t xml:space="preserve">Décrivez les conséquences concrètes d’une INTERRUPTION (sécurité des personnes, pertes financières, atteinte à l’image, conséquences légales). Précisez à partir de quelle durée les conséquences changent de nature. Cela nourrit la gravité des événements redoutés.</w:t>
       </w:r>
     </w:p>
     <w:p>
@@ -2078,7 +2114,7 @@
           <w:i/>
           <w:iCs/>
         </w:rPr>
-        <w:t xml:space="preserve">Atteinte grave à la vie privée des patients, notification CNIL et information des personnes, plaintes et perte de confiance durable</w:t>
+        <w:t xml:space="preserve">Report de soins, risque pour les patients, perte de revenus, atteinte à la réputation</w:t>
       </w:r>
     </w:p>
     <w:p>
@@ -2107,13 +2143,13 @@
       </w:r>
     </w:p>
     <w:bookmarkEnd w:id="28"/>
-    <w:bookmarkStart w:id="29" w:name="X105426091a7472ad8a48ecfc55be5e7e91c293c"/>
+    <w:bookmarkStart w:id="29" w:name="Xcd816b350905ad82eee6bfff30ecf38fe9df969"/>
     <w:p>
       <w:pPr>
         <w:pStyle w:val="Heading3"/>
       </w:pPr>
       <w:r>
-        <w:t xml:space="preserve">Que se passerait-il si vos données étaient modifiées à votre insu ?</w:t>
+        <w:t xml:space="preserve">Que se passerait-il si vos informations sensibles étaient divulguées ?</w:t>
       </w:r>
     </w:p>
     <w:p>
@@ -2137,7 +2173,7 @@
         <w:t xml:space="preserve"> </w:t>
       </w:r>
       <w:r>
-        <w:t xml:space="preserve">Une ALTÉRATION est souvent le scénario le plus grave et le moins visible : des données fausses utilisées comme si elles étaient justes. Pensez à une décision prise sur une donnée erronée, ou à une falsification que personne ne détecte.</w:t>
+        <w:t xml:space="preserve">Une FUITE n’a pas les mêmes conséquences qu’une panne : imaginez vos informations les plus sensibles rendues publiques ou vendues. Qui serait lésé, quelles obligations légales s’appliqueraient, quel serait le préjudice pour les personnes concernées ?</w:t>
       </w:r>
     </w:p>
     <w:p>
@@ -2177,7 +2213,7 @@
           <w:i/>
           <w:iCs/>
         </w:rPr>
-        <w:t xml:space="preserve">Erreur de prescription sur un dossier falsifié, mise en danger du patient, perte de valeur probante du dossier médical</w:t>
+        <w:t xml:space="preserve">Atteinte grave à la vie privée des patients, notification CNIL et information des personnes, plaintes et perte de confiance durable</w:t>
       </w:r>
     </w:p>
     <w:p>
@@ -2206,13 +2242,13 @@
       </w:r>
     </w:p>
     <w:bookmarkEnd w:id="29"/>
-    <w:bookmarkStart w:id="30" w:name="Xf08ab0f6ee83bd6aa008f2e1fc46c89653ba541"/>
+    <w:bookmarkStart w:id="30" w:name="X105426091a7472ad8a48ecfc55be5e7e91c293c"/>
     <w:p>
       <w:pPr>
         <w:pStyle w:val="Heading3"/>
       </w:pPr>
       <w:r>
-        <w:t xml:space="preserve">Avez-vous des obligations de service ou contractuelles fortes ?</w:t>
+        <w:t xml:space="preserve">Que se passerait-il si vos données étaient modifiées à votre insu ?</w:t>
       </w:r>
     </w:p>
     <w:p>
@@ -2236,7 +2272,7 @@
         <w:t xml:space="preserve"> </w:t>
       </w:r>
       <w:r>
-        <w:t xml:space="preserve">Des engagements envers vos clients ou l’État (continuité de service, délais, disponibilité garantie) que la sécurité doit préserver.</w:t>
+        <w:t xml:space="preserve">Une ALTÉRATION est souvent le scénario le plus grave et le moins visible : des données fausses utilisées comme si elles étaient justes. Pensez à une décision prise sur une donnée erronée, ou à une falsification que personne ne détecte.</w:t>
       </w:r>
     </w:p>
     <w:p>
@@ -2254,13 +2290,13 @@
           <w:i/>
           <w:iCs/>
         </w:rPr>
-        <w:t xml:space="preserve">Priorité : Important — si vous ne pouvez pas répondre, indiquez pourquoi.</w:t>
-      </w:r>
-      <w:r>
-        <w:t xml:space="preserve"> </w:t>
-      </w:r>
-      <w:r>
-        <w:t xml:space="preserve">Format attendu : Texte.</w:t>
+        <w:t xml:space="preserve">Priorité : Critique — indispensable pour démarrer l’étude.</w:t>
+      </w:r>
+      <w:r>
+        <w:t xml:space="preserve"> </w:t>
+      </w:r>
+      <w:r>
+        <w:t xml:space="preserve">Format attendu : Texte libre.</w:t>
       </w:r>
       <w:r>
         <w:t xml:space="preserve"> </w:t>
@@ -2276,7 +2312,7 @@
           <w:i/>
           <w:iCs/>
         </w:rPr>
-        <w:t xml:space="preserve">Continuité des soins 24/7, engagements de disponibilité envers l’ARS</w:t>
+        <w:t xml:space="preserve">Erreur de prescription sur un dossier falsifié, mise en danger du patient, perte de valeur probante du dossier médical</w:t>
       </w:r>
     </w:p>
     <w:p>
@@ -2305,14 +2341,13 @@
       </w:r>
     </w:p>
     <w:bookmarkEnd w:id="30"/>
-    <w:bookmarkEnd w:id="31"/>
-    <w:bookmarkStart w:id="39" w:name="cartographie-du-système-dinformation"/>
-    <w:p>
-      <w:pPr>
-        <w:pStyle w:val="Heading2"/>
-      </w:pPr>
-      <w:r>
-        <w:t xml:space="preserve">4. Cartographie du système d’information</w:t>
+    <w:bookmarkStart w:id="31" w:name="Xf1d7f9e8f4c437255c7cc4a6c2dca7ce6d83e62"/>
+    <w:p>
+      <w:pPr>
+        <w:pStyle w:val="Heading3"/>
+      </w:pPr>
+      <w:r>
+        <w:t xml:space="preserve">À partir de quel moment un incident cesse-t-il d’être bénin pour vous ?</w:t>
       </w:r>
     </w:p>
     <w:p>
@@ -2320,27 +2355,6 @@
         <w:pStyle w:val="FirstParagraph"/>
       </w:pPr>
       <w:r>
-        <w:rPr>
-          <w:i/>
-          <w:iCs/>
-        </w:rPr>
-        <w:t xml:space="preserve">Une vue d’ensemble de votre informatique. Restez simple : nous approfondirons si besoin.</w:t>
-      </w:r>
-    </w:p>
-    <w:bookmarkStart w:id="32" w:name="Xa3513ea6b755b26b0f680585ede9d0f5443c5b3"/>
-    <w:p>
-      <w:pPr>
-        <w:pStyle w:val="Heading3"/>
-      </w:pPr>
-      <w:r>
-        <w:t xml:space="preserve">Décrivez globalement votre système d’information.</w:t>
-      </w:r>
-    </w:p>
-    <w:p>
-      <w:pPr>
-        <w:pStyle w:val="FirstParagraph"/>
-      </w:pPr>
-      <w:r>
         <w:t xml:space="preserve">🔹</w:t>
       </w:r>
       <w:r>
@@ -2357,7 +2371,7 @@
         <w:t xml:space="preserve"> </w:t>
       </w:r>
       <w:r>
-        <w:t xml:space="preserve">Un résumé libre : vos principales applications, où elles tournent, comment les gens travaillent. Comme si vous l’expliquiez à un nouveau collègue.</w:t>
+        <w:t xml:space="preserve">Décrivez ce qui fait passer un incident de gênant à sérieux, puis de sérieux à inacceptable — une durée, un nombre de personnes touchées, un type de donnée concerné. Sans votre échelle, la gravité est estimée à votre place.</w:t>
       </w:r>
     </w:p>
     <w:p>
@@ -2397,7 +2411,7 @@
           <w:i/>
           <w:iCs/>
         </w:rPr>
-        <w:t xml:space="preserve">SIH central, messagerie Microsoft 365, imagerie PACS, postes Windows</w:t>
+        <w:t xml:space="preserve">Gênant sous 2h ; sérieux au-delà d’une demi-journée ou dès qu’un dossier patient sort ; inacceptable si les soins sont interrompus ou si les données fuitent publiquement</w:t>
       </w:r>
     </w:p>
     <w:p>
@@ -2425,14 +2439,14 @@
         </w:pict>
       </w:r>
     </w:p>
-    <w:bookmarkEnd w:id="32"/>
-    <w:bookmarkStart w:id="33" w:name="X90341014829936337fb37d90278c2dda1300fb5"/>
+    <w:bookmarkEnd w:id="31"/>
+    <w:bookmarkStart w:id="32" w:name="Xc73efc98210f344c7a0a91eaae19af753ad7f7d"/>
     <w:p>
       <w:pPr>
         <w:pStyle w:val="Heading3"/>
       </w:pPr>
       <w:r>
-        <w:t xml:space="preserve">Quelles sont vos principales applications métier ?</w:t>
+        <w:t xml:space="preserve">À partir de quel montant de perte un incident devient-il vraiment grave ?</w:t>
       </w:r>
     </w:p>
     <w:p>
@@ -2456,7 +2470,7 @@
         <w:t xml:space="preserve"> </w:t>
       </w:r>
       <w:r>
-        <w:t xml:space="preserve">Les logiciels essentiels à votre activité, avec leur rôle (par ex. logiciel de gestion, outil de production, ERP). Précisez s’ils sont internes ou fournis par un éditeur.</w:t>
+        <w:t xml:space="preserve">Un ordre de grandeur suffit, et il n’est pas nécessaire de communiquer votre chiffre d’affaires. Cela calibre directement la gravité financière des scénarios étudiés.</w:t>
       </w:r>
     </w:p>
     <w:p>
@@ -2480,7 +2494,7 @@
         <w:t xml:space="preserve"> </w:t>
       </w:r>
       <w:r>
-        <w:t xml:space="preserve">Format attendu : Liste.</w:t>
+        <w:t xml:space="preserve">Format attendu : Montant approximatif.</w:t>
       </w:r>
       <w:r>
         <w:t xml:space="preserve"> </w:t>
@@ -2496,7 +2510,7 @@
           <w:i/>
           <w:iCs/>
         </w:rPr>
-        <w:t xml:space="preserve">SIH (éditeur X), PACS imagerie (éditeur Y), paie (SaaS)</w:t>
+        <w:t xml:space="preserve">Au-delà de ~150 000 € l’incident remonte au conseil d’administration</w:t>
       </w:r>
     </w:p>
     <w:p>
@@ -2524,14 +2538,14 @@
         </w:pict>
       </w:r>
     </w:p>
-    <w:bookmarkEnd w:id="33"/>
-    <w:bookmarkStart w:id="34" w:name="X70bcaeafd01e7d193592b24285f5e016b20b20d"/>
+    <w:bookmarkEnd w:id="32"/>
+    <w:bookmarkStart w:id="33" w:name="Xe9042243ef1d8f79637d1b9eabd902d23aea31a"/>
     <w:p>
       <w:pPr>
         <w:pStyle w:val="Heading3"/>
       </w:pPr>
       <w:r>
-        <w:t xml:space="preserve">Combien de serveurs et de postes de travail environ ?</w:t>
+        <w:t xml:space="preserve">Parmi tout ce que vous avez cité, que faut-il protéger en priorité ?</w:t>
       </w:r>
     </w:p>
     <w:p>
@@ -2555,7 +2569,7 @@
         <w:t xml:space="preserve"> </w:t>
       </w:r>
       <w:r>
-        <w:t xml:space="preserve">Un ordre de grandeur suffit. Cela indique la surface à protéger.</w:t>
+        <w:t xml:space="preserve">Si vous ne pouviez en préserver qu’une seule chose, laquelle ? Classez vos informations et processus les plus critiques par ordre d’importance. Ce classement est le vôtre, pas le nôtre.</w:t>
       </w:r>
     </w:p>
     <w:p>
@@ -2573,13 +2587,13 @@
           <w:i/>
           <w:iCs/>
         </w:rPr>
-        <w:t xml:space="preserve">Priorité : Important — si vous ne pouvez pas répondre, indiquez pourquoi.</w:t>
-      </w:r>
-      <w:r>
-        <w:t xml:space="preserve"> </w:t>
-      </w:r>
-      <w:r>
-        <w:t xml:space="preserve">Format attendu : Nombres.</w:t>
+        <w:t xml:space="preserve">Priorité : Critique — indispensable pour démarrer l’étude.</w:t>
+      </w:r>
+      <w:r>
+        <w:t xml:space="preserve"> </w:t>
+      </w:r>
+      <w:r>
+        <w:t xml:space="preserve">Format attendu : Liste ordonnée.</w:t>
       </w:r>
       <w:r>
         <w:t xml:space="preserve"> </w:t>
@@ -2595,7 +2609,7 @@
           <w:i/>
           <w:iCs/>
         </w:rPr>
-        <w:t xml:space="preserve">~30 serveurs, ~350 postes</w:t>
+        <w:t xml:space="preserve">1. Dossiers médicaux des patients 2. Continuité des consultations 3. Données RH</w:t>
       </w:r>
     </w:p>
     <w:p>
@@ -2623,14 +2637,14 @@
         </w:pict>
       </w:r>
     </w:p>
-    <w:bookmarkEnd w:id="34"/>
-    <w:bookmarkStart w:id="35" w:name="X2f2a3119cd27a87176e2b4a1178bcb39d57bfbb"/>
+    <w:bookmarkEnd w:id="33"/>
+    <w:bookmarkStart w:id="34" w:name="Xf08ab0f6ee83bd6aa008f2e1fc46c89653ba541"/>
     <w:p>
       <w:pPr>
         <w:pStyle w:val="Heading3"/>
       </w:pPr>
       <w:r>
-        <w:t xml:space="preserve">Tenez-vous un inventaire de votre matériel et de vos logiciels ?</w:t>
+        <w:t xml:space="preserve">Avez-vous des obligations de service ou contractuelles fortes ?</w:t>
       </w:r>
     </w:p>
     <w:p>
@@ -2654,7 +2668,7 @@
         <w:t xml:space="preserve"> </w:t>
       </w:r>
       <w:r>
-        <w:t xml:space="preserve">Différent d’un ordre de grandeur : une liste réellement tenue à jour, où l’on retrouve chaque machine et son responsable. On ne protège pas ce qu’on ne sait pas posséder.</w:t>
+        <w:t xml:space="preserve">Des engagements envers vos clients ou l’État (continuité de service, délais, disponibilité garantie) que la sécurité doit préserver.</w:t>
       </w:r>
     </w:p>
     <w:p>
@@ -2694,7 +2708,7 @@
           <w:i/>
           <w:iCs/>
         </w:rPr>
-        <w:t xml:space="preserve">Inventaire GLPI pour les serveurs ; postes suivis dans un tableur, incomplet</w:t>
+        <w:t xml:space="preserve">Continuité des soins 24/7, engagements de disponibilité envers l’ARS</w:t>
       </w:r>
     </w:p>
     <w:p>
@@ -2722,14 +2736,48 @@
         </w:pict>
       </w:r>
     </w:p>
+    <w:bookmarkEnd w:id="34"/>
     <w:bookmarkEnd w:id="35"/>
-    <w:bookmarkStart w:id="36" w:name="X2605fa8499088177891ea415776386314d18ba0"/>
+    <w:bookmarkStart w:id="43" w:name="cartographie-du-système-dinformation"/>
+    <w:p>
+      <w:pPr>
+        <w:pStyle w:val="Heading2"/>
+      </w:pPr>
+      <w:r>
+        <w:t xml:space="preserve">4. Cartographie du système d’information</w:t>
+      </w:r>
+    </w:p>
+    <w:p>
+      <w:pPr>
+        <w:pStyle w:val="FirstParagraph"/>
+      </w:pPr>
+      <w:r>
+        <w:rPr>
+          <w:b/>
+          <w:bCs/>
+        </w:rPr>
+        <w:t xml:space="preserve">RÉPOND : TECHNIQUE</w:t>
+      </w:r>
+    </w:p>
+    <w:p>
+      <w:pPr>
+        <w:pStyle w:val="BodyText"/>
+      </w:pPr>
+      <w:r>
+        <w:rPr>
+          <w:i/>
+          <w:iCs/>
+        </w:rPr>
+        <w:t xml:space="preserve">Une vue d’ensemble de votre informatique. Restez simple : nous approfondirons si besoin.</w:t>
+      </w:r>
+    </w:p>
+    <w:bookmarkStart w:id="36" w:name="Xa3513ea6b755b26b0f680585ede9d0f5443c5b3"/>
     <w:p>
       <w:pPr>
         <w:pStyle w:val="Heading3"/>
       </w:pPr>
       <w:r>
-        <w:t xml:space="preserve">Développez-vous des logiciels, et comment arrivent-ils en production ?</w:t>
+        <w:t xml:space="preserve">Décrivez globalement votre système d’information.</w:t>
       </w:r>
     </w:p>
     <w:p>
@@ -2753,7 +2801,7 @@
         <w:t xml:space="preserve"> </w:t>
       </w:r>
       <w:r>
-        <w:t xml:space="preserve">Si vous développez ou faites développer une application, décrivez le chemin d’une modification jusqu’à la production : qui valide, quels tests, quels contrôles de sécurité. Répondez « non » si vous n’utilisez que des logiciels du commerce.</w:t>
+        <w:t xml:space="preserve">Un résumé libre : vos principales applications, où elles tournent, comment les gens travaillent. Comme si vous l’expliquiez à un nouveau collègue.</w:t>
       </w:r>
     </w:p>
     <w:p>
@@ -2771,13 +2819,13 @@
           <w:i/>
           <w:iCs/>
         </w:rPr>
-        <w:t xml:space="preserve">Priorité : Important — si vous ne pouvez pas répondre, indiquez pourquoi.</w:t>
-      </w:r>
-      <w:r>
-        <w:t xml:space="preserve"> </w:t>
-      </w:r>
-      <w:r>
-        <w:t xml:space="preserve">Format attendu : Texte.</w:t>
+        <w:t xml:space="preserve">Priorité : Critique — indispensable pour démarrer l’étude.</w:t>
+      </w:r>
+      <w:r>
+        <w:t xml:space="preserve"> </w:t>
+      </w:r>
+      <w:r>
+        <w:t xml:space="preserve">Format attendu : Texte libre.</w:t>
       </w:r>
       <w:r>
         <w:t xml:space="preserve"> </w:t>
@@ -2793,7 +2841,7 @@
           <w:i/>
           <w:iCs/>
         </w:rPr>
-        <w:t xml:space="preserve">Application interne, déploiement par l’éditeur après recette métier, sans test de sécurité</w:t>
+        <w:t xml:space="preserve">SIH central, messagerie Microsoft 365, imagerie PACS, postes Windows</w:t>
       </w:r>
     </w:p>
     <w:p>
@@ -2822,13 +2870,13 @@
       </w:r>
     </w:p>
     <w:bookmarkEnd w:id="36"/>
-    <w:bookmarkStart w:id="37" w:name="Xd728599d80c7decd78a58cc1566e30a3a46bbe4"/>
+    <w:bookmarkStart w:id="37" w:name="X90341014829936337fb37d90278c2dda1300fb5"/>
     <w:p>
       <w:pPr>
         <w:pStyle w:val="Heading3"/>
       </w:pPr>
       <w:r>
-        <w:t xml:space="preserve">Quels systèmes d’exploitation utilisez-vous ?</w:t>
+        <w:t xml:space="preserve">Quelles sont vos principales applications métier ?</w:t>
       </w:r>
     </w:p>
     <w:p>
@@ -2852,7 +2900,7 @@
         <w:t xml:space="preserve"> </w:t>
       </w:r>
       <w:r>
-        <w:t xml:space="preserve">Les systèmes de vos postes et serveurs (Windows, Linux, macOS) et leurs versions si vous les connaissez. Des versions anciennes peuvent être vulnérables.</w:t>
+        <w:t xml:space="preserve">Les logiciels essentiels à votre activité, avec leur rôle (par ex. logiciel de gestion, outil de production, ERP). Précisez s’ils sont internes ou fournis par un éditeur.</w:t>
       </w:r>
     </w:p>
     <w:p>
@@ -2892,7 +2940,7 @@
           <w:i/>
           <w:iCs/>
         </w:rPr>
-        <w:t xml:space="preserve">Windows 11 sur les postes, Windows Server 2019, quelques Linux</w:t>
+        <w:t xml:space="preserve">SIH (éditeur X), PACS imagerie (éditeur Y), paie (SaaS)</w:t>
       </w:r>
     </w:p>
     <w:p>
@@ -2921,13 +2969,13 @@
       </w:r>
     </w:p>
     <w:bookmarkEnd w:id="37"/>
-    <w:bookmarkStart w:id="38" w:name="Xafae5185b6c934321775d8104a4c3be9bf63f40"/>
+    <w:bookmarkStart w:id="38" w:name="X70bcaeafd01e7d193592b24285f5e016b20b20d"/>
     <w:p>
       <w:pPr>
         <w:pStyle w:val="Heading3"/>
       </w:pPr>
       <w:r>
-        <w:t xml:space="preserve">Utilisez-vous encore des systèmes anciens / non maintenus ?</w:t>
+        <w:t xml:space="preserve">Combien de serveurs et de postes de travail environ ?</w:t>
       </w:r>
     </w:p>
     <w:p>
@@ -2951,7 +2999,7 @@
         <w:t xml:space="preserve"> </w:t>
       </w:r>
       <w:r>
-        <w:t xml:space="preserve">Des logiciels ou machines qui ne reçoivent plus de mises à jour de sécurité (ex. Windows 7, vieux équipements médicaux). Ils sont souvent les points faibles.</w:t>
+        <w:t xml:space="preserve">Un ordre de grandeur suffit. Cela indique la surface à protéger.</w:t>
       </w:r>
     </w:p>
     <w:p>
@@ -2975,7 +3023,7 @@
         <w:t xml:space="preserve"> </w:t>
       </w:r>
       <w:r>
-        <w:t xml:space="preserve">Format attendu : Texte.</w:t>
+        <w:t xml:space="preserve">Format attendu : Nombres.</w:t>
       </w:r>
       <w:r>
         <w:t xml:space="preserve"> </w:t>
@@ -2991,7 +3039,7 @@
           <w:i/>
           <w:iCs/>
         </w:rPr>
-        <w:t xml:space="preserve">Deux échographes sous un ancien Windows non mis à jour</w:t>
+        <w:t xml:space="preserve">~30 serveurs, ~350 postes</w:t>
       </w:r>
     </w:p>
     <w:p>
@@ -3020,14 +3068,13 @@
       </w:r>
     </w:p>
     <w:bookmarkEnd w:id="38"/>
-    <w:bookmarkEnd w:id="39"/>
-    <w:bookmarkStart w:id="44" w:name="hébergement-et-cloud"/>
-    <w:p>
-      <w:pPr>
-        <w:pStyle w:val="Heading2"/>
-      </w:pPr>
-      <w:r>
-        <w:t xml:space="preserve">5. Hébergement et cloud</w:t>
+    <w:bookmarkStart w:id="39" w:name="X2f2a3119cd27a87176e2b4a1178bcb39d57bfbb"/>
+    <w:p>
+      <w:pPr>
+        <w:pStyle w:val="Heading3"/>
+      </w:pPr>
+      <w:r>
+        <w:t xml:space="preserve">Tenez-vous un inventaire de votre matériel et de vos logiciels ?</w:t>
       </w:r>
     </w:p>
     <w:p>
@@ -3035,27 +3082,6 @@
         <w:pStyle w:val="FirstParagraph"/>
       </w:pPr>
       <w:r>
-        <w:rPr>
-          <w:i/>
-          <w:iCs/>
-        </w:rPr>
-        <w:t xml:space="preserve">Où vivent vos données et vos applications.</w:t>
-      </w:r>
-    </w:p>
-    <w:bookmarkStart w:id="40" w:name="Xc1ff5f2b978e073da3f473d7c94d0cf8f9fa737"/>
-    <w:p>
-      <w:pPr>
-        <w:pStyle w:val="Heading3"/>
-      </w:pPr>
-      <w:r>
-        <w:t xml:space="preserve">Comment est hébergé votre système d’information ?</w:t>
-      </w:r>
-    </w:p>
-    <w:p>
-      <w:pPr>
-        <w:pStyle w:val="FirstParagraph"/>
-      </w:pPr>
-      <w:r>
         <w:t xml:space="preserve">🔹</w:t>
       </w:r>
       <w:r>
@@ -3072,7 +3098,7 @@
         <w:t xml:space="preserve"> </w:t>
       </w:r>
       <w:r>
-        <w:t xml:space="preserve">« Sur site » = dans vos locaux ; « cloud » = chez un fournisseur sur Internet ; « hybride » = un mélange des deux.</w:t>
+        <w:t xml:space="preserve">Différent d’un ordre de grandeur : une liste réellement tenue à jour, où l’on retrouve chaque machine et son responsable. On ne protège pas ce qu’on ne sait pas posséder.</w:t>
       </w:r>
     </w:p>
     <w:p>
@@ -3090,13 +3116,13 @@
           <w:i/>
           <w:iCs/>
         </w:rPr>
-        <w:t xml:space="preserve">Priorité : Critique — indispensable pour démarrer l’étude.</w:t>
-      </w:r>
-      <w:r>
-        <w:t xml:space="preserve"> </w:t>
-      </w:r>
-      <w:r>
-        <w:t xml:space="preserve">Format attendu : sur_site | cloud | hybride.</w:t>
+        <w:t xml:space="preserve">Priorité : Important — si vous ne pouvez pas répondre, indiquez pourquoi.</w:t>
+      </w:r>
+      <w:r>
+        <w:t xml:space="preserve"> </w:t>
+      </w:r>
+      <w:r>
+        <w:t xml:space="preserve">Format attendu : Texte.</w:t>
       </w:r>
       <w:r>
         <w:t xml:space="preserve"> </w:t>
@@ -3112,7 +3138,7 @@
           <w:i/>
           <w:iCs/>
         </w:rPr>
-        <w:t xml:space="preserve">hybride</w:t>
+        <w:t xml:space="preserve">Inventaire GLPI pour les serveurs ; postes suivis dans un tableur, incomplet</w:t>
       </w:r>
     </w:p>
     <w:p>
@@ -3140,14 +3166,14 @@
         </w:pict>
       </w:r>
     </w:p>
-    <w:bookmarkEnd w:id="40"/>
-    <w:bookmarkStart w:id="41" w:name="X5fb0c7a3c70da803a16e88c9639b55c2b0316ab"/>
+    <w:bookmarkEnd w:id="39"/>
+    <w:bookmarkStart w:id="40" w:name="X2605fa8499088177891ea415776386314d18ba0"/>
     <w:p>
       <w:pPr>
         <w:pStyle w:val="Heading3"/>
       </w:pPr>
       <w:r>
-        <w:t xml:space="preserve">Quels fournisseurs cloud et services en ligne utilisez-vous ?</w:t>
+        <w:t xml:space="preserve">Développez-vous des logiciels, et comment arrivent-ils en production ?</w:t>
       </w:r>
     </w:p>
     <w:p>
@@ -3171,7 +3197,7 @@
         <w:t xml:space="preserve"> </w:t>
       </w:r>
       <w:r>
-        <w:t xml:space="preserve">Les grands services externes (Microsoft 365, Google, AWS, Azure) et applications en ligne (SaaS) que vous utilisez. Vos données y transitent ou y résident.</w:t>
+        <w:t xml:space="preserve">Si vous développez ou faites développer une application, décrivez le chemin d’une modification jusqu’à la production : qui valide, quels tests, quels contrôles de sécurité. Répondez « non » si vous n’utilisez que des logiciels du commerce.</w:t>
       </w:r>
     </w:p>
     <w:p>
@@ -3195,7 +3221,7 @@
         <w:t xml:space="preserve"> </w:t>
       </w:r>
       <w:r>
-        <w:t xml:space="preserve">Format attendu : Liste.</w:t>
+        <w:t xml:space="preserve">Format attendu : Texte.</w:t>
       </w:r>
       <w:r>
         <w:t xml:space="preserve"> </w:t>
@@ -3211,7 +3237,7 @@
           <w:i/>
           <w:iCs/>
         </w:rPr>
-        <w:t xml:space="preserve">Microsoft 365, hébergeur HDS pour le SIH</w:t>
+        <w:t xml:space="preserve">Application interne, déploiement par l’éditeur après recette métier, sans test de sécurité</w:t>
       </w:r>
     </w:p>
     <w:p>
@@ -3239,14 +3265,14 @@
         </w:pict>
       </w:r>
     </w:p>
-    <w:bookmarkEnd w:id="41"/>
-    <w:bookmarkStart w:id="42" w:name="X33388d6bc454818de7e41ba4c091ec23a390075"/>
+    <w:bookmarkEnd w:id="40"/>
+    <w:bookmarkStart w:id="41" w:name="Xd728599d80c7decd78a58cc1566e30a3a46bbe4"/>
     <w:p>
       <w:pPr>
         <w:pStyle w:val="Heading3"/>
       </w:pPr>
       <w:r>
-        <w:t xml:space="preserve">Où sont physiquement stockées vos données ?</w:t>
+        <w:t xml:space="preserve">Quels systèmes d’exploitation utilisez-vous ?</w:t>
       </w:r>
     </w:p>
     <w:p>
@@ -3270,7 +3296,7 @@
         <w:t xml:space="preserve"> </w:t>
       </w:r>
       <w:r>
-        <w:t xml:space="preserve">Le ou les pays d’hébergement. Un stockage hors Union Européenne peut poser des questions réglementaires (RGPD).</w:t>
+        <w:t xml:space="preserve">Les systèmes de vos postes et serveurs (Windows, Linux, macOS) et leurs versions si vous les connaissez. Des versions anciennes peuvent être vulnérables.</w:t>
       </w:r>
     </w:p>
     <w:p>
@@ -3294,7 +3320,7 @@
         <w:t xml:space="preserve"> </w:t>
       </w:r>
       <w:r>
-        <w:t xml:space="preserve">Format attendu : Texte.</w:t>
+        <w:t xml:space="preserve">Format attendu : Liste.</w:t>
       </w:r>
       <w:r>
         <w:t xml:space="preserve"> </w:t>
@@ -3310,7 +3336,7 @@
           <w:i/>
           <w:iCs/>
         </w:rPr>
-        <w:t xml:space="preserve">France (hébergeur certifié HDS)</w:t>
+        <w:t xml:space="preserve">Windows 11 sur les postes, Windows Server 2019, quelques Linux</w:t>
       </w:r>
     </w:p>
     <w:p>
@@ -3338,14 +3364,14 @@
         </w:pict>
       </w:r>
     </w:p>
-    <w:bookmarkEnd w:id="42"/>
-    <w:bookmarkStart w:id="43" w:name="Xd900e0acefcc53abaabb376c7648c9cb5b411f7"/>
+    <w:bookmarkEnd w:id="41"/>
+    <w:bookmarkStart w:id="42" w:name="Xafae5185b6c934321775d8104a4c3be9bf63f40"/>
     <w:p>
       <w:pPr>
         <w:pStyle w:val="Heading3"/>
       </w:pPr>
       <w:r>
-        <w:t xml:space="preserve">Vos hébergeurs ont-ils des certifications de sécurité ?</w:t>
+        <w:t xml:space="preserve">Utilisez-vous encore des systèmes anciens / non maintenus ?</w:t>
       </w:r>
     </w:p>
     <w:p>
@@ -3369,7 +3395,7 @@
         <w:t xml:space="preserve"> </w:t>
       </w:r>
       <w:r>
-        <w:t xml:space="preserve">Par exemple HDS (hébergeur de données de santé), ISO 27001, SecNumCloud. Ces labels attestent d’un niveau de sécurité de votre prestataire.</w:t>
+        <w:t xml:space="preserve">Des logiciels ou machines qui ne reçoivent plus de mises à jour de sécurité (ex. Windows 7, vieux équipements médicaux). Ils sont souvent les points faibles.</w:t>
       </w:r>
     </w:p>
     <w:p>
@@ -3409,7 +3435,7 @@
           <w:i/>
           <w:iCs/>
         </w:rPr>
-        <w:t xml:space="preserve">Hébergeur certifié HDS et ISO 27001</w:t>
+        <w:t xml:space="preserve">Deux échographes sous un ancien Windows non mis à jour</w:t>
       </w:r>
     </w:p>
     <w:p>
@@ -3437,15 +3463,15 @@
         </w:pict>
       </w:r>
     </w:p>
+    <w:bookmarkEnd w:id="42"/>
     <w:bookmarkEnd w:id="43"/>
-    <w:bookmarkEnd w:id="44"/>
-    <w:bookmarkStart w:id="51" w:name="réseau-et-accès-distant"/>
+    <w:bookmarkStart w:id="48" w:name="hébergement-et-cloud"/>
     <w:p>
       <w:pPr>
         <w:pStyle w:val="Heading2"/>
       </w:pPr>
       <w:r>
-        <w:t xml:space="preserve">6. Réseau et accès distant</w:t>
+        <w:t xml:space="preserve">5. Hébergement et cloud</w:t>
       </w:r>
     </w:p>
     <w:p>
@@ -3454,19 +3480,31 @@
       </w:pPr>
       <w:r>
         <w:rPr>
-          <w:i/>
-          <w:iCs/>
-        </w:rPr>
-        <w:t xml:space="preserve">Comment vos systèmes communiquent entre eux et avec l’extérieur.</w:t>
-      </w:r>
-    </w:p>
-    <w:bookmarkStart w:id="45" w:name="comment-votre-réseau-est-il-organisé"/>
+          <w:b/>
+          <w:bCs/>
+        </w:rPr>
+        <w:t xml:space="preserve">RÉPOND : TECHNIQUE</w:t>
+      </w:r>
+    </w:p>
+    <w:p>
+      <w:pPr>
+        <w:pStyle w:val="BodyText"/>
+      </w:pPr>
+      <w:r>
+        <w:rPr>
+          <w:i/>
+          <w:iCs/>
+        </w:rPr>
+        <w:t xml:space="preserve">Où vivent vos données et vos applications.</w:t>
+      </w:r>
+    </w:p>
+    <w:bookmarkStart w:id="44" w:name="Xc1ff5f2b978e073da3f473d7c94d0cf8f9fa737"/>
     <w:p>
       <w:pPr>
         <w:pStyle w:val="Heading3"/>
       </w:pPr>
       <w:r>
-        <w:t xml:space="preserve">Comment votre réseau est-il organisé ?</w:t>
+        <w:t xml:space="preserve">Comment est hébergé votre système d’information ?</w:t>
       </w:r>
     </w:p>
     <w:p>
@@ -3490,7 +3528,7 @@
         <w:t xml:space="preserve"> </w:t>
       </w:r>
       <w:r>
-        <w:t xml:space="preserve">Décrivez simplement : un seul réseau à plat, ou des zones séparées (bureautique, serveurs, invités) ? La séparation limite la propagation d’une attaque.</w:t>
+        <w:t xml:space="preserve">« Sur site » = dans vos locaux ; « cloud » = chez un fournisseur sur Internet ; « hybride » = un mélange des deux.</w:t>
       </w:r>
     </w:p>
     <w:p>
@@ -3508,13 +3546,13 @@
           <w:i/>
           <w:iCs/>
         </w:rPr>
-        <w:t xml:space="preserve">Priorité : Important — si vous ne pouvez pas répondre, indiquez pourquoi.</w:t>
-      </w:r>
-      <w:r>
-        <w:t xml:space="preserve"> </w:t>
-      </w:r>
-      <w:r>
-        <w:t xml:space="preserve">Format attendu : Texte.</w:t>
+        <w:t xml:space="preserve">Priorité : Critique — indispensable pour démarrer l’étude.</w:t>
+      </w:r>
+      <w:r>
+        <w:t xml:space="preserve"> </w:t>
+      </w:r>
+      <w:r>
+        <w:t xml:space="preserve">Format attendu : sur_site | cloud | hybride.</w:t>
       </w:r>
       <w:r>
         <w:t xml:space="preserve"> </w:t>
@@ -3530,7 +3568,7 @@
           <w:i/>
           <w:iCs/>
         </w:rPr>
-        <w:t xml:space="preserve">Réseau segmenté : bureautique, serveurs, réseau médical isolé</w:t>
+        <w:t xml:space="preserve">hybride</w:t>
       </w:r>
     </w:p>
     <w:p>
@@ -3558,14 +3596,14 @@
         </w:pict>
       </w:r>
     </w:p>
-    <w:bookmarkEnd w:id="45"/>
-    <w:bookmarkStart w:id="46" w:name="X68eefabea0f439c76c5a51c038b686d8fbc4ddf"/>
+    <w:bookmarkEnd w:id="44"/>
+    <w:bookmarkStart w:id="45" w:name="X5fb0c7a3c70da803a16e88c9639b55c2b0316ab"/>
     <w:p>
       <w:pPr>
         <w:pStyle w:val="Heading3"/>
       </w:pPr>
       <w:r>
-        <w:t xml:space="preserve">Quels services sont accessibles depuis Internet ?</w:t>
+        <w:t xml:space="preserve">Quels fournisseurs cloud et services en ligne utilisez-vous ?</w:t>
       </w:r>
     </w:p>
     <w:p>
@@ -3589,7 +3627,7 @@
         <w:t xml:space="preserve"> </w:t>
       </w:r>
       <w:r>
-        <w:t xml:space="preserve">Ce qui est visible de l’extérieur (site web, portail, messagerie, accès distant). Tout ce qui est exposé peut être attaqué.</w:t>
+        <w:t xml:space="preserve">Les grands services externes (Microsoft 365, Google, AWS, Azure) et applications en ligne (SaaS) que vous utilisez. Vos données y transitent ou y résident.</w:t>
       </w:r>
     </w:p>
     <w:p>
@@ -3629,7 +3667,7 @@
           <w:i/>
           <w:iCs/>
         </w:rPr>
-        <w:t xml:space="preserve">Portail patient, webmail, VPN</w:t>
+        <w:t xml:space="preserve">Microsoft 365, hébergeur HDS pour le SIH</w:t>
       </w:r>
     </w:p>
     <w:p>
@@ -3657,14 +3695,14 @@
         </w:pict>
       </w:r>
     </w:p>
-    <w:bookmarkEnd w:id="46"/>
-    <w:bookmarkStart w:id="47" w:name="Xbb292055487ade9d734c373650eb552adcd2ee0"/>
+    <w:bookmarkEnd w:id="45"/>
+    <w:bookmarkStart w:id="46" w:name="X33388d6bc454818de7e41ba4c091ec23a390075"/>
     <w:p>
       <w:pPr>
         <w:pStyle w:val="Heading3"/>
       </w:pPr>
       <w:r>
-        <w:t xml:space="preserve">Qui travaille à distance, et depuis quel matériel ?</w:t>
+        <w:t xml:space="preserve">Où sont physiquement stockées vos données ?</w:t>
       </w:r>
     </w:p>
     <w:p>
@@ -3688,7 +3726,7 @@
         <w:t xml:space="preserve"> </w:t>
       </w:r>
       <w:r>
-        <w:t xml:space="preserve">Quels profils se connectent depuis l’extérieur (domicile, déplacement), et depuis un poste fourni par l’entreprise ou leur propre matériel. Répondez « non » si personne ne travaille à distance.</w:t>
+        <w:t xml:space="preserve">Le ou les pays d’hébergement. Un stockage hors Union Européenne peut poser des questions réglementaires (RGPD).</w:t>
       </w:r>
     </w:p>
     <w:p>
@@ -3706,7 +3744,7 @@
           <w:i/>
           <w:iCs/>
         </w:rPr>
-        <w:t xml:space="preserve">Priorité : Critique — indispensable pour démarrer l’étude.</w:t>
+        <w:t xml:space="preserve">Priorité : Important — si vous ne pouvez pas répondre, indiquez pourquoi.</w:t>
       </w:r>
       <w:r>
         <w:t xml:space="preserve"> </w:t>
@@ -3728,7 +3766,7 @@
           <w:i/>
           <w:iCs/>
         </w:rPr>
-        <w:t xml:space="preserve">Administratifs et médecins, depuis des portables fournis par l’établissement</w:t>
+        <w:t xml:space="preserve">France (hébergeur certifié HDS)</w:t>
       </w:r>
     </w:p>
     <w:p>
@@ -3756,14 +3794,14 @@
         </w:pict>
       </w:r>
     </w:p>
-    <w:bookmarkEnd w:id="47"/>
-    <w:bookmarkStart w:id="48" w:name="X1c28460173825dafa11b1f361b1c2498964b5e9"/>
+    <w:bookmarkEnd w:id="46"/>
+    <w:bookmarkStart w:id="47" w:name="Xd900e0acefcc53abaabb376c7648c9cb5b411f7"/>
     <w:p>
       <w:pPr>
         <w:pStyle w:val="Heading3"/>
       </w:pPr>
       <w:r>
-        <w:t xml:space="preserve">Par quels moyens accède-t-on à distance au système ?</w:t>
+        <w:t xml:space="preserve">Vos hébergeurs ont-ils des certifications de sécurité ?</w:t>
       </w:r>
     </w:p>
     <w:p>
@@ -3787,7 +3825,7 @@
         <w:t xml:space="preserve"> </w:t>
       </w:r>
       <w:r>
-        <w:t xml:space="preserve">VPN = tunnel sécurisé ; MFA = double authentification (mot de passe + code) ; VDI = bureau virtuel. Ces moyens protègent les connexions à distance.</w:t>
+        <w:t xml:space="preserve">Par exemple HDS (hébergeur de données de santé), ISO 27001, SecNumCloud. Ces labels attestent d’un niveau de sécurité de votre prestataire.</w:t>
       </w:r>
     </w:p>
     <w:p>
@@ -3811,7 +3849,7 @@
         <w:t xml:space="preserve"> </w:t>
       </w:r>
       <w:r>
-        <w:t xml:space="preserve">Format attendu : Liste.</w:t>
+        <w:t xml:space="preserve">Format attendu : Texte.</w:t>
       </w:r>
       <w:r>
         <w:t xml:space="preserve"> </w:t>
@@ -3827,7 +3865,7 @@
           <w:i/>
           <w:iCs/>
         </w:rPr>
-        <w:t xml:space="preserve">VPN avec MFA pour les administratifs, VPN simple pour les médecins</w:t>
+        <w:t xml:space="preserve">Hébergeur certifié HDS et ISO 27001</w:t>
       </w:r>
     </w:p>
     <w:p>
@@ -3855,14 +3893,48 @@
         </w:pict>
       </w:r>
     </w:p>
+    <w:bookmarkEnd w:id="47"/>
     <w:bookmarkEnd w:id="48"/>
-    <w:bookmarkStart w:id="49" w:name="Xd386d34f80f238a32fcf0c0885988acd6852af4"/>
+    <w:bookmarkStart w:id="55" w:name="réseau-et-accès-distant"/>
+    <w:p>
+      <w:pPr>
+        <w:pStyle w:val="Heading2"/>
+      </w:pPr>
+      <w:r>
+        <w:t xml:space="preserve">6. Réseau et accès distant</w:t>
+      </w:r>
+    </w:p>
+    <w:p>
+      <w:pPr>
+        <w:pStyle w:val="FirstParagraph"/>
+      </w:pPr>
+      <w:r>
+        <w:rPr>
+          <w:b/>
+          <w:bCs/>
+        </w:rPr>
+        <w:t xml:space="preserve">RÉPOND : TECHNIQUE</w:t>
+      </w:r>
+    </w:p>
+    <w:p>
+      <w:pPr>
+        <w:pStyle w:val="BodyText"/>
+      </w:pPr>
+      <w:r>
+        <w:rPr>
+          <w:i/>
+          <w:iCs/>
+        </w:rPr>
+        <w:t xml:space="preserve">Comment vos systèmes communiquent entre eux et avec l’extérieur.</w:t>
+      </w:r>
+    </w:p>
+    <w:bookmarkStart w:id="49" w:name="comment-votre-réseau-est-il-organisé"/>
     <w:p>
       <w:pPr>
         <w:pStyle w:val="Heading3"/>
       </w:pPr>
       <w:r>
-        <w:t xml:space="preserve">Disposez-vous de réseaux Wi-Fi, et sont-ils séparés (invités / interne) ?</w:t>
+        <w:t xml:space="preserve">Comment votre réseau est-il organisé ?</w:t>
       </w:r>
     </w:p>
     <w:p>
@@ -3886,7 +3958,7 @@
         <w:t xml:space="preserve"> </w:t>
       </w:r>
       <w:r>
-        <w:t xml:space="preserve">Un Wi-Fi invité ouvert mais isolé du réseau interne évite qu’un visiteur atteigne vos systèmes sensibles.</w:t>
+        <w:t xml:space="preserve">Décrivez simplement : un seul réseau à plat, ou des zones séparées (bureautique, serveurs, invités) ? La séparation limite la propagation d’une attaque.</w:t>
       </w:r>
     </w:p>
     <w:p>
@@ -3926,7 +3998,7 @@
           <w:i/>
           <w:iCs/>
         </w:rPr>
-        <w:t xml:space="preserve">Wi-Fi interne protégé + Wi-Fi invité isolé</w:t>
+        <w:t xml:space="preserve">Réseau segmenté : bureautique, serveurs, réseau médical isolé</w:t>
       </w:r>
     </w:p>
     <w:p>
@@ -3955,13 +4027,13 @@
       </w:r>
     </w:p>
     <w:bookmarkEnd w:id="49"/>
-    <w:bookmarkStart w:id="50" w:name="Xfa586cbe5411ae2a0ea8d07513345f15b3acbd6"/>
+    <w:bookmarkStart w:id="50" w:name="X68eefabea0f439c76c5a51c038b686d8fbc4ddf"/>
     <w:p>
       <w:pPr>
         <w:pStyle w:val="Heading3"/>
       </w:pPr>
       <w:r>
-        <w:t xml:space="preserve">Avez-vous des connexions permanentes avec des partenaires ?</w:t>
+        <w:t xml:space="preserve">Quels services sont accessibles depuis Internet ?</w:t>
       </w:r>
     </w:p>
     <w:p>
@@ -3985,7 +4057,7 @@
         <w:t xml:space="preserve"> </w:t>
       </w:r>
       <w:r>
-        <w:t xml:space="preserve">Des liaisons directes avec des prestataires ou partenaires (télémaintenance, échanges de données). Elles étendent votre surface d’exposition.</w:t>
+        <w:t xml:space="preserve">Ce qui est visible de l’extérieur (site web, portail, messagerie, accès distant). Tout ce qui est exposé peut être attaqué.</w:t>
       </w:r>
     </w:p>
     <w:p>
@@ -4025,7 +4097,7 @@
           <w:i/>
           <w:iCs/>
         </w:rPr>
-        <w:t xml:space="preserve">Liaison de télémaintenance avec l’éditeur du SIH</w:t>
+        <w:t xml:space="preserve">Portail patient, webmail, VPN</w:t>
       </w:r>
     </w:p>
     <w:p>
@@ -4054,14 +4126,13 @@
       </w:r>
     </w:p>
     <w:bookmarkEnd w:id="50"/>
-    <w:bookmarkEnd w:id="51"/>
-    <w:bookmarkStart w:id="57" w:name="identités-et-gestion-des-accès"/>
-    <w:p>
-      <w:pPr>
-        <w:pStyle w:val="Heading2"/>
-      </w:pPr>
-      <w:r>
-        <w:t xml:space="preserve">7. Identités et gestion des accès</w:t>
+    <w:bookmarkStart w:id="51" w:name="Xbb292055487ade9d734c373650eb552adcd2ee0"/>
+    <w:p>
+      <w:pPr>
+        <w:pStyle w:val="Heading3"/>
+      </w:pPr>
+      <w:r>
+        <w:t xml:space="preserve">Qui travaille à distance, et depuis quel matériel ?</w:t>
       </w:r>
     </w:p>
     <w:p>
@@ -4069,27 +4140,6 @@
         <w:pStyle w:val="FirstParagraph"/>
       </w:pPr>
       <w:r>
-        <w:rPr>
-          <w:i/>
-          <w:iCs/>
-        </w:rPr>
-        <w:t xml:space="preserve">Comment vous contrôlez qui accède à quoi.</w:t>
-      </w:r>
-    </w:p>
-    <w:bookmarkStart w:id="52" w:name="X55c00256204b90f8d7b2cd140c8d1855481493b"/>
-    <w:p>
-      <w:pPr>
-        <w:pStyle w:val="Heading3"/>
-      </w:pPr>
-      <w:r>
-        <w:t xml:space="preserve">Comment gérez-vous les comptes utilisateurs ?</w:t>
-      </w:r>
-    </w:p>
-    <w:p>
-      <w:pPr>
-        <w:pStyle w:val="FirstParagraph"/>
-      </w:pPr>
-      <w:r>
         <w:t xml:space="preserve">🔹</w:t>
       </w:r>
       <w:r>
@@ -4106,7 +4156,7 @@
         <w:t xml:space="preserve"> </w:t>
       </w:r>
       <w:r>
-        <w:t xml:space="preserve">Avez-vous un annuaire central (ex. Active Directory) ? Comment sont créés, modifiés et surtout supprimés les comptes quand une personne part ?</w:t>
+        <w:t xml:space="preserve">Quels profils se connectent depuis l’extérieur (domicile, déplacement), et depuis un poste fourni par l’entreprise ou leur propre matériel. Répondez « non » si personne ne travaille à distance.</w:t>
       </w:r>
     </w:p>
     <w:p>
@@ -4124,7 +4174,7 @@
           <w:i/>
           <w:iCs/>
         </w:rPr>
-        <w:t xml:space="preserve">Priorité : Important — si vous ne pouvez pas répondre, indiquez pourquoi.</w:t>
+        <w:t xml:space="preserve">Priorité : Critique — indispensable pour démarrer l’étude.</w:t>
       </w:r>
       <w:r>
         <w:t xml:space="preserve"> </w:t>
@@ -4146,7 +4196,7 @@
           <w:i/>
           <w:iCs/>
         </w:rPr>
-        <w:t xml:space="preserve">Active Directory ; création/suppression via un processus RH</w:t>
+        <w:t xml:space="preserve">Administratifs et médecins, depuis des portables fournis par l’établissement</w:t>
       </w:r>
     </w:p>
     <w:p>
@@ -4174,14 +4224,14 @@
         </w:pict>
       </w:r>
     </w:p>
-    <w:bookmarkEnd w:id="52"/>
-    <w:bookmarkStart w:id="53" w:name="Xd8c9e79ffc1e87ae87df988166e1d5abf28d2e2"/>
+    <w:bookmarkEnd w:id="51"/>
+    <w:bookmarkStart w:id="52" w:name="X1c28460173825dafa11b1f361b1c2498964b5e9"/>
     <w:p>
       <w:pPr>
         <w:pStyle w:val="Heading3"/>
       </w:pPr>
       <w:r>
-        <w:t xml:space="preserve">Qui vérifie, et à quelle fréquence, que chacun n’a que les accès nécessaires ?</w:t>
+        <w:t xml:space="preserve">Par quels moyens accède-t-on à distance au système ?</w:t>
       </w:r>
     </w:p>
     <w:p>
@@ -4205,7 +4255,7 @@
         <w:t xml:space="preserve"> </w:t>
       </w:r>
       <w:r>
-        <w:t xml:space="preserve">Les droits s’accumulent au fil des changements de poste et ne sont presque jamais retirés. Une revue périodique compare les accès réels aux besoins réels. Précisez la date de la dernière revue.</w:t>
+        <w:t xml:space="preserve">VPN = tunnel sécurisé ; MFA = double authentification (mot de passe + code) ; VDI = bureau virtuel. Ces moyens protègent les connexions à distance.</w:t>
       </w:r>
     </w:p>
     <w:p>
@@ -4229,7 +4279,7 @@
         <w:t xml:space="preserve"> </w:t>
       </w:r>
       <w:r>
-        <w:t xml:space="preserve">Format attendu : Texte.</w:t>
+        <w:t xml:space="preserve">Format attendu : Liste.</w:t>
       </w:r>
       <w:r>
         <w:t xml:space="preserve"> </w:t>
@@ -4245,7 +4295,7 @@
           <w:i/>
           <w:iCs/>
         </w:rPr>
-        <w:t xml:space="preserve">Aucune revue formelle ; les droits suivent les demandes des managers</w:t>
+        <w:t xml:space="preserve">VPN avec MFA pour les administratifs, VPN simple pour les médecins</w:t>
       </w:r>
     </w:p>
     <w:p>
@@ -4273,14 +4323,14 @@
         </w:pict>
       </w:r>
     </w:p>
-    <w:bookmarkEnd w:id="53"/>
-    <w:bookmarkStart w:id="54" w:name="X256903309cf0b24c900c4905bf0ae3bcb9e767d"/>
+    <w:bookmarkEnd w:id="52"/>
+    <w:bookmarkStart w:id="53" w:name="Xd386d34f80f238a32fcf0c0885988acd6852af4"/>
     <w:p>
       <w:pPr>
         <w:pStyle w:val="Heading3"/>
       </w:pPr>
       <w:r>
-        <w:t xml:space="preserve">L’authentification multifacteur (MFA) est-elle en place ?</w:t>
+        <w:t xml:space="preserve">Disposez-vous de réseaux Wi-Fi, et sont-ils séparés (invités / interne) ?</w:t>
       </w:r>
     </w:p>
     <w:p>
@@ -4304,7 +4354,7 @@
         <w:t xml:space="preserve"> </w:t>
       </w:r>
       <w:r>
-        <w:t xml:space="preserve">La MFA demande une seconde preuve en plus du mot de passe (code sur téléphone, appli, clé). Précisez où elle s’applique (messagerie, VPN, applications sensibles).</w:t>
+        <w:t xml:space="preserve">Un Wi-Fi invité ouvert mais isolé du réseau interne évite qu’un visiteur atteigne vos systèmes sensibles.</w:t>
       </w:r>
     </w:p>
     <w:p>
@@ -4322,7 +4372,7 @@
           <w:i/>
           <w:iCs/>
         </w:rPr>
-        <w:t xml:space="preserve">Priorité : Critique — indispensable pour démarrer l’étude.</w:t>
+        <w:t xml:space="preserve">Priorité : Important — si vous ne pouvez pas répondre, indiquez pourquoi.</w:t>
       </w:r>
       <w:r>
         <w:t xml:space="preserve"> </w:t>
@@ -4344,7 +4394,7 @@
           <w:i/>
           <w:iCs/>
         </w:rPr>
-        <w:t xml:space="preserve">MFA sur la messagerie et le VPN administratif, pas encore sur le SIH</w:t>
+        <w:t xml:space="preserve">Wi-Fi interne protégé + Wi-Fi invité isolé</w:t>
       </w:r>
     </w:p>
     <w:p>
@@ -4372,14 +4422,14 @@
         </w:pict>
       </w:r>
     </w:p>
-    <w:bookmarkEnd w:id="54"/>
-    <w:bookmarkStart w:id="55" w:name="Xba8be2ef78c79bb4eb1dd045a909e2d1d149cba"/>
+    <w:bookmarkEnd w:id="53"/>
+    <w:bookmarkStart w:id="54" w:name="Xfa586cbe5411ae2a0ea8d07513345f15b3acbd6"/>
     <w:p>
       <w:pPr>
         <w:pStyle w:val="Heading3"/>
       </w:pPr>
       <w:r>
-        <w:t xml:space="preserve">Comment sont gérés les comptes à privilèges (administrateurs) ?</w:t>
+        <w:t xml:space="preserve">Avez-vous des connexions permanentes avec des partenaires ?</w:t>
       </w:r>
     </w:p>
     <w:p>
@@ -4403,7 +4453,7 @@
         <w:t xml:space="preserve"> </w:t>
       </w:r>
       <w:r>
-        <w:t xml:space="preserve">Les comptes « administrateur » ont tous les pouvoirs et sont la cible n°1 des attaquants. Sont-ils limités, nominatifs, surveillés ?</w:t>
+        <w:t xml:space="preserve">Des liaisons directes avec des prestataires ou partenaires (télémaintenance, échanges de données). Elles étendent votre surface d’exposition.</w:t>
       </w:r>
     </w:p>
     <w:p>
@@ -4427,7 +4477,7 @@
         <w:t xml:space="preserve"> </w:t>
       </w:r>
       <w:r>
-        <w:t xml:space="preserve">Format attendu : Texte.</w:t>
+        <w:t xml:space="preserve">Format attendu : Liste.</w:t>
       </w:r>
       <w:r>
         <w:t xml:space="preserve"> </w:t>
@@ -4443,7 +4493,7 @@
           <w:i/>
           <w:iCs/>
         </w:rPr>
-        <w:t xml:space="preserve">Comptes admin nominatifs, mais pas de coffre-fort de mots de passe</w:t>
+        <w:t xml:space="preserve">Liaison de télémaintenance avec l’éditeur du SIH</w:t>
       </w:r>
     </w:p>
     <w:p>
@@ -4471,14 +4521,48 @@
         </w:pict>
       </w:r>
     </w:p>
+    <w:bookmarkEnd w:id="54"/>
     <w:bookmarkEnd w:id="55"/>
-    <w:bookmarkStart w:id="56" w:name="X874c2d577750a6bc134cbca0945719ac97e6091"/>
+    <w:bookmarkStart w:id="61" w:name="identités-et-gestion-des-accès"/>
+    <w:p>
+      <w:pPr>
+        <w:pStyle w:val="Heading2"/>
+      </w:pPr>
+      <w:r>
+        <w:t xml:space="preserve">7. Identités et gestion des accès</w:t>
+      </w:r>
+    </w:p>
+    <w:p>
+      <w:pPr>
+        <w:pStyle w:val="FirstParagraph"/>
+      </w:pPr>
+      <w:r>
+        <w:rPr>
+          <w:b/>
+          <w:bCs/>
+        </w:rPr>
+        <w:t xml:space="preserve">RÉPOND : TECHNIQUE</w:t>
+      </w:r>
+    </w:p>
+    <w:p>
+      <w:pPr>
+        <w:pStyle w:val="BodyText"/>
+      </w:pPr>
+      <w:r>
+        <w:rPr>
+          <w:i/>
+          <w:iCs/>
+        </w:rPr>
+        <w:t xml:space="preserve">Comment vous contrôlez qui accède à quoi.</w:t>
+      </w:r>
+    </w:p>
+    <w:bookmarkStart w:id="56" w:name="X55c00256204b90f8d7b2cd140c8d1855481493b"/>
     <w:p>
       <w:pPr>
         <w:pStyle w:val="Heading3"/>
       </w:pPr>
       <w:r>
-        <w:t xml:space="preserve">Quelle est votre politique de mots de passe ?</w:t>
+        <w:t xml:space="preserve">Comment gérez-vous les comptes utilisateurs ?</w:t>
       </w:r>
     </w:p>
     <w:p>
@@ -4502,7 +4586,7 @@
         <w:t xml:space="preserve"> </w:t>
       </w:r>
       <w:r>
-        <w:t xml:space="preserve">Les règles imposées (longueur, complexité, renouvellement). Des mots de passe faibles sont facilement devinés.</w:t>
+        <w:t xml:space="preserve">Avez-vous un annuaire central (ex. Active Directory) ? Comment sont créés, modifiés et surtout supprimés les comptes quand une personne part ?</w:t>
       </w:r>
     </w:p>
     <w:p>
@@ -4542,7 +4626,7 @@
           <w:i/>
           <w:iCs/>
         </w:rPr>
-        <w:t xml:space="preserve">12 caractères minimum, pas de renouvellement forcé</w:t>
+        <w:t xml:space="preserve">Active Directory ; création/suppression via un processus RH</w:t>
       </w:r>
     </w:p>
     <w:p>
@@ -4571,14 +4655,13 @@
       </w:r>
     </w:p>
     <w:bookmarkEnd w:id="56"/>
-    <w:bookmarkEnd w:id="57"/>
-    <w:bookmarkStart w:id="64" w:name="postes-de-travail-et-serveurs"/>
-    <w:p>
-      <w:pPr>
-        <w:pStyle w:val="Heading2"/>
-      </w:pPr>
-      <w:r>
-        <w:t xml:space="preserve">8. Postes de travail et serveurs</w:t>
+    <w:bookmarkStart w:id="57" w:name="Xd8c9e79ffc1e87ae87df988166e1d5abf28d2e2"/>
+    <w:p>
+      <w:pPr>
+        <w:pStyle w:val="Heading3"/>
+      </w:pPr>
+      <w:r>
+        <w:t xml:space="preserve">Qui vérifie, et à quelle fréquence, que chacun n’a que les accès nécessaires ?</w:t>
       </w:r>
     </w:p>
     <w:p>
@@ -4586,27 +4669,6 @@
         <w:pStyle w:val="FirstParagraph"/>
       </w:pPr>
       <w:r>
-        <w:rPr>
-          <w:i/>
-          <w:iCs/>
-        </w:rPr>
-        <w:t xml:space="preserve">La protection des ordinateurs et serveurs eux-mêmes.</w:t>
-      </w:r>
-    </w:p>
-    <w:bookmarkStart w:id="58" w:name="quel-antivirus-edr-est-déployé"/>
-    <w:p>
-      <w:pPr>
-        <w:pStyle w:val="Heading3"/>
-      </w:pPr>
-      <w:r>
-        <w:t xml:space="preserve">Quel antivirus / EDR est déployé ?</w:t>
-      </w:r>
-    </w:p>
-    <w:p>
-      <w:pPr>
-        <w:pStyle w:val="FirstParagraph"/>
-      </w:pPr>
-      <w:r>
         <w:t xml:space="preserve">🔹</w:t>
       </w:r>
       <w:r>
@@ -4623,7 +4685,7 @@
         <w:t xml:space="preserve"> </w:t>
       </w:r>
       <w:r>
-        <w:t xml:space="preserve">Un antivirus détecte les logiciels malveillants ; un EDR (détection et réponse) est un antivirus avancé qui repère aussi les comportements suspects. Précisez le produit.</w:t>
+        <w:t xml:space="preserve">Les droits s’accumulent au fil des changements de poste et ne sont presque jamais retirés. Une revue périodique compare les accès réels aux besoins réels. Précisez la date de la dernière revue.</w:t>
       </w:r>
     </w:p>
     <w:p>
@@ -4663,7 +4725,7 @@
           <w:i/>
           <w:iCs/>
         </w:rPr>
-        <w:t xml:space="preserve">Microsoft Defender for Endpoint sur tous les postes</w:t>
+        <w:t xml:space="preserve">Aucune revue formelle ; les droits suivent les demandes des managers</w:t>
       </w:r>
     </w:p>
     <w:p>
@@ -4691,14 +4753,14 @@
         </w:pict>
       </w:r>
     </w:p>
-    <w:bookmarkEnd w:id="58"/>
-    <w:bookmarkStart w:id="59" w:name="Xbd267d7f257fa89adf138f3caf1f4be29ecd3f7"/>
+    <w:bookmarkEnd w:id="57"/>
+    <w:bookmarkStart w:id="58" w:name="X256903309cf0b24c900c4905bf0ae3bcb9e767d"/>
     <w:p>
       <w:pPr>
         <w:pStyle w:val="Heading3"/>
       </w:pPr>
       <w:r>
-        <w:t xml:space="preserve">Comment appliquez-vous les mises à jour de sécurité (correctifs) ?</w:t>
+        <w:t xml:space="preserve">L’authentification multifacteur (MFA) est-elle en place ?</w:t>
       </w:r>
     </w:p>
     <w:p>
@@ -4722,7 +4784,7 @@
         <w:t xml:space="preserve"> </w:t>
       </w:r>
       <w:r>
-        <w:t xml:space="preserve">Les éditeurs publient régulièrement des correctifs qui bouchent des failles. Sont-ils appliqués automatiquement, rapidement, ou de façon irrégulière ?</w:t>
+        <w:t xml:space="preserve">La MFA demande une seconde preuve en plus du mot de passe (code sur téléphone, appli, clé). Précisez où elle s’applique (messagerie, VPN, applications sensibles).</w:t>
       </w:r>
     </w:p>
     <w:p>
@@ -4740,7 +4802,7 @@
           <w:i/>
           <w:iCs/>
         </w:rPr>
-        <w:t xml:space="preserve">Priorité : Important — si vous ne pouvez pas répondre, indiquez pourquoi.</w:t>
+        <w:t xml:space="preserve">Priorité : Critique — indispensable pour démarrer l’étude.</w:t>
       </w:r>
       <w:r>
         <w:t xml:space="preserve"> </w:t>
@@ -4762,7 +4824,7 @@
           <w:i/>
           <w:iCs/>
         </w:rPr>
-        <w:t xml:space="preserve">Mises à jour automatiques sur les postes, plus lentes sur les serveurs</w:t>
+        <w:t xml:space="preserve">MFA sur la messagerie et le VPN administratif, pas encore sur le SIH</w:t>
       </w:r>
     </w:p>
     <w:p>
@@ -4790,14 +4852,14 @@
         </w:pict>
       </w:r>
     </w:p>
-    <w:bookmarkEnd w:id="59"/>
-    <w:bookmarkStart w:id="60" w:name="Xa1d449f85661acffc20717e6132b3b9912f3d8d"/>
+    <w:bookmarkEnd w:id="58"/>
+    <w:bookmarkStart w:id="59" w:name="Xba8be2ef78c79bb4eb1dd045a909e2d1d149cba"/>
     <w:p>
       <w:pPr>
         <w:pStyle w:val="Heading3"/>
       </w:pPr>
       <w:r>
-        <w:t xml:space="preserve">Qui est administrateur de son propre poste, et pourquoi ?</w:t>
+        <w:t xml:space="preserve">Comment sont gérés les comptes à privilèges (administrateurs) ?</w:t>
       </w:r>
     </w:p>
     <w:p>
@@ -4821,7 +4883,7 @@
         <w:t xml:space="preserve"> </w:t>
       </w:r>
       <w:r>
-        <w:t xml:space="preserve">Si un utilisateur est « administrateur » de sa machine, un logiciel malveillant qu’il ouvre obtient aussi tous les droits. Indiquez quels profils le sont encore et ce qui le justifie.</w:t>
+        <w:t xml:space="preserve">Les comptes « administrateur » ont tous les pouvoirs et sont la cible n°1 des attaquants. Sont-ils limités, nominatifs, surveillés ?</w:t>
       </w:r>
     </w:p>
     <w:p>
@@ -4861,7 +4923,7 @@
           <w:i/>
           <w:iCs/>
         </w:rPr>
-        <w:t xml:space="preserve">Personne, sauf 4 développeurs et les techniciens support</w:t>
+        <w:t xml:space="preserve">Comptes admin nominatifs, mais pas de coffre-fort de mots de passe</w:t>
       </w:r>
     </w:p>
     <w:p>
@@ -4889,14 +4951,14 @@
         </w:pict>
       </w:r>
     </w:p>
-    <w:bookmarkEnd w:id="60"/>
-    <w:bookmarkStart w:id="61" w:name="X0a72511f85eb3760c3c6bd56de347e0aa3d20c7"/>
+    <w:bookmarkEnd w:id="59"/>
+    <w:bookmarkStart w:id="60" w:name="X874c2d577750a6bc134cbca0945719ac97e6091"/>
     <w:p>
       <w:pPr>
         <w:pStyle w:val="Heading3"/>
       </w:pPr>
       <w:r>
-        <w:t xml:space="preserve">Comment sont gérés les smartphones et tablettes fournis par l’entreprise ?</w:t>
+        <w:t xml:space="preserve">Quelle est votre politique de mots de passe ?</w:t>
       </w:r>
     </w:p>
     <w:p>
@@ -4920,7 +4982,7 @@
         <w:t xml:space="preserve"> </w:t>
       </w:r>
       <w:r>
-        <w:t xml:space="preserve">Précisez s’ils sont administrés à distance (MDM), chiffrés, et si l’entreprise peut les effacer en cas de perte ou de vol.</w:t>
+        <w:t xml:space="preserve">Les règles imposées (longueur, complexité, renouvellement). Des mots de passe faibles sont facilement devinés.</w:t>
       </w:r>
     </w:p>
     <w:p>
@@ -4960,7 +5022,7 @@
           <w:i/>
           <w:iCs/>
         </w:rPr>
-        <w:t xml:space="preserve">Téléphones pro sous MDM, chiffrés, effacement à distance possible</w:t>
+        <w:t xml:space="preserve">12 caractères minimum, pas de renouvellement forcé</w:t>
       </w:r>
     </w:p>
     <w:p>
@@ -4988,14 +5050,48 @@
         </w:pict>
       </w:r>
     </w:p>
+    <w:bookmarkEnd w:id="60"/>
     <w:bookmarkEnd w:id="61"/>
-    <w:bookmarkStart w:id="62" w:name="Xdcba02ad6e3bc2b661e02815d42be1ec9405a4e"/>
+    <w:bookmarkStart w:id="68" w:name="postes-de-travail-et-serveurs"/>
+    <w:p>
+      <w:pPr>
+        <w:pStyle w:val="Heading2"/>
+      </w:pPr>
+      <w:r>
+        <w:t xml:space="preserve">8. Postes de travail et serveurs</w:t>
+      </w:r>
+    </w:p>
+    <w:p>
+      <w:pPr>
+        <w:pStyle w:val="FirstParagraph"/>
+      </w:pPr>
+      <w:r>
+        <w:rPr>
+          <w:b/>
+          <w:bCs/>
+        </w:rPr>
+        <w:t xml:space="preserve">RÉPOND : TECHNIQUE</w:t>
+      </w:r>
+    </w:p>
+    <w:p>
+      <w:pPr>
+        <w:pStyle w:val="BodyText"/>
+      </w:pPr>
+      <w:r>
+        <w:rPr>
+          <w:i/>
+          <w:iCs/>
+        </w:rPr>
+        <w:t xml:space="preserve">La protection des ordinateurs et serveurs eux-mêmes.</w:t>
+      </w:r>
+    </w:p>
+    <w:bookmarkStart w:id="62" w:name="quel-antivirus-edr-est-déployé"/>
     <w:p>
       <w:pPr>
         <w:pStyle w:val="Heading3"/>
       </w:pPr>
       <w:r>
-        <w:t xml:space="preserve">Des appareils personnels accèdent-ils aux données professionnelles ?</w:t>
+        <w:t xml:space="preserve">Quel antivirus / EDR est déployé ?</w:t>
       </w:r>
     </w:p>
     <w:p>
@@ -5019,7 +5115,7 @@
         <w:t xml:space="preserve"> </w:t>
       </w:r>
       <w:r>
-        <w:t xml:space="preserve">Le BYOD (appareil personnel utilisé pour le travail) élargit la surface à protéger sur du matériel que vous ne maîtrisez pas. Précisez ce qui est accessible depuis ces appareils.</w:t>
+        <w:t xml:space="preserve">Un antivirus détecte les logiciels malveillants ; un EDR (détection et réponse) est un antivirus avancé qui repère aussi les comportements suspects. Précisez le produit.</w:t>
       </w:r>
     </w:p>
     <w:p>
@@ -5059,7 +5155,7 @@
           <w:i/>
           <w:iCs/>
         </w:rPr>
-        <w:t xml:space="preserve">Messagerie accessible depuis les téléphones personnels, sans MDM</w:t>
+        <w:t xml:space="preserve">Microsoft Defender for Endpoint sur tous les postes</w:t>
       </w:r>
     </w:p>
     <w:p>
@@ -5088,13 +5184,13 @@
       </w:r>
     </w:p>
     <w:bookmarkEnd w:id="62"/>
-    <w:bookmarkStart w:id="63" w:name="Xef30ee513444366e5c9545027a40e1c6930cc40"/>
+    <w:bookmarkStart w:id="63" w:name="Xbd267d7f257fa89adf138f3caf1f4be29ecd3f7"/>
     <w:p>
       <w:pPr>
         <w:pStyle w:val="Heading3"/>
       </w:pPr>
       <w:r>
-        <w:t xml:space="preserve">Comment repérez-vous les failles connues de vos systèmes ?</w:t>
+        <w:t xml:space="preserve">Comment appliquez-vous les mises à jour de sécurité (correctifs) ?</w:t>
       </w:r>
     </w:p>
     <w:p>
@@ -5118,7 +5214,7 @@
         <w:t xml:space="preserve"> </w:t>
       </w:r>
       <w:r>
-        <w:t xml:space="preserve">Distinct de l’application des correctifs : il s’agit de SAVOIR ce qui est vulnérable (scans réguliers, veille sur les alertes, tests d’intrusion). Sans découverte, on ne corrige que ce qui est déjà connu.</w:t>
+        <w:t xml:space="preserve">Les éditeurs publient régulièrement des correctifs qui bouchent des failles. Sont-ils appliqués automatiquement, rapidement, ou de façon irrégulière ?</w:t>
       </w:r>
     </w:p>
     <w:p>
@@ -5158,7 +5254,7 @@
           <w:i/>
           <w:iCs/>
         </w:rPr>
-        <w:t xml:space="preserve">Scan de vulnérabilités mensuel sur les serveurs exposés ; veille CERT-FR ; rien sur les postes</w:t>
+        <w:t xml:space="preserve">Mises à jour automatiques sur les postes, plus lentes sur les serveurs</w:t>
       </w:r>
     </w:p>
     <w:p>
@@ -5187,14 +5283,13 @@
       </w:r>
     </w:p>
     <w:bookmarkEnd w:id="63"/>
-    <w:bookmarkEnd w:id="64"/>
-    <w:bookmarkStart w:id="74" w:name="données-personnelles-rgpd"/>
-    <w:p>
-      <w:pPr>
-        <w:pStyle w:val="Heading2"/>
-      </w:pPr>
-      <w:r>
-        <w:t xml:space="preserve">9. Données personnelles (RGPD)</w:t>
+    <w:bookmarkStart w:id="64" w:name="Xa1d449f85661acffc20717e6132b3b9912f3d8d"/>
+    <w:p>
+      <w:pPr>
+        <w:pStyle w:val="Heading3"/>
+      </w:pPr>
+      <w:r>
+        <w:t xml:space="preserve">Qui est administrateur de son propre poste, et pourquoi ?</w:t>
       </w:r>
     </w:p>
     <w:p>
@@ -5202,27 +5297,6 @@
         <w:pStyle w:val="FirstParagraph"/>
       </w:pPr>
       <w:r>
-        <w:rPr>
-          <w:i/>
-          <w:iCs/>
-        </w:rPr>
-        <w:t xml:space="preserve">Cette partie concerne les données relatives à des personnes (clients, patients, salariés). Le RGPD impose des obligations précises et prévoit des sanctions.</w:t>
-      </w:r>
-    </w:p>
-    <w:bookmarkStart w:id="65" w:name="X1ae033fc7e6bffda9aba017b8ccc8f903ae2b3b"/>
-    <w:p>
-      <w:pPr>
-        <w:pStyle w:val="Heading3"/>
-      </w:pPr>
-      <w:r>
-        <w:t xml:space="preserve">Sur quelles personnes détenez-vous des informations ?</w:t>
-      </w:r>
-    </w:p>
-    <w:p>
-      <w:pPr>
-        <w:pStyle w:val="FirstParagraph"/>
-      </w:pPr>
-      <w:r>
         <w:t xml:space="preserve">🔹</w:t>
       </w:r>
       <w:r>
@@ -5239,7 +5313,7 @@
         <w:t xml:space="preserve"> </w:t>
       </w:r>
       <w:r>
-        <w:t xml:space="preserve">Toute information se rapportant à une personne identifiable (nom, email, dossier, numéro) compte. Citez les groupes concernés — clients, patients, salariés, candidats. Répondez « aucune » si vous n’en traitez réellement pas.</w:t>
+        <w:t xml:space="preserve">Si un utilisateur est « administrateur » de sa machine, un logiciel malveillant qu’il ouvre obtient aussi tous les droits. Indiquez quels profils le sont encore et ce qui le justifie.</w:t>
       </w:r>
     </w:p>
     <w:p>
@@ -5257,13 +5331,13 @@
           <w:i/>
           <w:iCs/>
         </w:rPr>
-        <w:t xml:space="preserve">Priorité : Critique — indispensable pour démarrer l’étude.</w:t>
-      </w:r>
-      <w:r>
-        <w:t xml:space="preserve"> </w:t>
-      </w:r>
-      <w:r>
-        <w:t xml:space="preserve">Format attendu : Liste.</w:t>
+        <w:t xml:space="preserve">Priorité : Important — si vous ne pouvez pas répondre, indiquez pourquoi.</w:t>
+      </w:r>
+      <w:r>
+        <w:t xml:space="preserve"> </w:t>
+      </w:r>
+      <w:r>
+        <w:t xml:space="preserve">Format attendu : Texte.</w:t>
       </w:r>
       <w:r>
         <w:t xml:space="preserve"> </w:t>
@@ -5279,7 +5353,7 @@
           <w:i/>
           <w:iCs/>
         </w:rPr>
-        <w:t xml:space="preserve">Patients, salariés, candidats à l’embauche</w:t>
+        <w:t xml:space="preserve">Personne, sauf 4 développeurs et les techniciens support</w:t>
       </w:r>
     </w:p>
     <w:p>
@@ -5307,14 +5381,14 @@
         </w:pict>
       </w:r>
     </w:p>
-    <w:bookmarkEnd w:id="65"/>
-    <w:bookmarkStart w:id="66" w:name="Xfe280ebd5003f28876447e66182659f070208de"/>
+    <w:bookmarkEnd w:id="64"/>
+    <w:bookmarkStart w:id="65" w:name="X0a72511f85eb3760c3c6bd56de347e0aa3d20c7"/>
     <w:p>
       <w:pPr>
         <w:pStyle w:val="Heading3"/>
       </w:pPr>
       <w:r>
-        <w:t xml:space="preserve">Quelles catégories de données personnelles ?</w:t>
+        <w:t xml:space="preserve">Comment sont gérés les smartphones et tablettes fournis par l’entreprise ?</w:t>
       </w:r>
     </w:p>
     <w:p>
@@ -5338,7 +5412,7 @@
         <w:t xml:space="preserve"> </w:t>
       </w:r>
       <w:r>
-        <w:t xml:space="preserve">Précisez les types (clients, salariés, prospects) et surtout les données « sensibles » (santé, biométrie, opinions), plus strictement encadrées par la loi.</w:t>
+        <w:t xml:space="preserve">Précisez s’ils sont administrés à distance (MDM), chiffrés, et si l’entreprise peut les effacer en cas de perte ou de vol.</w:t>
       </w:r>
     </w:p>
     <w:p>
@@ -5362,7 +5436,7 @@
         <w:t xml:space="preserve"> </w:t>
       </w:r>
       <w:r>
-        <w:t xml:space="preserve">Format attendu : Liste.</w:t>
+        <w:t xml:space="preserve">Format attendu : Texte.</w:t>
       </w:r>
       <w:r>
         <w:t xml:space="preserve"> </w:t>
@@ -5378,7 +5452,7 @@
           <w:i/>
           <w:iCs/>
         </w:rPr>
-        <w:t xml:space="preserve">Patients (données de santé), salariés, prospects</w:t>
+        <w:t xml:space="preserve">Téléphones pro sous MDM, chiffrés, effacement à distance possible</w:t>
       </w:r>
     </w:p>
     <w:p>
@@ -5406,14 +5480,14 @@
         </w:pict>
       </w:r>
     </w:p>
-    <w:bookmarkEnd w:id="66"/>
-    <w:bookmarkStart w:id="67" w:name="combien-de-personnes-concernées-environ"/>
+    <w:bookmarkEnd w:id="65"/>
+    <w:bookmarkStart w:id="66" w:name="Xdcba02ad6e3bc2b661e02815d42be1ec9405a4e"/>
     <w:p>
       <w:pPr>
         <w:pStyle w:val="Heading3"/>
       </w:pPr>
       <w:r>
-        <w:t xml:space="preserve">Combien de personnes concernées environ ?</w:t>
+        <w:t xml:space="preserve">Des appareils personnels accèdent-ils aux données professionnelles ?</w:t>
       </w:r>
     </w:p>
     <w:p>
@@ -5437,7 +5511,7 @@
         <w:t xml:space="preserve"> </w:t>
       </w:r>
       <w:r>
-        <w:t xml:space="preserve">Un ordre de grandeur du nombre d’individus dont vous détenez les données. Un volume important augmente l’impact d’une fuite.</w:t>
+        <w:t xml:space="preserve">Le BYOD (appareil personnel utilisé pour le travail) élargit la surface à protéger sur du matériel que vous ne maîtrisez pas. Précisez ce qui est accessible depuis ces appareils.</w:t>
       </w:r>
     </w:p>
     <w:p>
@@ -5461,7 +5535,7 @@
         <w:t xml:space="preserve"> </w:t>
       </w:r>
       <w:r>
-        <w:t xml:space="preserve">Format attendu : Nombre.</w:t>
+        <w:t xml:space="preserve">Format attendu : Texte.</w:t>
       </w:r>
       <w:r>
         <w:t xml:space="preserve"> </w:t>
@@ -5477,7 +5551,7 @@
           <w:i/>
           <w:iCs/>
         </w:rPr>
-        <w:t xml:space="preserve">~50 000 patients</w:t>
+        <w:t xml:space="preserve">Messagerie accessible depuis les téléphones personnels, sans MDM</w:t>
       </w:r>
     </w:p>
     <w:p>
@@ -5505,14 +5579,14 @@
         </w:pict>
       </w:r>
     </w:p>
-    <w:bookmarkEnd w:id="67"/>
-    <w:bookmarkStart w:id="68" w:name="X7fc440aa5ae36093bbc0139621d55dc05f9ae07"/>
+    <w:bookmarkEnd w:id="66"/>
+    <w:bookmarkStart w:id="67" w:name="Xef30ee513444366e5c9545027a40e1c6930cc40"/>
     <w:p>
       <w:pPr>
         <w:pStyle w:val="Heading3"/>
       </w:pPr>
       <w:r>
-        <w:t xml:space="preserve">Des données sont-elles transférées hors Union Européenne ?</w:t>
+        <w:t xml:space="preserve">Comment repérez-vous les failles connues de vos systèmes ?</w:t>
       </w:r>
     </w:p>
     <w:p>
@@ -5536,7 +5610,7 @@
         <w:t xml:space="preserve"> </w:t>
       </w:r>
       <w:r>
-        <w:t xml:space="preserve">Par exemple via un prestataire américain. Ces transferts nécessitent des garanties juridiques particulières sous le RGPD.</w:t>
+        <w:t xml:space="preserve">Distinct de l’application des correctifs : il s’agit de SAVOIR ce qui est vulnérable (scans réguliers, veille sur les alertes, tests d’intrusion). Sans découverte, on ne corrige que ce qui est déjà connu.</w:t>
       </w:r>
     </w:p>
     <w:p>
@@ -5560,7 +5634,7 @@
         <w:t xml:space="preserve"> </w:t>
       </w:r>
       <w:r>
-        <w:t xml:space="preserve">Format attendu : Oui / Non + détails.</w:t>
+        <w:t xml:space="preserve">Format attendu : Texte.</w:t>
       </w:r>
       <w:r>
         <w:t xml:space="preserve"> </w:t>
@@ -5576,7 +5650,7 @@
           <w:i/>
           <w:iCs/>
         </w:rPr>
-        <w:t xml:space="preserve">Oui, support d’un éditeur hébergé aux États-Unis</w:t>
+        <w:t xml:space="preserve">Scan de vulnérabilités mensuel sur les serveurs exposés ; veille CERT-FR ; rien sur les postes</w:t>
       </w:r>
     </w:p>
     <w:p>
@@ -5604,14 +5678,48 @@
         </w:pict>
       </w:r>
     </w:p>
+    <w:bookmarkEnd w:id="67"/>
     <w:bookmarkEnd w:id="68"/>
-    <w:bookmarkStart w:id="69" w:name="X68e2bbb2f228f0f7efe9d2183b59da13b980835"/>
+    <w:bookmarkStart w:id="78" w:name="données-personnelles-rgpd"/>
+    <w:p>
+      <w:pPr>
+        <w:pStyle w:val="Heading2"/>
+      </w:pPr>
+      <w:r>
+        <w:t xml:space="preserve">9. Données personnelles (RGPD)</w:t>
+      </w:r>
+    </w:p>
+    <w:p>
+      <w:pPr>
+        <w:pStyle w:val="FirstParagraph"/>
+      </w:pPr>
+      <w:r>
+        <w:rPr>
+          <w:b/>
+          <w:bCs/>
+        </w:rPr>
+        <w:t xml:space="preserve">RÉPOND : RSSI / DSI</w:t>
+      </w:r>
+    </w:p>
+    <w:p>
+      <w:pPr>
+        <w:pStyle w:val="BodyText"/>
+      </w:pPr>
+      <w:r>
+        <w:rPr>
+          <w:i/>
+          <w:iCs/>
+        </w:rPr>
+        <w:t xml:space="preserve">Cette partie concerne les données relatives à des personnes (clients, patients, salariés). Le RGPD impose des obligations précises et prévoit des sanctions.</w:t>
+      </w:r>
+    </w:p>
+    <w:bookmarkStart w:id="69" w:name="X1ae033fc7e6bffda9aba017b8ccc8f903ae2b3b"/>
     <w:p>
       <w:pPr>
         <w:pStyle w:val="Heading3"/>
       </w:pPr>
       <w:r>
-        <w:t xml:space="preserve">Tenez-vous un registre des activités de traitement ?</w:t>
+        <w:t xml:space="preserve">Sur quelles personnes détenez-vous des informations ?</w:t>
       </w:r>
     </w:p>
     <w:p>
@@ -5635,7 +5743,7 @@
         <w:t xml:space="preserve"> </w:t>
       </w:r>
       <w:r>
-        <w:t xml:space="preserve">Le registre liste vos usages de données personnelles : quelles données, pour quelle finalité, conservées combien de temps, partagées avec qui. Précisez s’il est à jour et qui le tient.</w:t>
+        <w:t xml:space="preserve">Toute information se rapportant à une personne identifiable (nom, email, dossier, numéro) compte. Citez les groupes concernés — clients, patients, salariés, candidats. Répondez « aucune » si vous n’en traitez réellement pas.</w:t>
       </w:r>
     </w:p>
     <w:p>
@@ -5653,13 +5761,13 @@
           <w:i/>
           <w:iCs/>
         </w:rPr>
-        <w:t xml:space="preserve">Priorité : Important — si vous ne pouvez pas répondre, indiquez pourquoi.</w:t>
-      </w:r>
-      <w:r>
-        <w:t xml:space="preserve"> </w:t>
-      </w:r>
-      <w:r>
-        <w:t xml:space="preserve">Format attendu : Texte.</w:t>
+        <w:t xml:space="preserve">Priorité : Critique — indispensable pour démarrer l’étude.</w:t>
+      </w:r>
+      <w:r>
+        <w:t xml:space="preserve"> </w:t>
+      </w:r>
+      <w:r>
+        <w:t xml:space="preserve">Format attendu : Liste.</w:t>
       </w:r>
       <w:r>
         <w:t xml:space="preserve"> </w:t>
@@ -5675,7 +5783,7 @@
           <w:i/>
           <w:iCs/>
         </w:rPr>
-        <w:t xml:space="preserve">Registre tenu et revu chaque année par le DPO externe</w:t>
+        <w:t xml:space="preserve">Patients, salariés, candidats à l’embauche</w:t>
       </w:r>
     </w:p>
     <w:p>
@@ -5704,13 +5812,13 @@
       </w:r>
     </w:p>
     <w:bookmarkEnd w:id="69"/>
-    <w:bookmarkStart w:id="70" w:name="X8174dc1c0a4f9a1bbe198c2210f59cb0815eeb4"/>
+    <w:bookmarkStart w:id="70" w:name="Xfe280ebd5003f28876447e66182659f070208de"/>
     <w:p>
       <w:pPr>
         <w:pStyle w:val="Heading3"/>
       </w:pPr>
       <w:r>
-        <w:t xml:space="preserve">Avez-vous désigné un délégué à la protection des données (DPO) ?</w:t>
+        <w:t xml:space="preserve">Quelles catégories de données personnelles ?</w:t>
       </w:r>
     </w:p>
     <w:p>
@@ -5734,7 +5842,7 @@
         <w:t xml:space="preserve"> </w:t>
       </w:r>
       <w:r>
-        <w:t xml:space="preserve">Le DPO est le référent RGPD. Précisez s’il est interne ou externe, et s’il a été déclaré à la CNIL — l’obligation dépend de votre activité et du type de données traitées.</w:t>
+        <w:t xml:space="preserve">Précisez les types (clients, salariés, prospects) et surtout les données « sensibles » (santé, biométrie, opinions), plus strictement encadrées par la loi.</w:t>
       </w:r>
     </w:p>
     <w:p>
@@ -5758,7 +5866,7 @@
         <w:t xml:space="preserve"> </w:t>
       </w:r>
       <w:r>
-        <w:t xml:space="preserve">Format attendu : Texte.</w:t>
+        <w:t xml:space="preserve">Format attendu : Liste.</w:t>
       </w:r>
       <w:r>
         <w:t xml:space="preserve"> </w:t>
@@ -5774,7 +5882,7 @@
           <w:i/>
           <w:iCs/>
         </w:rPr>
-        <w:t xml:space="preserve">DPO externe mutualisé, déclaré à la CNIL</w:t>
+        <w:t xml:space="preserve">Patients (données de santé), salariés, prospects</w:t>
       </w:r>
     </w:p>
     <w:p>
@@ -5803,13 +5911,13 @@
       </w:r>
     </w:p>
     <w:bookmarkEnd w:id="70"/>
-    <w:bookmarkStart w:id="71" w:name="X04eb760d714b8bab53986b1a403f631d128b774"/>
+    <w:bookmarkStart w:id="71" w:name="combien-de-personnes-concernées-environ"/>
     <w:p>
       <w:pPr>
         <w:pStyle w:val="Heading3"/>
       </w:pPr>
       <w:r>
-        <w:t xml:space="preserve">Combien de temps conservez-vous les données, et comment sont-elles supprimées ?</w:t>
+        <w:t xml:space="preserve">Combien de personnes concernées environ ?</w:t>
       </w:r>
     </w:p>
     <w:p>
@@ -5833,7 +5941,7 @@
         <w:t xml:space="preserve"> </w:t>
       </w:r>
       <w:r>
-        <w:t xml:space="preserve">Une donnée gardée au-delà de son utilité est un risque sans contrepartie. Indiquez les durées de conservation prévues et ce qui déclenche réellement une suppression (automatique, manuelle, jamais).</w:t>
+        <w:t xml:space="preserve">Un ordre de grandeur du nombre d’individus dont vous détenez les données. Un volume important augmente l’impact d’une fuite.</w:t>
       </w:r>
     </w:p>
     <w:p>
@@ -5857,7 +5965,7 @@
         <w:t xml:space="preserve"> </w:t>
       </w:r>
       <w:r>
-        <w:t xml:space="preserve">Format attendu : Texte.</w:t>
+        <w:t xml:space="preserve">Format attendu : Nombre.</w:t>
       </w:r>
       <w:r>
         <w:t xml:space="preserve"> </w:t>
@@ -5873,7 +5981,7 @@
           <w:i/>
           <w:iCs/>
         </w:rPr>
-        <w:t xml:space="preserve">Dossiers patients conservés 20 ans ; purge des logs à 6 mois ; pas de purge automatisée sur les sauvegardes</w:t>
+        <w:t xml:space="preserve">~50 000 patients</w:t>
       </w:r>
     </w:p>
     <w:p>
@@ -5902,13 +6010,13 @@
       </w:r>
     </w:p>
     <w:bookmarkEnd w:id="71"/>
-    <w:bookmarkStart w:id="72" w:name="Xd0c21242ed9222cb59ff3886c0b26de4cf75fef"/>
+    <w:bookmarkStart w:id="72" w:name="X7fc440aa5ae36093bbc0139621d55dc05f9ae07"/>
     <w:p>
       <w:pPr>
         <w:pStyle w:val="Heading3"/>
       </w:pPr>
       <w:r>
-        <w:t xml:space="preserve">Quels sous-traitants accèdent à des données personnelles ?</w:t>
+        <w:t xml:space="preserve">Des données sont-elles transférées hors Union Européenne ?</w:t>
       </w:r>
     </w:p>
     <w:p>
@@ -5932,7 +6040,7 @@
         <w:t xml:space="preserve"> </w:t>
       </w:r>
       <w:r>
-        <w:t xml:space="preserve">Les prestataires qui manipulent vos données pour vous (hébergeur, éditeur SaaS, infogérance). Vous restez responsable de ce qu’ils en font.</w:t>
+        <w:t xml:space="preserve">Par exemple via un prestataire américain. Ces transferts nécessitent des garanties juridiques particulières sous le RGPD.</w:t>
       </w:r>
     </w:p>
     <w:p>
@@ -5956,7 +6064,7 @@
         <w:t xml:space="preserve"> </w:t>
       </w:r>
       <w:r>
-        <w:t xml:space="preserve">Format attendu : Liste.</w:t>
+        <w:t xml:space="preserve">Format attendu : Oui / Non + détails.</w:t>
       </w:r>
       <w:r>
         <w:t xml:space="preserve"> </w:t>
@@ -5972,7 +6080,7 @@
           <w:i/>
           <w:iCs/>
         </w:rPr>
-        <w:t xml:space="preserve">Hébergeur HDS, éditeur du SIH, prestataire de paie</w:t>
+        <w:t xml:space="preserve">Oui, support d’un éditeur hébergé aux États-Unis</w:t>
       </w:r>
     </w:p>
     <w:p>
@@ -6001,13 +6109,13 @@
       </w:r>
     </w:p>
     <w:bookmarkEnd w:id="72"/>
-    <w:bookmarkStart w:id="73" w:name="X9f094a32c72d6acbc7416ea43fa705b282950e9"/>
+    <w:bookmarkStart w:id="73" w:name="X68e2bbb2f228f0f7efe9d2183b59da13b980835"/>
     <w:p>
       <w:pPr>
         <w:pStyle w:val="Heading3"/>
       </w:pPr>
       <w:r>
-        <w:t xml:space="preserve">Vos données sensibles sont-elles chiffrées ?</w:t>
+        <w:t xml:space="preserve">Tenez-vous un registre des activités de traitement ?</w:t>
       </w:r>
     </w:p>
     <w:p>
@@ -6031,7 +6139,7 @@
         <w:t xml:space="preserve"> </w:t>
       </w:r>
       <w:r>
-        <w:t xml:space="preserve">Le chiffrement rend les données illisibles sans la clé. Précisez « au repos » (sur les disques/sauvegardes) et « en transit » (pendant les échanges réseau).</w:t>
+        <w:t xml:space="preserve">Le registre liste vos usages de données personnelles : quelles données, pour quelle finalité, conservées combien de temps, partagées avec qui. Précisez s’il est à jour et qui le tient.</w:t>
       </w:r>
     </w:p>
     <w:p>
@@ -6071,7 +6179,7 @@
           <w:i/>
           <w:iCs/>
         </w:rPr>
-        <w:t xml:space="preserve">Chiffrement des sauvegardes et des échanges web ; disques serveurs non chiffrés</w:t>
+        <w:t xml:space="preserve">Registre tenu et revu chaque année par le DPO externe</w:t>
       </w:r>
     </w:p>
     <w:p>
@@ -6100,14 +6208,13 @@
       </w:r>
     </w:p>
     <w:bookmarkEnd w:id="73"/>
-    <w:bookmarkEnd w:id="74"/>
-    <w:bookmarkStart w:id="80" w:name="sauvegarde-et-continuité-dactivité"/>
-    <w:p>
-      <w:pPr>
-        <w:pStyle w:val="Heading2"/>
-      </w:pPr>
-      <w:r>
-        <w:t xml:space="preserve">10. Sauvegarde et continuité d’activité</w:t>
+    <w:bookmarkStart w:id="74" w:name="X8174dc1c0a4f9a1bbe198c2210f59cb0815eeb4"/>
+    <w:p>
+      <w:pPr>
+        <w:pStyle w:val="Heading3"/>
+      </w:pPr>
+      <w:r>
+        <w:t xml:space="preserve">Avez-vous désigné un délégué à la protection des données (DPO) ?</w:t>
       </w:r>
     </w:p>
     <w:p>
@@ -6115,27 +6222,6 @@
         <w:pStyle w:val="FirstParagraph"/>
       </w:pPr>
       <w:r>
-        <w:rPr>
-          <w:i/>
-          <w:iCs/>
-        </w:rPr>
-        <w:t xml:space="preserve">Votre capacité à résister à une panne, une destruction ou un rançongiciel.</w:t>
-      </w:r>
-    </w:p>
-    <w:bookmarkStart w:id="75" w:name="quelle-est-votre-stratégie-de-sauvegarde"/>
-    <w:p>
-      <w:pPr>
-        <w:pStyle w:val="Heading3"/>
-      </w:pPr>
-      <w:r>
-        <w:t xml:space="preserve">Quelle est votre stratégie de sauvegarde ?</w:t>
-      </w:r>
-    </w:p>
-    <w:p>
-      <w:pPr>
-        <w:pStyle w:val="FirstParagraph"/>
-      </w:pPr>
-      <w:r>
         <w:t xml:space="preserve">🔹</w:t>
       </w:r>
       <w:r>
@@ -6152,7 +6238,7 @@
         <w:t xml:space="preserve"> </w:t>
       </w:r>
       <w:r>
-        <w:t xml:space="preserve">À quelle fréquence sauvegardez-vous ? Existe-t-il une copie « hors ligne » ou « immuable » (que même un attaquant ne peut effacer) ? C’est la dernière défense contre un rançongiciel.</w:t>
+        <w:t xml:space="preserve">Le DPO est le référent RGPD. Précisez s’il est interne ou externe, et s’il a été déclaré à la CNIL — l’obligation dépend de votre activité et du type de données traitées.</w:t>
       </w:r>
     </w:p>
     <w:p>
@@ -6170,7 +6256,7 @@
           <w:i/>
           <w:iCs/>
         </w:rPr>
-        <w:t xml:space="preserve">Priorité : Critique — indispensable pour démarrer l’étude.</w:t>
+        <w:t xml:space="preserve">Priorité : Important — si vous ne pouvez pas répondre, indiquez pourquoi.</w:t>
       </w:r>
       <w:r>
         <w:t xml:space="preserve"> </w:t>
@@ -6192,7 +6278,7 @@
           <w:i/>
           <w:iCs/>
         </w:rPr>
-        <w:t xml:space="preserve">Sauvegarde quotidienne, avec une copie hors ligne hebdomadaire</w:t>
+        <w:t xml:space="preserve">DPO externe mutualisé, déclaré à la CNIL</w:t>
       </w:r>
     </w:p>
     <w:p>
@@ -6220,14 +6306,14 @@
         </w:pict>
       </w:r>
     </w:p>
-    <w:bookmarkEnd w:id="75"/>
-    <w:bookmarkStart w:id="76" w:name="X2d555db621b7fffe1305f693c9a88b505c0c5bd"/>
+    <w:bookmarkEnd w:id="74"/>
+    <w:bookmarkStart w:id="75" w:name="X04eb760d714b8bab53986b1a403f631d128b774"/>
     <w:p>
       <w:pPr>
         <w:pStyle w:val="Heading3"/>
       </w:pPr>
       <w:r>
-        <w:t xml:space="preserve">Testez-vous régulièrement la restauration des sauvegardes ?</w:t>
+        <w:t xml:space="preserve">Combien de temps conservez-vous les données, et comment sont-elles supprimées ?</w:t>
       </w:r>
     </w:p>
     <w:p>
@@ -6251,7 +6337,7 @@
         <w:t xml:space="preserve"> </w:t>
       </w:r>
       <w:r>
-        <w:t xml:space="preserve">Une sauvegarde jamais testée peut se révéler illisible le jour où on en a besoin. Indiquez si et à quelle fréquence vous vérifiez qu’elle fonctionne.</w:t>
+        <w:t xml:space="preserve">Une donnée gardée au-delà de son utilité est un risque sans contrepartie. Indiquez les durées de conservation prévues et ce qui déclenche réellement une suppression (automatique, manuelle, jamais).</w:t>
       </w:r>
     </w:p>
     <w:p>
@@ -6291,7 +6377,7 @@
           <w:i/>
           <w:iCs/>
         </w:rPr>
-        <w:t xml:space="preserve">Test de restauration semestriel</w:t>
+        <w:t xml:space="preserve">Dossiers patients conservés 20 ans ; purge des logs à 6 mois ; pas de purge automatisée sur les sauvegardes</w:t>
       </w:r>
     </w:p>
     <w:p>
@@ -6319,14 +6405,14 @@
         </w:pict>
       </w:r>
     </w:p>
-    <w:bookmarkEnd w:id="76"/>
-    <w:bookmarkStart w:id="77" w:name="X47c5692d8a2e5878e27e556ab1dd18a0f6d433e"/>
+    <w:bookmarkEnd w:id="75"/>
+    <w:bookmarkStart w:id="76" w:name="Xd0c21242ed9222cb59ff3886c0b26de4cf75fef"/>
     <w:p>
       <w:pPr>
         <w:pStyle w:val="Heading3"/>
       </w:pPr>
       <w:r>
-        <w:t xml:space="preserve">Avez-vous un plan de reprise informatique (PRA) ?</w:t>
+        <w:t xml:space="preserve">Quels sous-traitants accèdent à des données personnelles ?</w:t>
       </w:r>
     </w:p>
     <w:p>
@@ -6350,7 +6436,7 @@
         <w:t xml:space="preserve"> </w:t>
       </w:r>
       <w:r>
-        <w:t xml:space="preserve">Comment le système d’information est techniquement remonté après un sinistre majeur (incendie, rançongiciel) : où, à partir de quoi, par qui. Précisez la date du dernier test réel.</w:t>
+        <w:t xml:space="preserve">Les prestataires qui manipulent vos données pour vous (hébergeur, éditeur SaaS, infogérance). Vous restez responsable de ce qu’ils en font.</w:t>
       </w:r>
     </w:p>
     <w:p>
@@ -6374,7 +6460,7 @@
         <w:t xml:space="preserve"> </w:t>
       </w:r>
       <w:r>
-        <w:t xml:space="preserve">Format attendu : Texte.</w:t>
+        <w:t xml:space="preserve">Format attendu : Liste.</w:t>
       </w:r>
       <w:r>
         <w:t xml:space="preserve"> </w:t>
@@ -6390,7 +6476,7 @@
           <w:i/>
           <w:iCs/>
         </w:rPr>
-        <w:t xml:space="preserve">PRA documenté, bascule testée en octobre dernier</w:t>
+        <w:t xml:space="preserve">Hébergeur HDS, éditeur du SIH, prestataire de paie</w:t>
       </w:r>
     </w:p>
     <w:p>
@@ -6418,14 +6504,14 @@
         </w:pict>
       </w:r>
     </w:p>
-    <w:bookmarkEnd w:id="77"/>
-    <w:bookmarkStart w:id="78" w:name="Xe3ccabfaecbddae3539f8ae069c8e6e30d44755"/>
+    <w:bookmarkEnd w:id="76"/>
+    <w:bookmarkStart w:id="77" w:name="X9f094a32c72d6acbc7416ea43fa705b282950e9"/>
     <w:p>
       <w:pPr>
         <w:pStyle w:val="Heading3"/>
       </w:pPr>
       <w:r>
-        <w:t xml:space="preserve">Avez-vous un plan de continuité métier (PCA) ?</w:t>
+        <w:t xml:space="preserve">Vos données sensibles sont-elles chiffrées ?</w:t>
       </w:r>
     </w:p>
     <w:p>
@@ -6449,7 +6535,7 @@
         <w:t xml:space="preserve"> </w:t>
       </w:r>
       <w:r>
-        <w:t xml:space="preserve">Comment l’activité continue PENDANT la panne, sans l’informatique : procédures dégradées, papier, report vers un autre site. C’est distinct du redémarrage technique.</w:t>
+        <w:t xml:space="preserve">Le chiffrement rend les données illisibles sans la clé. Précisez « au repos » (sur les disques/sauvegardes) et « en transit » (pendant les échanges réseau).</w:t>
       </w:r>
     </w:p>
     <w:p>
@@ -6489,7 +6575,7 @@
           <w:i/>
           <w:iCs/>
         </w:rPr>
-        <w:t xml:space="preserve">Procédure papier pour les admissions ; PCA métier en cours de rédaction</w:t>
+        <w:t xml:space="preserve">Chiffrement des sauvegardes et des échanges web ; disques serveurs non chiffrés</w:t>
       </w:r>
     </w:p>
     <w:p>
@@ -6517,14 +6603,48 @@
         </w:pict>
       </w:r>
     </w:p>
+    <w:bookmarkEnd w:id="77"/>
     <w:bookmarkEnd w:id="78"/>
-    <w:bookmarkStart w:id="79" w:name="Xf481783c1f0695630c629030bb488af11130f60"/>
+    <w:bookmarkStart w:id="84" w:name="sauvegarde-et-continuité-dactivité"/>
+    <w:p>
+      <w:pPr>
+        <w:pStyle w:val="Heading2"/>
+      </w:pPr>
+      <w:r>
+        <w:t xml:space="preserve">10. Sauvegarde et continuité d’activité</w:t>
+      </w:r>
+    </w:p>
+    <w:p>
+      <w:pPr>
+        <w:pStyle w:val="FirstParagraph"/>
+      </w:pPr>
+      <w:r>
+        <w:rPr>
+          <w:b/>
+          <w:bCs/>
+        </w:rPr>
+        <w:t xml:space="preserve">RÉPOND : RSSI / DSI</w:t>
+      </w:r>
+    </w:p>
+    <w:p>
+      <w:pPr>
+        <w:pStyle w:val="BodyText"/>
+      </w:pPr>
+      <w:r>
+        <w:rPr>
+          <w:i/>
+          <w:iCs/>
+        </w:rPr>
+        <w:t xml:space="preserve">Votre capacité à résister à une panne, une destruction ou un rançongiciel.</w:t>
+      </w:r>
+    </w:p>
+    <w:bookmarkStart w:id="79" w:name="quelle-est-votre-stratégie-de-sauvegarde"/>
     <w:p>
       <w:pPr>
         <w:pStyle w:val="Heading3"/>
       </w:pPr>
       <w:r>
-        <w:t xml:space="preserve">Combien de temps pouvez-vous rester à l’arrêt, et quelle perte de données tolérez-vous ?</w:t>
+        <w:t xml:space="preserve">Quelle est votre stratégie de sauvegarde ?</w:t>
       </w:r>
     </w:p>
     <w:p>
@@ -6548,7 +6668,7 @@
         <w:t xml:space="preserve"> </w:t>
       </w:r>
       <w:r>
-        <w:t xml:space="preserve">En clair : au bout de combien de temps l’arrêt devient-il critique (RTO), et jusqu’à combien d’heures de données pouvez-vous perdre (RPO) ? Une estimation suffit.</w:t>
+        <w:t xml:space="preserve">À quelle fréquence sauvegardez-vous ? Existe-t-il une copie « hors ligne » ou « immuable » (que même un attaquant ne peut effacer) ? C’est la dernière défense contre un rançongiciel.</w:t>
       </w:r>
     </w:p>
     <w:p>
@@ -6566,7 +6686,7 @@
           <w:i/>
           <w:iCs/>
         </w:rPr>
-        <w:t xml:space="preserve">Priorité : Important — si vous ne pouvez pas répondre, indiquez pourquoi.</w:t>
+        <w:t xml:space="preserve">Priorité : Critique — indispensable pour démarrer l’étude.</w:t>
       </w:r>
       <w:r>
         <w:t xml:space="preserve"> </w:t>
@@ -6588,7 +6708,7 @@
           <w:i/>
           <w:iCs/>
         </w:rPr>
-        <w:t xml:space="preserve">Arrêt tolérable ~4h, perte de données max ~1h</w:t>
+        <w:t xml:space="preserve">Sauvegarde quotidienne, avec une copie hors ligne hebdomadaire</w:t>
       </w:r>
     </w:p>
     <w:p>
@@ -6617,14 +6737,13 @@
       </w:r>
     </w:p>
     <w:bookmarkEnd w:id="79"/>
-    <w:bookmarkEnd w:id="80"/>
-    <w:bookmarkStart w:id="86" w:name="journalisation-détection-et-incidents"/>
-    <w:p>
-      <w:pPr>
-        <w:pStyle w:val="Heading2"/>
-      </w:pPr>
-      <w:r>
-        <w:t xml:space="preserve">11. Journalisation, détection et incidents</w:t>
+    <w:bookmarkStart w:id="80" w:name="X2d555db621b7fffe1305f693c9a88b505c0c5bd"/>
+    <w:p>
+      <w:pPr>
+        <w:pStyle w:val="Heading3"/>
+      </w:pPr>
+      <w:r>
+        <w:t xml:space="preserve">Testez-vous régulièrement la restauration des sauvegardes ?</w:t>
       </w:r>
     </w:p>
     <w:p>
@@ -6632,27 +6751,6 @@
         <w:pStyle w:val="FirstParagraph"/>
       </w:pPr>
       <w:r>
-        <w:rPr>
-          <w:i/>
-          <w:iCs/>
-        </w:rPr>
-        <w:t xml:space="preserve">Votre capacité à voir ce qui se passe et à réagir.</w:t>
-      </w:r>
-    </w:p>
-    <w:bookmarkStart w:id="81" w:name="Xf3abeecd6bbe9d8fb6634034e0ab4ea099550fd"/>
-    <w:p>
-      <w:pPr>
-        <w:pStyle w:val="Heading3"/>
-      </w:pPr>
-      <w:r>
-        <w:t xml:space="preserve">Conservez-vous des journaux (logs) des activités système ?</w:t>
-      </w:r>
-    </w:p>
-    <w:p>
-      <w:pPr>
-        <w:pStyle w:val="FirstParagraph"/>
-      </w:pPr>
-      <w:r>
         <w:t xml:space="preserve">🔹</w:t>
       </w:r>
       <w:r>
@@ -6669,7 +6767,7 @@
         <w:t xml:space="preserve"> </w:t>
       </w:r>
       <w:r>
-        <w:t xml:space="preserve">Les journaux enregistrent les connexions et actions. Ils sont indispensables pour comprendre une attaque après coup. Précisez leur durée de conservation.</w:t>
+        <w:t xml:space="preserve">Une sauvegarde jamais testée peut se révéler illisible le jour où on en a besoin. Indiquez si et à quelle fréquence vous vérifiez qu’elle fonctionne.</w:t>
       </w:r>
     </w:p>
     <w:p>
@@ -6709,7 +6807,7 @@
           <w:i/>
           <w:iCs/>
         </w:rPr>
-        <w:t xml:space="preserve">Journaux conservés 6 mois sur les serveurs principaux</w:t>
+        <w:t xml:space="preserve">Test de restauration semestriel</w:t>
       </w:r>
     </w:p>
     <w:p>
@@ -6737,14 +6835,14 @@
         </w:pict>
       </w:r>
     </w:p>
-    <w:bookmarkEnd w:id="81"/>
-    <w:bookmarkStart w:id="82" w:name="X011ad9c49dbafe9deca78521e7e7b7c98c9306b"/>
+    <w:bookmarkEnd w:id="80"/>
+    <w:bookmarkStart w:id="81" w:name="X47c5692d8a2e5878e27e556ab1dd18a0f6d433e"/>
     <w:p>
       <w:pPr>
         <w:pStyle w:val="Heading3"/>
       </w:pPr>
       <w:r>
-        <w:t xml:space="preserve">Surveillez-vous activement les alertes de sécurité (SIEM/SOC) ?</w:t>
+        <w:t xml:space="preserve">Avez-vous un plan de reprise informatique (PRA) ?</w:t>
       </w:r>
     </w:p>
     <w:p>
@@ -6768,7 +6866,7 @@
         <w:t xml:space="preserve"> </w:t>
       </w:r>
       <w:r>
-        <w:t xml:space="preserve">Un SIEM centralise les alertes ; un SOC est l’équipe qui les surveille en continu. Beaucoup d’organisations n’en ont pas — dites simplement l’état réel.</w:t>
+        <w:t xml:space="preserve">Comment le système d’information est techniquement remonté après un sinistre majeur (incendie, rançongiciel) : où, à partir de quoi, par qui. Précisez la date du dernier test réel.</w:t>
       </w:r>
     </w:p>
     <w:p>
@@ -6808,7 +6906,7 @@
           <w:i/>
           <w:iCs/>
         </w:rPr>
-        <w:t xml:space="preserve">Pas de SOC ; alertes Defender consultées ponctuellement</w:t>
+        <w:t xml:space="preserve">PRA documenté, bascule testée en octobre dernier</w:t>
       </w:r>
     </w:p>
     <w:p>
@@ -6836,14 +6934,14 @@
         </w:pict>
       </w:r>
     </w:p>
-    <w:bookmarkEnd w:id="82"/>
-    <w:bookmarkStart w:id="83" w:name="X65d07f926673e140c88be6b3fcf3dcb2a0d1df9"/>
+    <w:bookmarkEnd w:id="81"/>
+    <w:bookmarkStart w:id="82" w:name="Xe3ccabfaecbddae3539f8ae069c8e6e30d44755"/>
     <w:p>
       <w:pPr>
         <w:pStyle w:val="Heading3"/>
       </w:pPr>
       <w:r>
-        <w:t xml:space="preserve">Avez-vous déjà subi des incidents de sécurité notables ?</w:t>
+        <w:t xml:space="preserve">Avez-vous un plan de continuité métier (PCA) ?</w:t>
       </w:r>
     </w:p>
     <w:p>
@@ -6867,7 +6965,7 @@
         <w:t xml:space="preserve"> </w:t>
       </w:r>
       <w:r>
-        <w:t xml:space="preserve">Virus, rançongiciel, fuite de données, intrusion, fraude… Même anciens, ils renseignent sur votre exposition. Aucune honte : l’objectif est d’apprendre.</w:t>
+        <w:t xml:space="preserve">Comment l’activité continue PENDANT la panne, sans l’informatique : procédures dégradées, papier, report vers un autre site. C’est distinct du redémarrage technique.</w:t>
       </w:r>
     </w:p>
     <w:p>
@@ -6907,7 +7005,7 @@
           <w:i/>
           <w:iCs/>
         </w:rPr>
-        <w:t xml:space="preserve">Une tentative de rançongiciel bloquée en 2023</w:t>
+        <w:t xml:space="preserve">Procédure papier pour les admissions ; PCA métier en cours de rédaction</w:t>
       </w:r>
     </w:p>
     <w:p>
@@ -6935,14 +7033,14 @@
         </w:pict>
       </w:r>
     </w:p>
-    <w:bookmarkEnd w:id="83"/>
-    <w:bookmarkStart w:id="84" w:name="Xfe4780ce29dd846e981f37f021b5f46b2884d8b"/>
+    <w:bookmarkEnd w:id="82"/>
+    <w:bookmarkStart w:id="83" w:name="Xf481783c1f0695630c629030bb488af11130f60"/>
     <w:p>
       <w:pPr>
         <w:pStyle w:val="Heading3"/>
       </w:pPr>
       <w:r>
-        <w:t xml:space="preserve">Disposez-vous d’une procédure de réponse aux incidents ?</w:t>
+        <w:t xml:space="preserve">Combien de temps pouvez-vous rester à l’arrêt, et quelle perte de données tolérez-vous ?</w:t>
       </w:r>
     </w:p>
     <w:p>
@@ -6966,7 +7064,7 @@
         <w:t xml:space="preserve"> </w:t>
       </w:r>
       <w:r>
-        <w:t xml:space="preserve">Qui appeler, quoi faire, dans quel ordre en cas de crise cyber. Et avez-vous un contact d’assistance (prestataire, assurance cyber, CERT) ?</w:t>
+        <w:t xml:space="preserve">En clair : au bout de combien de temps l’arrêt devient-il critique (RTO), et jusqu’à combien d’heures de données pouvez-vous perdre (RPO) ? Une estimation suffit.</w:t>
       </w:r>
     </w:p>
     <w:p>
@@ -7006,7 +7104,7 @@
           <w:i/>
           <w:iCs/>
         </w:rPr>
-        <w:t xml:space="preserve">Procédure informelle ; contrat d’assistance avec un prestataire</w:t>
+        <w:t xml:space="preserve">Arrêt tolérable ~4h, perte de données max ~1h</w:t>
       </w:r>
     </w:p>
     <w:p>
@@ -7034,14 +7132,48 @@
         </w:pict>
       </w:r>
     </w:p>
+    <w:bookmarkEnd w:id="83"/>
     <w:bookmarkEnd w:id="84"/>
-    <w:bookmarkStart w:id="85" w:name="X74907ffd038f1e6e70e2650463e647378d2d838"/>
+    <w:bookmarkStart w:id="90" w:name="journalisation-détection-et-incidents"/>
+    <w:p>
+      <w:pPr>
+        <w:pStyle w:val="Heading2"/>
+      </w:pPr>
+      <w:r>
+        <w:t xml:space="preserve">11. Journalisation, détection et incidents</w:t>
+      </w:r>
+    </w:p>
+    <w:p>
+      <w:pPr>
+        <w:pStyle w:val="FirstParagraph"/>
+      </w:pPr>
+      <w:r>
+        <w:rPr>
+          <w:b/>
+          <w:bCs/>
+        </w:rPr>
+        <w:t xml:space="preserve">RÉPOND : RSSI / DSI</w:t>
+      </w:r>
+    </w:p>
+    <w:p>
+      <w:pPr>
+        <w:pStyle w:val="BodyText"/>
+      </w:pPr>
+      <w:r>
+        <w:rPr>
+          <w:i/>
+          <w:iCs/>
+        </w:rPr>
+        <w:t xml:space="preserve">Votre capacité à voir ce qui se passe et à réagir.</w:t>
+      </w:r>
+    </w:p>
+    <w:bookmarkStart w:id="85" w:name="Xf3abeecd6bbe9d8fb6634034e0ab4ea099550fd"/>
     <w:p>
       <w:pPr>
         <w:pStyle w:val="Heading3"/>
       </w:pPr>
       <w:r>
-        <w:t xml:space="preserve">En cas de violation de données, qui devez-vous prévenir et sous quel délai ?</w:t>
+        <w:t xml:space="preserve">Conservez-vous des journaux (logs) des activités système ?</w:t>
       </w:r>
     </w:p>
     <w:p>
@@ -7065,7 +7197,7 @@
         <w:t xml:space="preserve"> </w:t>
       </w:r>
       <w:r>
-        <w:t xml:space="preserve">Certaines obligations imposent un délai court et non négociable — par exemple 72 heures vers l’autorité de contrôle, plus l’information des personnes concernées si le risque est élevé. Indiquez si ces destinataires et ces délais sont écrits, et qui décide.</w:t>
+        <w:t xml:space="preserve">Les journaux enregistrent les connexions et actions. Ils sont indispensables pour comprendre une attaque après coup. Précisez leur durée de conservation.</w:t>
       </w:r>
     </w:p>
     <w:p>
@@ -7105,7 +7237,7 @@
           <w:i/>
           <w:iCs/>
         </w:rPr>
-        <w:t xml:space="preserve">CNIL sous 72h et patients concernés ; décidé par le DPO, procédure non écrite</w:t>
+        <w:t xml:space="preserve">Journaux conservés 6 mois sur les serveurs principaux</w:t>
       </w:r>
     </w:p>
     <w:p>
@@ -7134,14 +7266,13 @@
       </w:r>
     </w:p>
     <w:bookmarkEnd w:id="85"/>
-    <w:bookmarkEnd w:id="86"/>
-    <w:bookmarkStart w:id="90" w:name="écosystème-et-tiers-de-confiance"/>
-    <w:p>
-      <w:pPr>
-        <w:pStyle w:val="Heading2"/>
-      </w:pPr>
-      <w:r>
-        <w:t xml:space="preserve">12. Écosystème et tiers de confiance</w:t>
+    <w:bookmarkStart w:id="86" w:name="X011ad9c49dbafe9deca78521e7e7b7c98c9306b"/>
+    <w:p>
+      <w:pPr>
+        <w:pStyle w:val="Heading3"/>
+      </w:pPr>
+      <w:r>
+        <w:t xml:space="preserve">Surveillez-vous activement les alertes de sécurité (SIEM/SOC) ?</w:t>
       </w:r>
     </w:p>
     <w:p>
@@ -7149,27 +7280,6 @@
         <w:pStyle w:val="FirstParagraph"/>
       </w:pPr>
       <w:r>
-        <w:rPr>
-          <w:i/>
-          <w:iCs/>
-        </w:rPr>
-        <w:t xml:space="preserve">Vos dépendances envers d’autres organisations — souvent une porte d’entrée des attaques.</w:t>
-      </w:r>
-    </w:p>
-    <w:bookmarkStart w:id="87" w:name="X06309a65659dc2fbba8de012a8a3046c7e87bc8"/>
-    <w:p>
-      <w:pPr>
-        <w:pStyle w:val="Heading3"/>
-      </w:pPr>
-      <w:r>
-        <w:t xml:space="preserve">Quels sont vos fournisseurs / prestataires critiques ?</w:t>
-      </w:r>
-    </w:p>
-    <w:p>
-      <w:pPr>
-        <w:pStyle w:val="FirstParagraph"/>
-      </w:pPr>
-      <w:r>
         <w:t xml:space="preserve">🔹</w:t>
       </w:r>
       <w:r>
@@ -7186,7 +7296,7 @@
         <w:t xml:space="preserve"> </w:t>
       </w:r>
       <w:r>
-        <w:t xml:space="preserve">Ceux dont une panne ou un piratage vous impacterait directement (hébergeur, éditeur, infogérant, fournisseur d’énergie). L’attaque passe souvent par eux.</w:t>
+        <w:t xml:space="preserve">Un SIEM centralise les alertes ; un SOC est l’équipe qui les surveille en continu. Beaucoup d’organisations n’en ont pas — dites simplement l’état réel.</w:t>
       </w:r>
     </w:p>
     <w:p>
@@ -7204,13 +7314,13 @@
           <w:i/>
           <w:iCs/>
         </w:rPr>
-        <w:t xml:space="preserve">Priorité : Critique — indispensable pour démarrer l’étude.</w:t>
-      </w:r>
-      <w:r>
-        <w:t xml:space="preserve"> </w:t>
-      </w:r>
-      <w:r>
-        <w:t xml:space="preserve">Format attendu : Liste.</w:t>
+        <w:t xml:space="preserve">Priorité : Important — si vous ne pouvez pas répondre, indiquez pourquoi.</w:t>
+      </w:r>
+      <w:r>
+        <w:t xml:space="preserve"> </w:t>
+      </w:r>
+      <w:r>
+        <w:t xml:space="preserve">Format attendu : Texte.</w:t>
       </w:r>
       <w:r>
         <w:t xml:space="preserve"> </w:t>
@@ -7226,7 +7336,7 @@
           <w:i/>
           <w:iCs/>
         </w:rPr>
-        <w:t xml:space="preserve">Hébergeur HDS, éditeur du SIH, prestataire d’infogérance</w:t>
+        <w:t xml:space="preserve">Pas de SOC ; alertes Defender consultées ponctuellement</w:t>
       </w:r>
     </w:p>
     <w:p>
@@ -7254,14 +7364,14 @@
         </w:pict>
       </w:r>
     </w:p>
-    <w:bookmarkEnd w:id="87"/>
-    <w:bookmarkStart w:id="88" w:name="X6e2c7c4af99e870e26138c76ffc613bc74eb243"/>
+    <w:bookmarkEnd w:id="86"/>
+    <w:bookmarkStart w:id="87" w:name="X65d07f926673e140c88be6b3fcf3dcb2a0d1df9"/>
     <w:p>
       <w:pPr>
         <w:pStyle w:val="Heading3"/>
       </w:pPr>
       <w:r>
-        <w:t xml:space="preserve">Une partie de votre informatique est-elle infogérée / externalisée ?</w:t>
+        <w:t xml:space="preserve">Avez-vous déjà subi des incidents de sécurité notables ?</w:t>
       </w:r>
     </w:p>
     <w:p>
@@ -7285,7 +7395,7 @@
         <w:t xml:space="preserve"> </w:t>
       </w:r>
       <w:r>
-        <w:t xml:space="preserve">Confiez-vous la gestion de vos systèmes à un prestataire externe ? Si oui, il a des accès étendus qu’il faut encadrer.</w:t>
+        <w:t xml:space="preserve">Virus, rançongiciel, fuite de données, intrusion, fraude… Même anciens, ils renseignent sur votre exposition. Aucune honte : l’objectif est d’apprendre.</w:t>
       </w:r>
     </w:p>
     <w:p>
@@ -7325,7 +7435,7 @@
           <w:i/>
           <w:iCs/>
         </w:rPr>
-        <w:t xml:space="preserve">Infogérance partielle des serveurs par un prestataire local</w:t>
+        <w:t xml:space="preserve">Une tentative de rançongiciel bloquée en 2023</w:t>
       </w:r>
     </w:p>
     <w:p>
@@ -7353,14 +7463,14 @@
         </w:pict>
       </w:r>
     </w:p>
-    <w:bookmarkEnd w:id="88"/>
-    <w:bookmarkStart w:id="89" w:name="X55b257a38ab5698cdfa2d1abb63333a795331df"/>
+    <w:bookmarkEnd w:id="87"/>
+    <w:bookmarkStart w:id="88" w:name="Xfe4780ce29dd846e981f37f021b5f46b2884d8b"/>
     <w:p>
       <w:pPr>
         <w:pStyle w:val="Heading3"/>
       </w:pPr>
       <w:r>
-        <w:t xml:space="preserve">Vos contrats prestataires incluent-ils des exigences de sécurité ?</w:t>
+        <w:t xml:space="preserve">Disposez-vous d’une procédure de réponse aux incidents ?</w:t>
       </w:r>
     </w:p>
     <w:p>
@@ -7384,7 +7494,7 @@
         <w:t xml:space="preserve"> </w:t>
       </w:r>
       <w:r>
-        <w:t xml:space="preserve">Des engagements écrits (confidentialité, notification en cas d’incident, droit d’audit). Sans clause, vous avez peu de recours.</w:t>
+        <w:t xml:space="preserve">Qui appeler, quoi faire, dans quel ordre en cas de crise cyber. Et avez-vous un contact d’assistance (prestataire, assurance cyber, CERT) ?</w:t>
       </w:r>
     </w:p>
     <w:p>
@@ -7424,7 +7534,7 @@
           <w:i/>
           <w:iCs/>
         </w:rPr>
-        <w:t xml:space="preserve">Clauses RGPD présentes, exigences de sécurité limitées</w:t>
+        <w:t xml:space="preserve">Procédure informelle ; contrat d’assistance avec un prestataire</w:t>
       </w:r>
     </w:p>
     <w:p>
@@ -7452,15 +7562,14 @@
         </w:pict>
       </w:r>
     </w:p>
-    <w:bookmarkEnd w:id="89"/>
-    <w:bookmarkEnd w:id="90"/>
-    <w:bookmarkStart w:id="94" w:name="sécurité-physique-et-facteur-humain"/>
-    <w:p>
-      <w:pPr>
-        <w:pStyle w:val="Heading2"/>
-      </w:pPr>
-      <w:r>
-        <w:t xml:space="preserve">13. Sécurité physique et facteur humain</w:t>
+    <w:bookmarkEnd w:id="88"/>
+    <w:bookmarkStart w:id="89" w:name="X74907ffd038f1e6e70e2650463e647378d2d838"/>
+    <w:p>
+      <w:pPr>
+        <w:pStyle w:val="Heading3"/>
+      </w:pPr>
+      <w:r>
+        <w:t xml:space="preserve">En cas de violation de données, qui devez-vous prévenir et sous quel délai ?</w:t>
       </w:r>
     </w:p>
     <w:p>
@@ -7468,27 +7577,6 @@
         <w:pStyle w:val="FirstParagraph"/>
       </w:pPr>
       <w:r>
-        <w:rPr>
-          <w:i/>
-          <w:iCs/>
-        </w:rPr>
-        <w:t xml:space="preserve">Les locaux et les personnes comptent autant que la technique.</w:t>
-      </w:r>
-    </w:p>
-    <w:bookmarkStart w:id="91" w:name="X61c1bb4992840106df5dc3498aa752925a149fc"/>
-    <w:p>
-      <w:pPr>
-        <w:pStyle w:val="Heading3"/>
-      </w:pPr>
-      <w:r>
-        <w:t xml:space="preserve">Comment sont protégés vos locaux et salles serveurs ?</w:t>
-      </w:r>
-    </w:p>
-    <w:p>
-      <w:pPr>
-        <w:pStyle w:val="FirstParagraph"/>
-      </w:pPr>
-      <w:r>
         <w:t xml:space="preserve">🔹</w:t>
       </w:r>
       <w:r>
@@ -7505,7 +7593,7 @@
         <w:t xml:space="preserve"> </w:t>
       </w:r>
       <w:r>
-        <w:t xml:space="preserve">Contrôle d’accès (badges), vidéosurveillance, salle informatique fermée, protection contre l’incendie et les coupures électriques.</w:t>
+        <w:t xml:space="preserve">Certaines obligations imposent un délai court et non négociable — par exemple 72 heures vers l’autorité de contrôle, plus l’information des personnes concernées si le risque est élevé. Indiquez si ces destinataires et ces délais sont écrits, et qui décide.</w:t>
       </w:r>
     </w:p>
     <w:p>
@@ -7545,7 +7633,7 @@
           <w:i/>
           <w:iCs/>
         </w:rPr>
-        <w:t xml:space="preserve">Badges, salle serveurs fermée à clé, onduleurs</w:t>
+        <w:t xml:space="preserve">CNIL sous 72h et patients concernés ; décidé par le DPO, procédure non écrite</w:t>
       </w:r>
     </w:p>
     <w:p>
@@ -7573,14 +7661,48 @@
         </w:pict>
       </w:r>
     </w:p>
-    <w:bookmarkEnd w:id="91"/>
-    <w:bookmarkStart w:id="92" w:name="X83b94919e692c80c94e786cf01ea81fd2efed8e"/>
+    <w:bookmarkEnd w:id="89"/>
+    <w:bookmarkEnd w:id="90"/>
+    <w:bookmarkStart w:id="94" w:name="écosystème-et-tiers-de-confiance"/>
+    <w:p>
+      <w:pPr>
+        <w:pStyle w:val="Heading2"/>
+      </w:pPr>
+      <w:r>
+        <w:t xml:space="preserve">12. Écosystème et tiers de confiance</w:t>
+      </w:r>
+    </w:p>
+    <w:p>
+      <w:pPr>
+        <w:pStyle w:val="FirstParagraph"/>
+      </w:pPr>
+      <w:r>
+        <w:rPr>
+          <w:b/>
+          <w:bCs/>
+        </w:rPr>
+        <w:t xml:space="preserve">RÉPOND : DIRECTION / ACHATS</w:t>
+      </w:r>
+    </w:p>
+    <w:p>
+      <w:pPr>
+        <w:pStyle w:val="BodyText"/>
+      </w:pPr>
+      <w:r>
+        <w:rPr>
+          <w:i/>
+          <w:iCs/>
+        </w:rPr>
+        <w:t xml:space="preserve">Vos dépendances envers d’autres organisations — souvent une porte d’entrée des attaques.</w:t>
+      </w:r>
+    </w:p>
+    <w:bookmarkStart w:id="91" w:name="X06309a65659dc2fbba8de012a8a3046c7e87bc8"/>
     <w:p>
       <w:pPr>
         <w:pStyle w:val="Heading3"/>
       </w:pPr>
       <w:r>
-        <w:t xml:space="preserve">Vos collaborateurs sont-ils sensibilisés à la cybersécurité ?</w:t>
+        <w:t xml:space="preserve">Quels sont vos fournisseurs / prestataires critiques ?</w:t>
       </w:r>
     </w:p>
     <w:p>
@@ -7604,7 +7726,7 @@
         <w:t xml:space="preserve"> </w:t>
       </w:r>
       <w:r>
-        <w:t xml:space="preserve">Formations, campagnes de faux e-mails piégés (phishing), charte informatique. L’humain est la cible la plus fréquente des attaques.</w:t>
+        <w:t xml:space="preserve">Ceux dont une panne ou un piratage vous impacterait directement (hébergeur, éditeur, infogérant, fournisseur d’énergie). L’attaque passe souvent par eux.</w:t>
       </w:r>
     </w:p>
     <w:p>
@@ -7622,13 +7744,13 @@
           <w:i/>
           <w:iCs/>
         </w:rPr>
-        <w:t xml:space="preserve">Priorité : Important — si vous ne pouvez pas répondre, indiquez pourquoi.</w:t>
-      </w:r>
-      <w:r>
-        <w:t xml:space="preserve"> </w:t>
-      </w:r>
-      <w:r>
-        <w:t xml:space="preserve">Format attendu : Texte.</w:t>
+        <w:t xml:space="preserve">Priorité : Critique — indispensable pour démarrer l’étude.</w:t>
+      </w:r>
+      <w:r>
+        <w:t xml:space="preserve"> </w:t>
+      </w:r>
+      <w:r>
+        <w:t xml:space="preserve">Format attendu : Liste.</w:t>
       </w:r>
       <w:r>
         <w:t xml:space="preserve"> </w:t>
@@ -7644,7 +7766,7 @@
           <w:i/>
           <w:iCs/>
         </w:rPr>
-        <w:t xml:space="preserve">Sensibilisation annuelle, pas de test de phishing</w:t>
+        <w:t xml:space="preserve">Hébergeur HDS, éditeur du SIH, prestataire d’infogérance</w:t>
       </w:r>
     </w:p>
     <w:p>
@@ -7672,14 +7794,14 @@
         </w:pict>
       </w:r>
     </w:p>
-    <w:bookmarkEnd w:id="92"/>
-    <w:bookmarkStart w:id="93" w:name="X0485d6074538d395f0625c80a3a47c96baf4ae8"/>
+    <w:bookmarkEnd w:id="91"/>
+    <w:bookmarkStart w:id="92" w:name="X6e2c7c4af99e870e26138c76ffc613bc74eb243"/>
     <w:p>
       <w:pPr>
         <w:pStyle w:val="Heading3"/>
       </w:pPr>
       <w:r>
-        <w:t xml:space="preserve">Existe-t-il une charte informatique et des politiques de sécurité écrites ?</w:t>
+        <w:t xml:space="preserve">Une partie de votre informatique est-elle infogérée / externalisée ?</w:t>
       </w:r>
     </w:p>
     <w:p>
@@ -7703,7 +7825,7 @@
         <w:t xml:space="preserve"> </w:t>
       </w:r>
       <w:r>
-        <w:t xml:space="preserve">Des documents qui fixent les règles d’usage et de sécurité, connus des employés.</w:t>
+        <w:t xml:space="preserve">Confiez-vous la gestion de vos systèmes à un prestataire externe ? Si oui, il a des accès étendus qu’il faut encadrer.</w:t>
       </w:r>
     </w:p>
     <w:p>
@@ -7727,7 +7849,7 @@
         <w:t xml:space="preserve"> </w:t>
       </w:r>
       <w:r>
-        <w:t xml:space="preserve">Format attendu : Oui / Non + détails.</w:t>
+        <w:t xml:space="preserve">Format attendu : Texte.</w:t>
       </w:r>
       <w:r>
         <w:t xml:space="preserve"> </w:t>
@@ -7743,7 +7865,7 @@
           <w:i/>
           <w:iCs/>
         </w:rPr>
-        <w:t xml:space="preserve">Charte signée à l’embauche ; PSSI en cours de rédaction</w:t>
+        <w:t xml:space="preserve">Infogérance partielle des serveurs par un prestataire local</w:t>
       </w:r>
     </w:p>
     <w:p>
@@ -7771,15 +7893,14 @@
         </w:pict>
       </w:r>
     </w:p>
-    <w:bookmarkEnd w:id="93"/>
-    <w:bookmarkEnd w:id="94"/>
-    <w:bookmarkStart w:id="99" w:name="conformité-référentiels-et-historique"/>
-    <w:p>
-      <w:pPr>
-        <w:pStyle w:val="Heading2"/>
-      </w:pPr>
-      <w:r>
-        <w:t xml:space="preserve">14. Conformité, référentiels et historique</w:t>
+    <w:bookmarkEnd w:id="92"/>
+    <w:bookmarkStart w:id="93" w:name="X55b257a38ab5698cdfa2d1abb63333a795331df"/>
+    <w:p>
+      <w:pPr>
+        <w:pStyle w:val="Heading3"/>
+      </w:pPr>
+      <w:r>
+        <w:t xml:space="preserve">Vos contrats prestataires incluent-ils des exigences de sécurité ?</w:t>
       </w:r>
     </w:p>
     <w:p>
@@ -7787,27 +7908,6 @@
         <w:pStyle w:val="FirstParagraph"/>
       </w:pPr>
       <w:r>
-        <w:rPr>
-          <w:i/>
-          <w:iCs/>
-        </w:rPr>
-        <w:t xml:space="preserve">Les cadres réglementaires et normatifs qui s’appliquent, et ce qui a déjà été fait.</w:t>
-      </w:r>
-    </w:p>
-    <w:bookmarkStart w:id="95" w:name="X2d7e8a81eec934d60bd7eb309e49460aba40fc5"/>
-    <w:p>
-      <w:pPr>
-        <w:pStyle w:val="Heading3"/>
-      </w:pPr>
-      <w:r>
-        <w:t xml:space="preserve">Quels référentiels / réglementations s’appliquent à vous ?</w:t>
-      </w:r>
-    </w:p>
-    <w:p>
-      <w:pPr>
-        <w:pStyle w:val="FirstParagraph"/>
-      </w:pPr>
-      <w:r>
         <w:t xml:space="preserve">🔹</w:t>
       </w:r>
       <w:r>
@@ -7824,7 +7924,7 @@
         <w:t xml:space="preserve"> </w:t>
       </w:r>
       <w:r>
-        <w:t xml:space="preserve">Les cadres de sécurité et lois applicables. Pré-remplis : ISO 27001, guide d’hygiène ANSSI, RGPD, NIST. Confirmez, retirez, ou ajoutez (ex. HDS, HIPAA, PCI-DSS, NIS2).</w:t>
+        <w:t xml:space="preserve">Des engagements écrits (confidentialité, notification en cas d’incident, droit d’audit). Sans clause, vous avez peu de recours.</w:t>
       </w:r>
     </w:p>
     <w:p>
@@ -7842,13 +7942,13 @@
           <w:i/>
           <w:iCs/>
         </w:rPr>
-        <w:t xml:space="preserve">Priorité : Critique — indispensable pour démarrer l’étude.</w:t>
-      </w:r>
-      <w:r>
-        <w:t xml:space="preserve"> </w:t>
-      </w:r>
-      <w:r>
-        <w:t xml:space="preserve">Format attendu : Liste.</w:t>
+        <w:t xml:space="preserve">Priorité : Important — si vous ne pouvez pas répondre, indiquez pourquoi.</w:t>
+      </w:r>
+      <w:r>
+        <w:t xml:space="preserve"> </w:t>
+      </w:r>
+      <w:r>
+        <w:t xml:space="preserve">Format attendu : Texte.</w:t>
       </w:r>
       <w:r>
         <w:t xml:space="preserve"> </w:t>
@@ -7864,7 +7964,7 @@
           <w:i/>
           <w:iCs/>
         </w:rPr>
-        <w:t xml:space="preserve">ISO27001, ANSSI_hygiene, RGPD, NIST, HDS</w:t>
+        <w:t xml:space="preserve">Clauses RGPD présentes, exigences de sécurité limitées</w:t>
       </w:r>
     </w:p>
     <w:p>
@@ -7892,14 +7992,48 @@
         </w:pict>
       </w:r>
     </w:p>
-    <w:bookmarkEnd w:id="95"/>
-    <w:bookmarkStart w:id="96" w:name="Xa14397e40f17b9de5aef4b55dcfb55d1e02c752"/>
+    <w:bookmarkEnd w:id="93"/>
+    <w:bookmarkEnd w:id="94"/>
+    <w:bookmarkStart w:id="98" w:name="sécurité-physique-et-facteur-humain"/>
+    <w:p>
+      <w:pPr>
+        <w:pStyle w:val="Heading2"/>
+      </w:pPr>
+      <w:r>
+        <w:t xml:space="preserve">13. Sécurité physique et facteur humain</w:t>
+      </w:r>
+    </w:p>
+    <w:p>
+      <w:pPr>
+        <w:pStyle w:val="FirstParagraph"/>
+      </w:pPr>
+      <w:r>
+        <w:rPr>
+          <w:b/>
+          <w:bCs/>
+        </w:rPr>
+        <w:t xml:space="preserve">RÉPOND : RSSI / DSI</w:t>
+      </w:r>
+    </w:p>
+    <w:p>
+      <w:pPr>
+        <w:pStyle w:val="BodyText"/>
+      </w:pPr>
+      <w:r>
+        <w:rPr>
+          <w:i/>
+          <w:iCs/>
+        </w:rPr>
+        <w:t xml:space="preserve">Les locaux et les personnes comptent autant que la technique.</w:t>
+      </w:r>
+    </w:p>
+    <w:bookmarkStart w:id="95" w:name="X61c1bb4992840106df5dc3498aa752925a149fc"/>
     <w:p>
       <w:pPr>
         <w:pStyle w:val="Heading3"/>
       </w:pPr>
       <w:r>
-        <w:t xml:space="preserve">Détenez-vous déjà des certifications ou labels de sécurité ?</w:t>
+        <w:t xml:space="preserve">Comment sont protégés vos locaux et salles serveurs ?</w:t>
       </w:r>
     </w:p>
     <w:p>
@@ -7923,7 +8057,7 @@
         <w:t xml:space="preserve"> </w:t>
       </w:r>
       <w:r>
-        <w:t xml:space="preserve">Par exemple ISO 27001, HDS, SecNumCloud. Précisez leur périmètre et leur validité.</w:t>
+        <w:t xml:space="preserve">Contrôle d’accès (badges), vidéosurveillance, salle informatique fermée, protection contre l’incendie et les coupures électriques.</w:t>
       </w:r>
     </w:p>
     <w:p>
@@ -7963,7 +8097,7 @@
           <w:i/>
           <w:iCs/>
         </w:rPr>
-        <w:t xml:space="preserve">Certification HDS de l’hébergeur ; pas de certification propre</w:t>
+        <w:t xml:space="preserve">Badges, salle serveurs fermée à clé, onduleurs</w:t>
       </w:r>
     </w:p>
     <w:p>
@@ -7991,14 +8125,14 @@
         </w:pict>
       </w:r>
     </w:p>
-    <w:bookmarkEnd w:id="96"/>
-    <w:bookmarkStart w:id="97" w:name="Xd13c8feb8d9186eab5ae0420436c0922d69e70c"/>
+    <w:bookmarkEnd w:id="95"/>
+    <w:bookmarkStart w:id="96" w:name="X83b94919e692c80c94e786cf01ea81fd2efed8e"/>
     <w:p>
       <w:pPr>
         <w:pStyle w:val="Heading3"/>
       </w:pPr>
       <w:r>
-        <w:t xml:space="preserve">Des audits, tests d’intrusion ou évaluations ont-ils déjà eu lieu ?</w:t>
+        <w:t xml:space="preserve">Vos collaborateurs sont-ils sensibilisés à la cybersécurité ?</w:t>
       </w:r>
     </w:p>
     <w:p>
@@ -8022,7 +8156,7 @@
         <w:t xml:space="preserve"> </w:t>
       </w:r>
       <w:r>
-        <w:t xml:space="preserve">Tout travail antérieur (audit ANSSI, pentest, évaluation interne) et ses grandes conclusions. Cela évite de repartir de zéro.</w:t>
+        <w:t xml:space="preserve">Formations, campagnes de faux e-mails piégés (phishing), charte informatique. L’humain est la cible la plus fréquente des attaques.</w:t>
       </w:r>
     </w:p>
     <w:p>
@@ -8062,7 +8196,7 @@
           <w:i/>
           <w:iCs/>
         </w:rPr>
-        <w:t xml:space="preserve">Audit de maturité ANSSI en 2023, quelques écarts identifiés</w:t>
+        <w:t xml:space="preserve">Sensibilisation annuelle, pas de test de phishing</w:t>
       </w:r>
     </w:p>
     <w:p>
@@ -8090,14 +8224,14 @@
         </w:pict>
       </w:r>
     </w:p>
-    <w:bookmarkEnd w:id="97"/>
-    <w:bookmarkStart w:id="98" w:name="Xaf22107e8a36cafc1521e836e7c04e0404ded2a"/>
+    <w:bookmarkEnd w:id="96"/>
+    <w:bookmarkStart w:id="97" w:name="X0485d6074538d395f0625c80a3a47c96baf4ae8"/>
     <w:p>
       <w:pPr>
         <w:pStyle w:val="Heading3"/>
       </w:pPr>
       <w:r>
-        <w:t xml:space="preserve">Quels documents joignez-vous à ce questionnaire ? (facultatif)</w:t>
+        <w:t xml:space="preserve">Existe-t-il une charte informatique et des politiques de sécurité écrites ?</w:t>
       </w:r>
     </w:p>
     <w:p>
@@ -8121,7 +8255,7 @@
         <w:t xml:space="preserve"> </w:t>
       </w:r>
       <w:r>
-        <w:t xml:space="preserve">Tout document utile : politique de sécurité, schéma réseau, inventaire, rapport d’audit précédent, registre RGPD. C’est facultatif mais très utile — l’agent les lira et en extraira les informations, en citant ses sources.</w:t>
+        <w:t xml:space="preserve">Des documents qui fixent les règles d’usage et de sécurité, connus des employés.</w:t>
       </w:r>
     </w:p>
     <w:p>
@@ -8145,7 +8279,7 @@
         <w:t xml:space="preserve"> </w:t>
       </w:r>
       <w:r>
-        <w:t xml:space="preserve">Format attendu : Liste de fichiers.</w:t>
+        <w:t xml:space="preserve">Format attendu : Oui / Non + détails.</w:t>
       </w:r>
       <w:r>
         <w:t xml:space="preserve"> </w:t>
@@ -8161,7 +8295,7 @@
           <w:i/>
           <w:iCs/>
         </w:rPr>
-        <w:t xml:space="preserve">PSSI.pdf, schema_reseau.pdf, rapport_audit_2023.pdf</w:t>
+        <w:t xml:space="preserve">Charte signée à l’embauche ; PSSI en cours de rédaction</w:t>
       </w:r>
     </w:p>
     <w:p>
@@ -8189,9 +8323,671 @@
         </w:pict>
       </w:r>
     </w:p>
+    <w:bookmarkEnd w:id="97"/>
     <w:bookmarkEnd w:id="98"/>
+    <w:bookmarkStart w:id="101" w:name="sources-de-menace-et-scénarios-redoutés"/>
+    <w:p>
+      <w:pPr>
+        <w:pStyle w:val="Heading2"/>
+      </w:pPr>
+      <w:r>
+        <w:t xml:space="preserve">14. Sources de menace et scénarios redoutés</w:t>
+      </w:r>
+    </w:p>
+    <w:p>
+      <w:pPr>
+        <w:pStyle w:val="FirstParagraph"/>
+      </w:pPr>
+      <w:r>
+        <w:rPr>
+          <w:b/>
+          <w:bCs/>
+        </w:rPr>
+        <w:t xml:space="preserve">RÉPOND : DIRECTION / RSSI</w:t>
+      </w:r>
+    </w:p>
+    <w:p>
+      <w:pPr>
+        <w:pStyle w:val="BodyText"/>
+      </w:pPr>
+      <w:r>
+        <w:rPr>
+          <w:i/>
+          <w:iCs/>
+        </w:rPr>
+        <w:t xml:space="preserve">On cherche ici à identifier qui aurait intérêt à vous nuire, pourquoi, et par quel chemin probable — pas pour vous inquiéter, mais pour prioriser les protections là où elles comptent.</w:t>
+      </w:r>
+    </w:p>
+    <w:bookmarkStart w:id="99" w:name="X59cbbc114a1faa1a9ce8961f1c195a0d9f592db"/>
+    <w:p>
+      <w:pPr>
+        <w:pStyle w:val="Heading3"/>
+      </w:pPr>
+      <w:r>
+        <w:t xml:space="preserve">Selon vous, qui pourrait chercher à vous attaquer, et pourquoi ?</w:t>
+      </w:r>
+    </w:p>
+    <w:p>
+      <w:pPr>
+        <w:pStyle w:val="FirstParagraph"/>
+      </w:pPr>
+      <w:r>
+        <w:t xml:space="preserve">🔹</w:t>
+      </w:r>
+      <w:r>
+        <w:t xml:space="preserve"> </w:t>
+      </w:r>
+      <w:r>
+        <w:rPr>
+          <w:b/>
+          <w:bCs/>
+        </w:rPr>
+        <w:t xml:space="preserve">Explication.</w:t>
+      </w:r>
+      <w:r>
+        <w:t xml:space="preserve"> </w:t>
+      </w:r>
+      <w:r>
+        <w:t xml:space="preserve">Pensez à des cybercriminels motivés par l’argent (rançongiciel, fraude), un concurrent, un employé ou ancien employé mécontent, un État, ou un prestataire compromis servant de porte d’entrée. Décrivez ce qui vous semble plausible, même sans certitude.</w:t>
+      </w:r>
+    </w:p>
+    <w:p>
+      <w:pPr>
+        <w:pStyle w:val="BodyText"/>
+      </w:pPr>
+      <w:r>
+        <w:t xml:space="preserve">🔸</w:t>
+      </w:r>
+      <w:r>
+        <w:t xml:space="preserve"> </w:t>
+      </w:r>
+      <w:r>
+        <w:rPr>
+          <w:i/>
+          <w:iCs/>
+        </w:rPr>
+        <w:t xml:space="preserve">Priorité : Important — si vous ne pouvez pas répondre, indiquez pourquoi.</w:t>
+      </w:r>
+      <w:r>
+        <w:t xml:space="preserve"> </w:t>
+      </w:r>
+      <w:r>
+        <w:t xml:space="preserve">Format attendu : Texte libre.</w:t>
+      </w:r>
+      <w:r>
+        <w:t xml:space="preserve"> </w:t>
+      </w:r>
+      <w:r>
+        <w:t xml:space="preserve">Exemple :</w:t>
+      </w:r>
+      <w:r>
+        <w:t xml:space="preserve"> </w:t>
+      </w:r>
+      <w:r>
+        <w:rPr>
+          <w:i/>
+          <w:iCs/>
+        </w:rPr>
+        <w:t xml:space="preserve">Rançongiciel opportuniste ; revente de données de santé ; un ancien salarié parti en conflit</w:t>
+      </w:r>
+    </w:p>
+    <w:p>
+      <w:pPr>
+        <w:pStyle w:val="BodyText"/>
+      </w:pPr>
+      <w:r>
+        <w:t xml:space="preserve">✏️</w:t>
+      </w:r>
+      <w:r>
+        <w:t xml:space="preserve"> </w:t>
+      </w:r>
+      <w:r>
+        <w:rPr>
+          <w:b/>
+          <w:bCs/>
+        </w:rPr>
+        <w:t xml:space="preserve">Votre réponse :</w:t>
+      </w:r>
+    </w:p>
+    <w:p>
+      <w:r>
+        <w:pict>
+          <v:rect style="width:0;height:1.5pt" o:hralign="center" o:hrstd="t" o:hr="t"/>
+        </w:pict>
+      </w:r>
+    </w:p>
     <w:bookmarkEnd w:id="99"/>
+    <w:bookmarkStart w:id="100" w:name="Xa3ae67cc727c0957d54ebfa61757ed2e96c2a4c"/>
+    <w:p>
+      <w:pPr>
+        <w:pStyle w:val="Heading3"/>
+      </w:pPr>
+      <w:r>
+        <w:t xml:space="preserve">Par quel chemin une attaque arriverait-elle le plus probablement ?</w:t>
+      </w:r>
+    </w:p>
+    <w:p>
+      <w:pPr>
+        <w:pStyle w:val="FirstParagraph"/>
+      </w:pPr>
+      <w:r>
+        <w:t xml:space="preserve">🔹</w:t>
+      </w:r>
+      <w:r>
+        <w:t xml:space="preserve"> </w:t>
+      </w:r>
+      <w:r>
+        <w:rPr>
+          <w:b/>
+          <w:bCs/>
+        </w:rPr>
+        <w:t xml:space="preserve">Explication.</w:t>
+      </w:r>
+      <w:r>
+        <w:t xml:space="preserve"> </w:t>
+      </w:r>
+      <w:r>
+        <w:t xml:space="preserve">Par exemple un email piégé (phishing), un mot de passe volé ou faible, une faille logicielle non corrigée, une intrusion via un prestataire, ou un accès physique aux locaux.</w:t>
+      </w:r>
+    </w:p>
+    <w:p>
+      <w:pPr>
+        <w:pStyle w:val="BodyText"/>
+      </w:pPr>
+      <w:r>
+        <w:t xml:space="preserve">🔸</w:t>
+      </w:r>
+      <w:r>
+        <w:t xml:space="preserve"> </w:t>
+      </w:r>
+      <w:r>
+        <w:rPr>
+          <w:i/>
+          <w:iCs/>
+        </w:rPr>
+        <w:t xml:space="preserve">Priorité : Important — si vous ne pouvez pas répondre, indiquez pourquoi.</w:t>
+      </w:r>
+      <w:r>
+        <w:t xml:space="preserve"> </w:t>
+      </w:r>
+      <w:r>
+        <w:t xml:space="preserve">Format attendu : Texte.</w:t>
+      </w:r>
+      <w:r>
+        <w:t xml:space="preserve"> </w:t>
+      </w:r>
+      <w:r>
+        <w:t xml:space="preserve">Exemple :</w:t>
+      </w:r>
+      <w:r>
+        <w:t xml:space="preserve"> </w:t>
+      </w:r>
+      <w:r>
+        <w:rPr>
+          <w:i/>
+          <w:iCs/>
+        </w:rPr>
+        <w:t xml:space="preserve">Un email piégé ouvert par un utilisateur, ou la télémaintenance de l’éditeur</w:t>
+      </w:r>
+    </w:p>
+    <w:p>
+      <w:pPr>
+        <w:pStyle w:val="BodyText"/>
+      </w:pPr>
+      <w:r>
+        <w:t xml:space="preserve">✏️</w:t>
+      </w:r>
+      <w:r>
+        <w:t xml:space="preserve"> </w:t>
+      </w:r>
+      <w:r>
+        <w:rPr>
+          <w:b/>
+          <w:bCs/>
+        </w:rPr>
+        <w:t xml:space="preserve">Votre réponse :</w:t>
+      </w:r>
+    </w:p>
+    <w:p>
+      <w:r>
+        <w:pict>
+          <v:rect style="width:0;height:1.5pt" o:hralign="center" o:hrstd="t" o:hr="t"/>
+        </w:pict>
+      </w:r>
+    </w:p>
     <w:bookmarkEnd w:id="100"/>
+    <w:bookmarkEnd w:id="101"/>
+    <w:bookmarkStart w:id="106" w:name="conformité-référentiels-et-historique"/>
+    <w:p>
+      <w:pPr>
+        <w:pStyle w:val="Heading2"/>
+      </w:pPr>
+      <w:r>
+        <w:t xml:space="preserve">15. Conformité, référentiels et historique</w:t>
+      </w:r>
+    </w:p>
+    <w:p>
+      <w:pPr>
+        <w:pStyle w:val="FirstParagraph"/>
+      </w:pPr>
+      <w:r>
+        <w:rPr>
+          <w:b/>
+          <w:bCs/>
+        </w:rPr>
+        <w:t xml:space="preserve">RÉPOND : DIRECTION / RSSI</w:t>
+      </w:r>
+    </w:p>
+    <w:p>
+      <w:pPr>
+        <w:pStyle w:val="BodyText"/>
+      </w:pPr>
+      <w:r>
+        <w:rPr>
+          <w:i/>
+          <w:iCs/>
+        </w:rPr>
+        <w:t xml:space="preserve">Les cadres réglementaires et normatifs qui s’appliquent, et ce qui a déjà été fait.</w:t>
+      </w:r>
+    </w:p>
+    <w:bookmarkStart w:id="102" w:name="X2d7e8a81eec934d60bd7eb309e49460aba40fc5"/>
+    <w:p>
+      <w:pPr>
+        <w:pStyle w:val="Heading3"/>
+      </w:pPr>
+      <w:r>
+        <w:t xml:space="preserve">Quels référentiels / réglementations s’appliquent à vous ?</w:t>
+      </w:r>
+    </w:p>
+    <w:p>
+      <w:pPr>
+        <w:pStyle w:val="FirstParagraph"/>
+      </w:pPr>
+      <w:r>
+        <w:t xml:space="preserve">🔹</w:t>
+      </w:r>
+      <w:r>
+        <w:t xml:space="preserve"> </w:t>
+      </w:r>
+      <w:r>
+        <w:rPr>
+          <w:b/>
+          <w:bCs/>
+        </w:rPr>
+        <w:t xml:space="preserve">Explication.</w:t>
+      </w:r>
+      <w:r>
+        <w:t xml:space="preserve"> </w:t>
+      </w:r>
+      <w:r>
+        <w:t xml:space="preserve">Les cadres de sécurité et lois applicables. Pré-remplis : ISO 27001, guide d’hygiène ANSSI, RGPD, NIST. Confirmez, retirez, ou ajoutez (ex. HDS, HIPAA, PCI-DSS, NIS2).</w:t>
+      </w:r>
+    </w:p>
+    <w:p>
+      <w:pPr>
+        <w:pStyle w:val="BodyText"/>
+      </w:pPr>
+      <w:r>
+        <w:t xml:space="preserve">🔸</w:t>
+      </w:r>
+      <w:r>
+        <w:t xml:space="preserve"> </w:t>
+      </w:r>
+      <w:r>
+        <w:rPr>
+          <w:i/>
+          <w:iCs/>
+        </w:rPr>
+        <w:t xml:space="preserve">Priorité : Critique — indispensable pour démarrer l’étude.</w:t>
+      </w:r>
+      <w:r>
+        <w:t xml:space="preserve"> </w:t>
+      </w:r>
+      <w:r>
+        <w:t xml:space="preserve">Format attendu : Liste.</w:t>
+      </w:r>
+      <w:r>
+        <w:t xml:space="preserve"> </w:t>
+      </w:r>
+      <w:r>
+        <w:t xml:space="preserve">Exemple :</w:t>
+      </w:r>
+      <w:r>
+        <w:t xml:space="preserve"> </w:t>
+      </w:r>
+      <w:r>
+        <w:rPr>
+          <w:i/>
+          <w:iCs/>
+        </w:rPr>
+        <w:t xml:space="preserve">ISO27001, ANSSI_hygiene, RGPD, NIST, HDS</w:t>
+      </w:r>
+    </w:p>
+    <w:p>
+      <w:pPr>
+        <w:pStyle w:val="BodyText"/>
+      </w:pPr>
+      <w:r>
+        <w:t xml:space="preserve">✏️</w:t>
+      </w:r>
+      <w:r>
+        <w:t xml:space="preserve"> </w:t>
+      </w:r>
+      <w:r>
+        <w:rPr>
+          <w:b/>
+          <w:bCs/>
+        </w:rPr>
+        <w:t xml:space="preserve">Votre réponse :</w:t>
+      </w:r>
+    </w:p>
+    <w:p>
+      <w:r>
+        <w:pict>
+          <v:rect style="width:0;height:1.5pt" o:hralign="center" o:hrstd="t" o:hr="t"/>
+        </w:pict>
+      </w:r>
+    </w:p>
+    <w:bookmarkEnd w:id="102"/>
+    <w:bookmarkStart w:id="103" w:name="Xa14397e40f17b9de5aef4b55dcfb55d1e02c752"/>
+    <w:p>
+      <w:pPr>
+        <w:pStyle w:val="Heading3"/>
+      </w:pPr>
+      <w:r>
+        <w:t xml:space="preserve">Détenez-vous déjà des certifications ou labels de sécurité ?</w:t>
+      </w:r>
+    </w:p>
+    <w:p>
+      <w:pPr>
+        <w:pStyle w:val="FirstParagraph"/>
+      </w:pPr>
+      <w:r>
+        <w:t xml:space="preserve">🔹</w:t>
+      </w:r>
+      <w:r>
+        <w:t xml:space="preserve"> </w:t>
+      </w:r>
+      <w:r>
+        <w:rPr>
+          <w:b/>
+          <w:bCs/>
+        </w:rPr>
+        <w:t xml:space="preserve">Explication.</w:t>
+      </w:r>
+      <w:r>
+        <w:t xml:space="preserve"> </w:t>
+      </w:r>
+      <w:r>
+        <w:t xml:space="preserve">Par exemple ISO 27001, HDS, SecNumCloud. Précisez leur périmètre et leur validité.</w:t>
+      </w:r>
+    </w:p>
+    <w:p>
+      <w:pPr>
+        <w:pStyle w:val="BodyText"/>
+      </w:pPr>
+      <w:r>
+        <w:t xml:space="preserve">🔸</w:t>
+      </w:r>
+      <w:r>
+        <w:t xml:space="preserve"> </w:t>
+      </w:r>
+      <w:r>
+        <w:rPr>
+          <w:i/>
+          <w:iCs/>
+        </w:rPr>
+        <w:t xml:space="preserve">Priorité : Important — si vous ne pouvez pas répondre, indiquez pourquoi.</w:t>
+      </w:r>
+      <w:r>
+        <w:t xml:space="preserve"> </w:t>
+      </w:r>
+      <w:r>
+        <w:t xml:space="preserve">Format attendu : Texte.</w:t>
+      </w:r>
+      <w:r>
+        <w:t xml:space="preserve"> </w:t>
+      </w:r>
+      <w:r>
+        <w:t xml:space="preserve">Exemple :</w:t>
+      </w:r>
+      <w:r>
+        <w:t xml:space="preserve"> </w:t>
+      </w:r>
+      <w:r>
+        <w:rPr>
+          <w:i/>
+          <w:iCs/>
+        </w:rPr>
+        <w:t xml:space="preserve">Certification HDS de l’hébergeur ; pas de certification propre</w:t>
+      </w:r>
+    </w:p>
+    <w:p>
+      <w:pPr>
+        <w:pStyle w:val="BodyText"/>
+      </w:pPr>
+      <w:r>
+        <w:t xml:space="preserve">✏️</w:t>
+      </w:r>
+      <w:r>
+        <w:t xml:space="preserve"> </w:t>
+      </w:r>
+      <w:r>
+        <w:rPr>
+          <w:b/>
+          <w:bCs/>
+        </w:rPr>
+        <w:t xml:space="preserve">Votre réponse :</w:t>
+      </w:r>
+    </w:p>
+    <w:p>
+      <w:r>
+        <w:pict>
+          <v:rect style="width:0;height:1.5pt" o:hralign="center" o:hrstd="t" o:hr="t"/>
+        </w:pict>
+      </w:r>
+    </w:p>
+    <w:bookmarkEnd w:id="103"/>
+    <w:bookmarkStart w:id="104" w:name="Xd13c8feb8d9186eab5ae0420436c0922d69e70c"/>
+    <w:p>
+      <w:pPr>
+        <w:pStyle w:val="Heading3"/>
+      </w:pPr>
+      <w:r>
+        <w:t xml:space="preserve">Des audits, tests d’intrusion ou évaluations ont-ils déjà eu lieu ?</w:t>
+      </w:r>
+    </w:p>
+    <w:p>
+      <w:pPr>
+        <w:pStyle w:val="FirstParagraph"/>
+      </w:pPr>
+      <w:r>
+        <w:t xml:space="preserve">🔹</w:t>
+      </w:r>
+      <w:r>
+        <w:t xml:space="preserve"> </w:t>
+      </w:r>
+      <w:r>
+        <w:rPr>
+          <w:b/>
+          <w:bCs/>
+        </w:rPr>
+        <w:t xml:space="preserve">Explication.</w:t>
+      </w:r>
+      <w:r>
+        <w:t xml:space="preserve"> </w:t>
+      </w:r>
+      <w:r>
+        <w:t xml:space="preserve">Tout travail antérieur (audit ANSSI, pentest, évaluation interne) et ses grandes conclusions. Cela évite de repartir de zéro.</w:t>
+      </w:r>
+    </w:p>
+    <w:p>
+      <w:pPr>
+        <w:pStyle w:val="BodyText"/>
+      </w:pPr>
+      <w:r>
+        <w:t xml:space="preserve">🔸</w:t>
+      </w:r>
+      <w:r>
+        <w:t xml:space="preserve"> </w:t>
+      </w:r>
+      <w:r>
+        <w:rPr>
+          <w:i/>
+          <w:iCs/>
+        </w:rPr>
+        <w:t xml:space="preserve">Priorité : Important — si vous ne pouvez pas répondre, indiquez pourquoi.</w:t>
+      </w:r>
+      <w:r>
+        <w:t xml:space="preserve"> </w:t>
+      </w:r>
+      <w:r>
+        <w:t xml:space="preserve">Format attendu : Texte.</w:t>
+      </w:r>
+      <w:r>
+        <w:t xml:space="preserve"> </w:t>
+      </w:r>
+      <w:r>
+        <w:t xml:space="preserve">Exemple :</w:t>
+      </w:r>
+      <w:r>
+        <w:t xml:space="preserve"> </w:t>
+      </w:r>
+      <w:r>
+        <w:rPr>
+          <w:i/>
+          <w:iCs/>
+        </w:rPr>
+        <w:t xml:space="preserve">Audit de maturité ANSSI en 2023, quelques écarts identifiés</w:t>
+      </w:r>
+    </w:p>
+    <w:p>
+      <w:pPr>
+        <w:pStyle w:val="BodyText"/>
+      </w:pPr>
+      <w:r>
+        <w:t xml:space="preserve">✏️</w:t>
+      </w:r>
+      <w:r>
+        <w:t xml:space="preserve"> </w:t>
+      </w:r>
+      <w:r>
+        <w:rPr>
+          <w:b/>
+          <w:bCs/>
+        </w:rPr>
+        <w:t xml:space="preserve">Votre réponse :</w:t>
+      </w:r>
+    </w:p>
+    <w:p>
+      <w:r>
+        <w:pict>
+          <v:rect style="width:0;height:1.5pt" o:hralign="center" o:hrstd="t" o:hr="t"/>
+        </w:pict>
+      </w:r>
+    </w:p>
+    <w:bookmarkEnd w:id="104"/>
+    <w:bookmarkStart w:id="105" w:name="Xaf22107e8a36cafc1521e836e7c04e0404ded2a"/>
+    <w:p>
+      <w:pPr>
+        <w:pStyle w:val="Heading3"/>
+      </w:pPr>
+      <w:r>
+        <w:t xml:space="preserve">Quels documents joignez-vous à ce questionnaire ? (facultatif)</w:t>
+      </w:r>
+    </w:p>
+    <w:p>
+      <w:pPr>
+        <w:pStyle w:val="FirstParagraph"/>
+      </w:pPr>
+      <w:r>
+        <w:t xml:space="preserve">🔹</w:t>
+      </w:r>
+      <w:r>
+        <w:t xml:space="preserve"> </w:t>
+      </w:r>
+      <w:r>
+        <w:rPr>
+          <w:b/>
+          <w:bCs/>
+        </w:rPr>
+        <w:t xml:space="preserve">Explication.</w:t>
+      </w:r>
+      <w:r>
+        <w:t xml:space="preserve"> </w:t>
+      </w:r>
+      <w:r>
+        <w:t xml:space="preserve">Tout document utile : politique de sécurité, schéma réseau, inventaire, rapport d’audit précédent, registre RGPD. C’est facultatif mais très utile — l’agent les lira et en extraira les informations, en citant ses sources.</w:t>
+      </w:r>
+    </w:p>
+    <w:p>
+      <w:pPr>
+        <w:pStyle w:val="BodyText"/>
+      </w:pPr>
+      <w:r>
+        <w:t xml:space="preserve">🔸</w:t>
+      </w:r>
+      <w:r>
+        <w:t xml:space="preserve"> </w:t>
+      </w:r>
+      <w:r>
+        <w:rPr>
+          <w:i/>
+          <w:iCs/>
+        </w:rPr>
+        <w:t xml:space="preserve">Priorité : Important — si vous ne pouvez pas répondre, indiquez pourquoi.</w:t>
+      </w:r>
+      <w:r>
+        <w:t xml:space="preserve"> </w:t>
+      </w:r>
+      <w:r>
+        <w:t xml:space="preserve">Format attendu : Liste de fichiers.</w:t>
+      </w:r>
+      <w:r>
+        <w:t xml:space="preserve"> </w:t>
+      </w:r>
+      <w:r>
+        <w:t xml:space="preserve">Exemple :</w:t>
+      </w:r>
+      <w:r>
+        <w:t xml:space="preserve"> </w:t>
+      </w:r>
+      <w:r>
+        <w:rPr>
+          <w:i/>
+          <w:iCs/>
+        </w:rPr>
+        <w:t xml:space="preserve">PSSI.pdf, schema_reseau.pdf, rapport_audit_2023.pdf</w:t>
+      </w:r>
+    </w:p>
+    <w:p>
+      <w:pPr>
+        <w:pStyle w:val="BodyText"/>
+      </w:pPr>
+      <w:r>
+        <w:t xml:space="preserve">✏️</w:t>
+      </w:r>
+      <w:r>
+        <w:t xml:space="preserve"> </w:t>
+      </w:r>
+      <w:r>
+        <w:rPr>
+          <w:b/>
+          <w:bCs/>
+        </w:rPr>
+        <w:t xml:space="preserve">Votre réponse :</w:t>
+      </w:r>
+    </w:p>
+    <w:p>
+      <w:r>
+        <w:pict>
+          <v:rect style="width:0;height:1.5pt" o:hralign="center" o:hrstd="t" o:hr="t"/>
+        </w:pict>
+      </w:r>
+    </w:p>
+    <w:bookmarkEnd w:id="105"/>
+    <w:bookmarkEnd w:id="106"/>
+    <w:bookmarkEnd w:id="107"/>
     <w:sectPr>
       <w:footnotePr>
         <w:numRestart w:val="eachSect"/>
